--- a/data/outputs/v2/Core_Mathematics/SS2.1_Similarity_and_Enlargement/Core_Mathematics_Similarity_and_Enlargement_CBE_LessonSequence.docx
+++ b/data/outputs/v2/Core_Mathematics/SS2.1_Similarity_and_Enlargement/Core_Mathematics_Similarity_and_Enlargement_CBE_LessonSequence.docx
@@ -3058,32 +3058,32 @@
         <w:tc>
           <w:tcPr>
             <w:tcW w:type="dxa" w:w="1520"/>
-            <w:shd w:fill="F2F2F2" w:color="auto" w:val="clear"/>
-            <w:tcMar>
-              <w:top w:type="dxa" w:w="60"/>
-              <w:left w:type="dxa" w:w="120"/>
-              <w:bottom w:type="dxa" w:w="60"/>
-              <w:right w:type="dxa" w:w="120"/>
-            </w:tcMar>
-            <w:vAlign w:val="top"/>
-          </w:tcPr>
-          <w:p>
-            <w:pPr>
-              <w:spacing w:after="40" w:before="0"/>
-              <w:jc w:val="left"/>
-            </w:pPr>
-            <w:r>
-              <w:rPr>
-                <w:rFonts w:ascii="Arial" w:cs="Arial" w:eastAsia="Arial" w:hAnsi="Arial"/>
-                <w:b/>
-                <w:bCs/>
-                <w:i w:val="false"/>
-                <w:iCs w:val="false"/>
-                <w:color w:val="000000"/>
-                <w:sz w:val="18"/>
-                <w:szCs w:val="18"/>
-              </w:rPr>
-              <w:t xml:space="preserve">1 — Predict</w:t>
+            <w:shd w:fill="EAD1F5" w:color="auto" w:val="clear"/>
+            <w:tcMar>
+              <w:top w:type="dxa" w:w="60"/>
+              <w:left w:type="dxa" w:w="120"/>
+              <w:bottom w:type="dxa" w:w="60"/>
+              <w:right w:type="dxa" w:w="120"/>
+            </w:tcMar>
+            <w:vAlign w:val="top"/>
+          </w:tcPr>
+          <w:p>
+            <w:pPr>
+              <w:spacing w:after="40" w:before="0"/>
+              <w:jc w:val="left"/>
+            </w:pPr>
+            <w:r>
+              <w:rPr>
+                <w:rFonts w:ascii="Arial" w:cs="Arial" w:eastAsia="Arial" w:hAnsi="Arial"/>
+                <w:b/>
+                <w:bCs/>
+                <w:i w:val="false"/>
+                <w:iCs w:val="false"/>
+                <w:color w:val="000000"/>
+                <w:sz w:val="18"/>
+                <w:szCs w:val="18"/>
+              </w:rPr>
+              <w:t xml:space="preserve">Predict Phase</w:t>
             </w:r>
           </w:p>
           <w:p>
@@ -3106,7 +3106,7 @@
             <w:pPr>
               <w:spacing w:after="20" w:before="0"/>
             </w:pPr>
-            <w:hyperlink w:history="1" r:id="rId_bxgxisczgblf4wirkplj">
+            <w:hyperlink w:history="1" r:id="rIdciektl_imffrl8is1oelh">
               <w:r>
                 <w:rPr>
                   <w:rFonts w:ascii="Arial" w:cs="Arial" w:eastAsia="Arial" w:hAnsi="Arial"/>
@@ -3139,7 +3139,7 @@
               <w:spacing w:after="10" w:before="0"/>
               <w:ind w:left="120"/>
             </w:pPr>
-            <w:hyperlink w:history="1" r:id="rId8c_xcmqkfli2xyal28ckw">
+            <w:hyperlink w:history="1" r:id="rIdffoenl9bh-xmyk2allr3q">
               <w:r>
                 <w:rPr>
                   <w:rFonts w:ascii="Arial" w:cs="Arial" w:eastAsia="Arial" w:hAnsi="Arial"/>
@@ -3184,7 +3184,7 @@
             <w:pPr>
               <w:spacing w:after="20" w:before="0"/>
             </w:pPr>
-            <w:hyperlink w:history="1" r:id="rId6gq4jckxfrasqytp6jkbb">
+            <w:hyperlink w:history="1" r:id="rId8p63xl0hkms03_jis7vxu">
               <w:r>
                 <w:rPr>
                   <w:rFonts w:ascii="Arial" w:cs="Arial" w:eastAsia="Arial" w:hAnsi="Arial"/>
@@ -3217,7 +3217,7 @@
               <w:spacing w:after="10" w:before="0"/>
               <w:ind w:left="120"/>
             </w:pPr>
-            <w:hyperlink w:history="1" r:id="rIdto2qa63q3fd--lpjh1jnn">
+            <w:hyperlink w:history="1" r:id="rIdrnnqlldwn2ovnhewdnf0j">
               <w:r>
                 <w:rPr>
                   <w:rFonts w:ascii="Arial" w:cs="Arial" w:eastAsia="Arial" w:hAnsi="Arial"/>
@@ -3364,32 +3364,32 @@
         <w:tc>
           <w:tcPr>
             <w:tcW w:type="dxa" w:w="1520"/>
-            <w:shd w:fill="F2F2F2" w:color="auto" w:val="clear"/>
-            <w:tcMar>
-              <w:top w:type="dxa" w:w="60"/>
-              <w:left w:type="dxa" w:w="120"/>
-              <w:bottom w:type="dxa" w:w="60"/>
-              <w:right w:type="dxa" w:w="120"/>
-            </w:tcMar>
-            <w:vAlign w:val="top"/>
-          </w:tcPr>
-          <w:p>
-            <w:pPr>
-              <w:spacing w:after="40" w:before="0"/>
-              <w:jc w:val="left"/>
-            </w:pPr>
-            <w:r>
-              <w:rPr>
-                <w:rFonts w:ascii="Arial" w:cs="Arial" w:eastAsia="Arial" w:hAnsi="Arial"/>
-                <w:b/>
-                <w:bCs/>
-                <w:i w:val="false"/>
-                <w:iCs w:val="false"/>
-                <w:color w:val="000000"/>
-                <w:sz w:val="18"/>
-                <w:szCs w:val="18"/>
-              </w:rPr>
-              <w:t xml:space="preserve">2 — Observe</w:t>
+            <w:shd w:fill="D9EEF1" w:color="auto" w:val="clear"/>
+            <w:tcMar>
+              <w:top w:type="dxa" w:w="60"/>
+              <w:left w:type="dxa" w:w="120"/>
+              <w:bottom w:type="dxa" w:w="60"/>
+              <w:right w:type="dxa" w:w="120"/>
+            </w:tcMar>
+            <w:vAlign w:val="top"/>
+          </w:tcPr>
+          <w:p>
+            <w:pPr>
+              <w:spacing w:after="40" w:before="0"/>
+              <w:jc w:val="left"/>
+            </w:pPr>
+            <w:r>
+              <w:rPr>
+                <w:rFonts w:ascii="Arial" w:cs="Arial" w:eastAsia="Arial" w:hAnsi="Arial"/>
+                <w:b/>
+                <w:bCs/>
+                <w:i w:val="false"/>
+                <w:iCs w:val="false"/>
+                <w:color w:val="000000"/>
+                <w:sz w:val="18"/>
+                <w:szCs w:val="18"/>
+              </w:rPr>
+              <w:t xml:space="preserve">Observe Phase</w:t>
             </w:r>
           </w:p>
           <w:p>
@@ -3412,7 +3412,7 @@
             <w:pPr>
               <w:spacing w:after="20" w:before="0"/>
             </w:pPr>
-            <w:hyperlink w:history="1" r:id="rIdlpyk7swbxbukjyevm_xcs">
+            <w:hyperlink w:history="1" r:id="rId0hzyq6hj51i8oljdgfpzw">
               <w:r>
                 <w:rPr>
                   <w:rFonts w:ascii="Arial" w:cs="Arial" w:eastAsia="Arial" w:hAnsi="Arial"/>
@@ -3445,7 +3445,7 @@
               <w:spacing w:after="10" w:before="0"/>
               <w:ind w:left="120"/>
             </w:pPr>
-            <w:hyperlink w:history="1" r:id="rIdbr4_1uo3t1vdsuhgkauun">
+            <w:hyperlink w:history="1" r:id="rIdm2d4rox--ytk1smuvlcbk">
               <w:r>
                 <w:rPr>
                   <w:rFonts w:ascii="Arial" w:cs="Arial" w:eastAsia="Arial" w:hAnsi="Arial"/>
@@ -3490,7 +3490,7 @@
             <w:pPr>
               <w:spacing w:after="20" w:before="0"/>
             </w:pPr>
-            <w:hyperlink w:history="1" r:id="rIdfd0ojpklii_q_awlxszeb">
+            <w:hyperlink w:history="1" r:id="rIdpzq0swa61x0canpoo6qaw">
               <w:r>
                 <w:rPr>
                   <w:rFonts w:ascii="Arial" w:cs="Arial" w:eastAsia="Arial" w:hAnsi="Arial"/>
@@ -3523,7 +3523,7 @@
               <w:spacing w:after="10" w:before="0"/>
               <w:ind w:left="120"/>
             </w:pPr>
-            <w:hyperlink w:history="1" r:id="rIdxcg_zy9hnqwxxpstnscbd">
+            <w:hyperlink w:history="1" r:id="rIdpcrjifoa0fxj4h8invti6">
               <w:r>
                 <w:rPr>
                   <w:rFonts w:ascii="Arial" w:cs="Arial" w:eastAsia="Arial" w:hAnsi="Arial"/>
@@ -3670,32 +3670,32 @@
         <w:tc>
           <w:tcPr>
             <w:tcW w:type="dxa" w:w="1520"/>
-            <w:shd w:fill="F2F2F2" w:color="auto" w:val="clear"/>
-            <w:tcMar>
-              <w:top w:type="dxa" w:w="60"/>
-              <w:left w:type="dxa" w:w="120"/>
-              <w:bottom w:type="dxa" w:w="60"/>
-              <w:right w:type="dxa" w:w="120"/>
-            </w:tcMar>
-            <w:vAlign w:val="top"/>
-          </w:tcPr>
-          <w:p>
-            <w:pPr>
-              <w:spacing w:after="40" w:before="0"/>
-              <w:jc w:val="left"/>
-            </w:pPr>
-            <w:r>
-              <w:rPr>
-                <w:rFonts w:ascii="Arial" w:cs="Arial" w:eastAsia="Arial" w:hAnsi="Arial"/>
-                <w:b/>
-                <w:bCs/>
-                <w:i w:val="false"/>
-                <w:iCs w:val="false"/>
-                <w:color w:val="000000"/>
-                <w:sz w:val="18"/>
-                <w:szCs w:val="18"/>
-              </w:rPr>
-              <w:t xml:space="preserve">3 — Explain</w:t>
+            <w:shd w:fill="E2EFDA" w:color="auto" w:val="clear"/>
+            <w:tcMar>
+              <w:top w:type="dxa" w:w="60"/>
+              <w:left w:type="dxa" w:w="120"/>
+              <w:bottom w:type="dxa" w:w="60"/>
+              <w:right w:type="dxa" w:w="120"/>
+            </w:tcMar>
+            <w:vAlign w:val="top"/>
+          </w:tcPr>
+          <w:p>
+            <w:pPr>
+              <w:spacing w:after="40" w:before="0"/>
+              <w:jc w:val="left"/>
+            </w:pPr>
+            <w:r>
+              <w:rPr>
+                <w:rFonts w:ascii="Arial" w:cs="Arial" w:eastAsia="Arial" w:hAnsi="Arial"/>
+                <w:b/>
+                <w:bCs/>
+                <w:i w:val="false"/>
+                <w:iCs w:val="false"/>
+                <w:color w:val="000000"/>
+                <w:sz w:val="18"/>
+                <w:szCs w:val="18"/>
+              </w:rPr>
+              <w:t xml:space="preserve">Explain Phase</w:t>
             </w:r>
           </w:p>
           <w:p>
@@ -3718,7 +3718,7 @@
             <w:pPr>
               <w:spacing w:after="20" w:before="0"/>
             </w:pPr>
-            <w:hyperlink w:history="1" r:id="rIdx8cs4iynlmypnc6ps7-yl">
+            <w:hyperlink w:history="1" r:id="rIda-atpsanxgnj7h__hz-vu">
               <w:r>
                 <w:rPr>
                   <w:rFonts w:ascii="Arial" w:cs="Arial" w:eastAsia="Arial" w:hAnsi="Arial"/>
@@ -3751,7 +3751,7 @@
               <w:spacing w:after="10" w:before="0"/>
               <w:ind w:left="120"/>
             </w:pPr>
-            <w:hyperlink w:history="1" r:id="rIdvnc5ogcee5d_ta5afflzi">
+            <w:hyperlink w:history="1" r:id="rIdqvbyed0zujo2yyzrca747">
               <w:r>
                 <w:rPr>
                   <w:rFonts w:ascii="Arial" w:cs="Arial" w:eastAsia="Arial" w:hAnsi="Arial"/>
@@ -3796,7 +3796,7 @@
             <w:pPr>
               <w:spacing w:after="20" w:before="0"/>
             </w:pPr>
-            <w:hyperlink w:history="1" r:id="rIdzvyx8mmu2fvc2n6gxd09w">
+            <w:hyperlink w:history="1" r:id="rIdwba7dohrgsifhgpog9fei">
               <w:r>
                 <w:rPr>
                   <w:rFonts w:ascii="Arial" w:cs="Arial" w:eastAsia="Arial" w:hAnsi="Arial"/>
@@ -3829,7 +3829,7 @@
               <w:spacing w:after="10" w:before="0"/>
               <w:ind w:left="120"/>
             </w:pPr>
-            <w:hyperlink w:history="1" r:id="rId4fwjtmhwyhmxqctree7hr">
+            <w:hyperlink w:history="1" r:id="rId4zkam4v78ru5zi7rxkyvu">
               <w:r>
                 <w:rPr>
                   <w:rFonts w:ascii="Arial" w:cs="Arial" w:eastAsia="Arial" w:hAnsi="Arial"/>
@@ -3976,32 +3976,32 @@
         <w:tc>
           <w:tcPr>
             <w:tcW w:type="dxa" w:w="1520"/>
-            <w:shd w:fill="F2F2F2" w:color="auto" w:val="clear"/>
-            <w:tcMar>
-              <w:top w:type="dxa" w:w="60"/>
-              <w:left w:type="dxa" w:w="120"/>
-              <w:bottom w:type="dxa" w:w="60"/>
-              <w:right w:type="dxa" w:w="120"/>
-            </w:tcMar>
-            <w:vAlign w:val="top"/>
-          </w:tcPr>
-          <w:p>
-            <w:pPr>
-              <w:spacing w:after="40" w:before="0"/>
-              <w:jc w:val="left"/>
-            </w:pPr>
-            <w:r>
-              <w:rPr>
-                <w:rFonts w:ascii="Arial" w:cs="Arial" w:eastAsia="Arial" w:hAnsi="Arial"/>
-                <w:b/>
-                <w:bCs/>
-                <w:i w:val="false"/>
-                <w:iCs w:val="false"/>
-                <w:color w:val="000000"/>
-                <w:sz w:val="18"/>
-                <w:szCs w:val="18"/>
-              </w:rPr>
-              <w:t xml:space="preserve">4 — Driving Question Board (DQB) Creation</w:t>
+            <w:shd w:fill="FCE4D6" w:color="auto" w:val="clear"/>
+            <w:tcMar>
+              <w:top w:type="dxa" w:w="60"/>
+              <w:left w:type="dxa" w:w="120"/>
+              <w:bottom w:type="dxa" w:w="60"/>
+              <w:right w:type="dxa" w:w="120"/>
+            </w:tcMar>
+            <w:vAlign w:val="top"/>
+          </w:tcPr>
+          <w:p>
+            <w:pPr>
+              <w:spacing w:after="40" w:before="0"/>
+              <w:jc w:val="left"/>
+            </w:pPr>
+            <w:r>
+              <w:rPr>
+                <w:rFonts w:ascii="Arial" w:cs="Arial" w:eastAsia="Arial" w:hAnsi="Arial"/>
+                <w:b/>
+                <w:bCs/>
+                <w:i w:val="false"/>
+                <w:iCs w:val="false"/>
+                <w:color w:val="000000"/>
+                <w:sz w:val="18"/>
+                <w:szCs w:val="18"/>
+              </w:rPr>
+              <w:t xml:space="preserve">Driving Question Board (DQB) Creation</w:t>
             </w:r>
           </w:p>
           <w:p>
@@ -4024,7 +4024,7 @@
             <w:pPr>
               <w:spacing w:after="20" w:before="0"/>
             </w:pPr>
-            <w:hyperlink w:history="1" r:id="rIdxykjt48_y82nz_npqcnbi">
+            <w:hyperlink w:history="1" r:id="rIdoynbohyeedppavhbfp98s">
               <w:r>
                 <w:rPr>
                   <w:rFonts w:ascii="Arial" w:cs="Arial" w:eastAsia="Arial" w:hAnsi="Arial"/>
@@ -4057,7 +4057,7 @@
               <w:spacing w:after="10" w:before="0"/>
               <w:ind w:left="120"/>
             </w:pPr>
-            <w:hyperlink w:history="1" r:id="rIdxj865ndgerirmjamlxmkp">
+            <w:hyperlink w:history="1" r:id="rIdxvwupaa8tao4pukgj7azq">
               <w:r>
                 <w:rPr>
                   <w:rFonts w:ascii="Arial" w:cs="Arial" w:eastAsia="Arial" w:hAnsi="Arial"/>
@@ -4102,7 +4102,7 @@
             <w:pPr>
               <w:spacing w:after="20" w:before="0"/>
             </w:pPr>
-            <w:hyperlink w:history="1" r:id="rIdrymnnalyhulbdaqphl6ne">
+            <w:hyperlink w:history="1" r:id="rIdojjfckicn5ziqpgym9kiz">
               <w:r>
                 <w:rPr>
                   <w:rFonts w:ascii="Arial" w:cs="Arial" w:eastAsia="Arial" w:hAnsi="Arial"/>
@@ -4135,7 +4135,7 @@
               <w:spacing w:after="10" w:before="0"/>
               <w:ind w:left="120"/>
             </w:pPr>
-            <w:hyperlink w:history="1" r:id="rId3vb-7ycmljd8bswcyhawa">
+            <w:hyperlink w:history="1" r:id="rIdqz1qfzfwtwas_z8nmprni">
               <w:r>
                 <w:rPr>
                   <w:rFonts w:ascii="Arial" w:cs="Arial" w:eastAsia="Arial" w:hAnsi="Arial"/>
@@ -4282,32 +4282,32 @@
         <w:tc>
           <w:tcPr>
             <w:tcW w:type="dxa" w:w="1520"/>
-            <w:shd w:fill="F2F2F2" w:color="auto" w:val="clear"/>
-            <w:tcMar>
-              <w:top w:type="dxa" w:w="60"/>
-              <w:left w:type="dxa" w:w="120"/>
-              <w:bottom w:type="dxa" w:w="60"/>
-              <w:right w:type="dxa" w:w="120"/>
-            </w:tcMar>
-            <w:vAlign w:val="top"/>
-          </w:tcPr>
-          <w:p>
-            <w:pPr>
-              <w:spacing w:after="40" w:before="0"/>
-              <w:jc w:val="left"/>
-            </w:pPr>
-            <w:r>
-              <w:rPr>
-                <w:rFonts w:ascii="Arial" w:cs="Arial" w:eastAsia="Arial" w:hAnsi="Arial"/>
-                <w:b/>
-                <w:bCs/>
-                <w:i w:val="false"/>
-                <w:iCs w:val="false"/>
-                <w:color w:val="000000"/>
-                <w:sz w:val="18"/>
-                <w:szCs w:val="18"/>
-              </w:rPr>
-              <w:t xml:space="preserve">5 — Model Building</w:t>
+            <w:shd w:fill="D5E8F0" w:color="auto" w:val="clear"/>
+            <w:tcMar>
+              <w:top w:type="dxa" w:w="60"/>
+              <w:left w:type="dxa" w:w="120"/>
+              <w:bottom w:type="dxa" w:w="60"/>
+              <w:right w:type="dxa" w:w="120"/>
+            </w:tcMar>
+            <w:vAlign w:val="top"/>
+          </w:tcPr>
+          <w:p>
+            <w:pPr>
+              <w:spacing w:after="40" w:before="0"/>
+              <w:jc w:val="left"/>
+            </w:pPr>
+            <w:r>
+              <w:rPr>
+                <w:rFonts w:ascii="Arial" w:cs="Arial" w:eastAsia="Arial" w:hAnsi="Arial"/>
+                <w:b/>
+                <w:bCs/>
+                <w:i w:val="false"/>
+                <w:iCs w:val="false"/>
+                <w:color w:val="000000"/>
+                <w:sz w:val="18"/>
+                <w:szCs w:val="18"/>
+              </w:rPr>
+              <w:t xml:space="preserve">Model Building Phase</w:t>
             </w:r>
           </w:p>
           <w:p>
@@ -4330,7 +4330,7 @@
             <w:pPr>
               <w:spacing w:after="20" w:before="0"/>
             </w:pPr>
-            <w:hyperlink w:history="1" r:id="rIdgth_nf_hbd7sjinvz0h4t">
+            <w:hyperlink w:history="1" r:id="rIdfzym5ourum2gxm7samhys">
               <w:r>
                 <w:rPr>
                   <w:rFonts w:ascii="Arial" w:cs="Arial" w:eastAsia="Arial" w:hAnsi="Arial"/>
@@ -4363,7 +4363,7 @@
               <w:spacing w:after="10" w:before="0"/>
               <w:ind w:left="120"/>
             </w:pPr>
-            <w:hyperlink w:history="1" r:id="rIdqhjzruix8rpwqcwskyn1l">
+            <w:hyperlink w:history="1" r:id="rIdbt9eutxyxr3_-x3-ejryd">
               <w:r>
                 <w:rPr>
                   <w:rFonts w:ascii="Arial" w:cs="Arial" w:eastAsia="Arial" w:hAnsi="Arial"/>
@@ -4408,7 +4408,7 @@
             <w:pPr>
               <w:spacing w:after="20" w:before="0"/>
             </w:pPr>
-            <w:hyperlink w:history="1" r:id="rIdv9d1xlsu2eszmt2xt5jex">
+            <w:hyperlink w:history="1" r:id="rIdug2-boamvhk6g0b6symr-">
               <w:r>
                 <w:rPr>
                   <w:rFonts w:ascii="Arial" w:cs="Arial" w:eastAsia="Arial" w:hAnsi="Arial"/>
@@ -4441,7 +4441,7 @@
               <w:spacing w:after="10" w:before="0"/>
               <w:ind w:left="120"/>
             </w:pPr>
-            <w:hyperlink w:history="1" r:id="rIdljrxhfznz2afrfd2msebg">
+            <w:hyperlink w:history="1" r:id="rIdrg7aor-jtfexk_wslgui3">
               <w:r>
                 <w:rPr>
                   <w:rFonts w:ascii="Arial" w:cs="Arial" w:eastAsia="Arial" w:hAnsi="Arial"/>
@@ -6087,7 +6087,7 @@
             <w:pPr>
               <w:spacing w:after="20" w:before="0"/>
             </w:pPr>
-            <w:hyperlink w:history="1" r:id="rIdcto87usexd6chayroiqks">
+            <w:hyperlink w:history="1" r:id="rIdens3vnyt7nm--impoqbx9">
               <w:r>
                 <w:rPr>
                   <w:rFonts w:ascii="Arial" w:cs="Arial" w:eastAsia="Arial" w:hAnsi="Arial"/>
@@ -6120,7 +6120,7 @@
               <w:spacing w:after="10" w:before="0"/>
               <w:ind w:left="120"/>
             </w:pPr>
-            <w:hyperlink w:history="1" r:id="rIdy4sgwumpjno_v5q--9lrt">
+            <w:hyperlink w:history="1" r:id="rIdthdcb99ewrzbixzc4qr1t">
               <w:r>
                 <w:rPr>
                   <w:rFonts w:ascii="Arial" w:cs="Arial" w:eastAsia="Arial" w:hAnsi="Arial"/>
@@ -6165,7 +6165,7 @@
             <w:pPr>
               <w:spacing w:after="20" w:before="0"/>
             </w:pPr>
-            <w:hyperlink w:history="1" r:id="rIdybbauawd3i87ldqhpylvm">
+            <w:hyperlink w:history="1" r:id="rIdqhfpzi3aabaacezghf0kq">
               <w:r>
                 <w:rPr>
                   <w:rFonts w:ascii="Arial" w:cs="Arial" w:eastAsia="Arial" w:hAnsi="Arial"/>
@@ -6198,7 +6198,7 @@
               <w:spacing w:after="10" w:before="0"/>
               <w:ind w:left="120"/>
             </w:pPr>
-            <w:hyperlink w:history="1" r:id="rId15ynt1ms02seovmidetd-">
+            <w:hyperlink w:history="1" r:id="rIdobfkpcvhzqzngdrhb4faa">
               <w:r>
                 <w:rPr>
                   <w:rFonts w:ascii="Arial" w:cs="Arial" w:eastAsia="Arial" w:hAnsi="Arial"/>
@@ -6393,7 +6393,7 @@
             <w:pPr>
               <w:spacing w:after="20" w:before="0"/>
             </w:pPr>
-            <w:hyperlink w:history="1" r:id="rIdj0v_v39perfqpubji79ok">
+            <w:hyperlink w:history="1" r:id="rIdeinv_ox_aopnhdnbpzux_">
               <w:r>
                 <w:rPr>
                   <w:rFonts w:ascii="Arial" w:cs="Arial" w:eastAsia="Arial" w:hAnsi="Arial"/>
@@ -6426,7 +6426,7 @@
               <w:spacing w:after="10" w:before="0"/>
               <w:ind w:left="120"/>
             </w:pPr>
-            <w:hyperlink w:history="1" r:id="rIdxzzpae_zshsxo5iq9lmsc">
+            <w:hyperlink w:history="1" r:id="rIdodvfn_t1uhw4dcgmlre-o">
               <w:r>
                 <w:rPr>
                   <w:rFonts w:ascii="Arial" w:cs="Arial" w:eastAsia="Arial" w:hAnsi="Arial"/>
@@ -6471,7 +6471,7 @@
             <w:pPr>
               <w:spacing w:after="20" w:before="0"/>
             </w:pPr>
-            <w:hyperlink w:history="1" r:id="rIdcbajzf-u4fdcmq_linsuh">
+            <w:hyperlink w:history="1" r:id="rIdxehcgezr--zndufv4vi6c">
               <w:r>
                 <w:rPr>
                   <w:rFonts w:ascii="Arial" w:cs="Arial" w:eastAsia="Arial" w:hAnsi="Arial"/>
@@ -6504,7 +6504,7 @@
               <w:spacing w:after="10" w:before="0"/>
               <w:ind w:left="120"/>
             </w:pPr>
-            <w:hyperlink w:history="1" r:id="rIdti1elnfgoo7ca_w9xvvo8">
+            <w:hyperlink w:history="1" r:id="rIdcivm_ok79xd4fs5acdgxe">
               <w:r>
                 <w:rPr>
                   <w:rFonts w:ascii="Arial" w:cs="Arial" w:eastAsia="Arial" w:hAnsi="Arial"/>
@@ -6699,7 +6699,7 @@
             <w:pPr>
               <w:spacing w:after="20" w:before="0"/>
             </w:pPr>
-            <w:hyperlink w:history="1" r:id="rIdvp6j_ylhfzg8getwo_gem">
+            <w:hyperlink w:history="1" r:id="rIdrwgezzxdeuj_4z4b9bhhl">
               <w:r>
                 <w:rPr>
                   <w:rFonts w:ascii="Arial" w:cs="Arial" w:eastAsia="Arial" w:hAnsi="Arial"/>
@@ -6732,7 +6732,7 @@
               <w:spacing w:after="10" w:before="0"/>
               <w:ind w:left="120"/>
             </w:pPr>
-            <w:hyperlink w:history="1" r:id="rIdi23_fb7tzhgffw4lx3lwn">
+            <w:hyperlink w:history="1" r:id="rIdaod9xsx2c9xm-3bjg0cqf">
               <w:r>
                 <w:rPr>
                   <w:rFonts w:ascii="Arial" w:cs="Arial" w:eastAsia="Arial" w:hAnsi="Arial"/>
@@ -6777,7 +6777,7 @@
             <w:pPr>
               <w:spacing w:after="20" w:before="0"/>
             </w:pPr>
-            <w:hyperlink w:history="1" r:id="rIdinuj8umrl3jto-vu33lfd">
+            <w:hyperlink w:history="1" r:id="rId5b_l0djfvirqitjntumny">
               <w:r>
                 <w:rPr>
                   <w:rFonts w:ascii="Arial" w:cs="Arial" w:eastAsia="Arial" w:hAnsi="Arial"/>
@@ -6810,7 +6810,7 @@
               <w:spacing w:after="10" w:before="0"/>
               <w:ind w:left="120"/>
             </w:pPr>
-            <w:hyperlink w:history="1" r:id="rIdyuhn-9bqtafpp5drdj7n4">
+            <w:hyperlink w:history="1" r:id="rIdauqaszvi_etacelguny--">
               <w:r>
                 <w:rPr>
                   <w:rFonts w:ascii="Arial" w:cs="Arial" w:eastAsia="Arial" w:hAnsi="Arial"/>
@@ -7005,7 +7005,7 @@
             <w:pPr>
               <w:spacing w:after="20" w:before="0"/>
             </w:pPr>
-            <w:hyperlink w:history="1" r:id="rIdxeoxs1_xvxbwbngrb7ei2">
+            <w:hyperlink w:history="1" r:id="rIdb07cla4abrf1xu1nvv7mq">
               <w:r>
                 <w:rPr>
                   <w:rFonts w:ascii="Arial" w:cs="Arial" w:eastAsia="Arial" w:hAnsi="Arial"/>
@@ -7038,7 +7038,7 @@
               <w:spacing w:after="10" w:before="0"/>
               <w:ind w:left="120"/>
             </w:pPr>
-            <w:hyperlink w:history="1" r:id="rIdc4s1co0-_warfjklmc4xn">
+            <w:hyperlink w:history="1" r:id="rIdn380m-1t_anlkjrvywjrd">
               <w:r>
                 <w:rPr>
                   <w:rFonts w:ascii="Arial" w:cs="Arial" w:eastAsia="Arial" w:hAnsi="Arial"/>
@@ -7083,7 +7083,7 @@
             <w:pPr>
               <w:spacing w:after="20" w:before="0"/>
             </w:pPr>
-            <w:hyperlink w:history="1" r:id="rIda5rrcnvfblv8skfl6twgo">
+            <w:hyperlink w:history="1" r:id="rIdhxsn0wl2uymk4itfx-qds">
               <w:r>
                 <w:rPr>
                   <w:rFonts w:ascii="Arial" w:cs="Arial" w:eastAsia="Arial" w:hAnsi="Arial"/>
@@ -7116,7 +7116,7 @@
               <w:spacing w:after="10" w:before="0"/>
               <w:ind w:left="120"/>
             </w:pPr>
-            <w:hyperlink w:history="1" r:id="rIdrlontt8czjff_pvzpogcy">
+            <w:hyperlink w:history="1" r:id="rId7pnzgxbygsms2o91akf3p">
               <w:r>
                 <w:rPr>
                   <w:rFonts w:ascii="Arial" w:cs="Arial" w:eastAsia="Arial" w:hAnsi="Arial"/>
@@ -7311,7 +7311,7 @@
             <w:pPr>
               <w:spacing w:after="20" w:before="0"/>
             </w:pPr>
-            <w:hyperlink w:history="1" r:id="rIdwlsxr-g41dkv9gqhyo6uy">
+            <w:hyperlink w:history="1" r:id="rId6jnu2im1z3rnkzfk1t_ui">
               <w:r>
                 <w:rPr>
                   <w:rFonts w:ascii="Arial" w:cs="Arial" w:eastAsia="Arial" w:hAnsi="Arial"/>
@@ -7344,7 +7344,7 @@
               <w:spacing w:after="10" w:before="0"/>
               <w:ind w:left="120"/>
             </w:pPr>
-            <w:hyperlink w:history="1" r:id="rIdxp41fotixfmnsaoz5ogq5">
+            <w:hyperlink w:history="1" r:id="rIdagnl_ak1363sbmnpj0kzj">
               <w:r>
                 <w:rPr>
                   <w:rFonts w:ascii="Arial" w:cs="Arial" w:eastAsia="Arial" w:hAnsi="Arial"/>
@@ -7389,7 +7389,7 @@
             <w:pPr>
               <w:spacing w:after="20" w:before="0"/>
             </w:pPr>
-            <w:hyperlink w:history="1" r:id="rIdyqdlldzjj_sdy7oiffys2">
+            <w:hyperlink w:history="1" r:id="rIdest-8jtsbll1cdewxzffn">
               <w:r>
                 <w:rPr>
                   <w:rFonts w:ascii="Arial" w:cs="Arial" w:eastAsia="Arial" w:hAnsi="Arial"/>
@@ -7422,7 +7422,7 @@
               <w:spacing w:after="10" w:before="0"/>
               <w:ind w:left="120"/>
             </w:pPr>
-            <w:hyperlink w:history="1" r:id="rId8ewjx60bzjc0ptc9ehgo6">
+            <w:hyperlink w:history="1" r:id="rIdf89t1meagvxgyeukzea8k">
               <w:r>
                 <w:rPr>
                   <w:rFonts w:ascii="Arial" w:cs="Arial" w:eastAsia="Arial" w:hAnsi="Arial"/>
@@ -8937,32 +8937,32 @@
         <w:tc>
           <w:tcPr>
             <w:tcW w:type="dxa" w:w="1520"/>
-            <w:shd w:fill="F2F2F2" w:color="auto" w:val="clear"/>
-            <w:tcMar>
-              <w:top w:type="dxa" w:w="60"/>
-              <w:left w:type="dxa" w:w="120"/>
-              <w:bottom w:type="dxa" w:w="60"/>
-              <w:right w:type="dxa" w:w="120"/>
-            </w:tcMar>
-            <w:vAlign w:val="top"/>
-          </w:tcPr>
-          <w:p>
-            <w:pPr>
-              <w:spacing w:after="40" w:before="0"/>
-              <w:jc w:val="left"/>
-            </w:pPr>
-            <w:r>
-              <w:rPr>
-                <w:rFonts w:ascii="Arial" w:cs="Arial" w:eastAsia="Arial" w:hAnsi="Arial"/>
-                <w:b/>
-                <w:bCs/>
-                <w:i w:val="false"/>
-                <w:iCs w:val="false"/>
-                <w:color w:val="000000"/>
-                <w:sz w:val="18"/>
-                <w:szCs w:val="18"/>
-              </w:rPr>
-              <w:t xml:space="preserve">Phase 1 — Predict</w:t>
+            <w:shd w:fill="EAD1F5" w:color="auto" w:val="clear"/>
+            <w:tcMar>
+              <w:top w:type="dxa" w:w="60"/>
+              <w:left w:type="dxa" w:w="120"/>
+              <w:bottom w:type="dxa" w:w="60"/>
+              <w:right w:type="dxa" w:w="120"/>
+            </w:tcMar>
+            <w:vAlign w:val="top"/>
+          </w:tcPr>
+          <w:p>
+            <w:pPr>
+              <w:spacing w:after="40" w:before="0"/>
+              <w:jc w:val="left"/>
+            </w:pPr>
+            <w:r>
+              <w:rPr>
+                <w:rFonts w:ascii="Arial" w:cs="Arial" w:eastAsia="Arial" w:hAnsi="Arial"/>
+                <w:b/>
+                <w:bCs/>
+                <w:i w:val="false"/>
+                <w:iCs w:val="false"/>
+                <w:color w:val="000000"/>
+                <w:sz w:val="18"/>
+                <w:szCs w:val="18"/>
+              </w:rPr>
+              <w:t xml:space="preserve">Predict Phase</w:t>
             </w:r>
           </w:p>
           <w:p>
@@ -8985,7 +8985,7 @@
             <w:pPr>
               <w:spacing w:after="20" w:before="0"/>
             </w:pPr>
-            <w:hyperlink w:history="1" r:id="rIdb9-bj_vfe-vc5cuh4ohey">
+            <w:hyperlink w:history="1" r:id="rId9wqys3snvf_tspt3aereb">
               <w:r>
                 <w:rPr>
                   <w:rFonts w:ascii="Arial" w:cs="Arial" w:eastAsia="Arial" w:hAnsi="Arial"/>
@@ -9018,7 +9018,7 @@
               <w:spacing w:after="10" w:before="0"/>
               <w:ind w:left="120"/>
             </w:pPr>
-            <w:hyperlink w:history="1" r:id="rIdlnhmv54lnmlwguebxl0sm">
+            <w:hyperlink w:history="1" r:id="rIdudxrhee5ysmm0vgklqsgg">
               <w:r>
                 <w:rPr>
                   <w:rFonts w:ascii="Arial" w:cs="Arial" w:eastAsia="Arial" w:hAnsi="Arial"/>
@@ -9063,7 +9063,7 @@
             <w:pPr>
               <w:spacing w:after="20" w:before="0"/>
             </w:pPr>
-            <w:hyperlink w:history="1" r:id="rIdypyellqaj1owkx3hmtqtx">
+            <w:hyperlink w:history="1" r:id="rId99habtlvma3wwve42qfkh">
               <w:r>
                 <w:rPr>
                   <w:rFonts w:ascii="Arial" w:cs="Arial" w:eastAsia="Arial" w:hAnsi="Arial"/>
@@ -9096,7 +9096,7 @@
               <w:spacing w:after="10" w:before="0"/>
               <w:ind w:left="120"/>
             </w:pPr>
-            <w:hyperlink w:history="1" r:id="rIdnktny3hgbzz59kodo-axc">
+            <w:hyperlink w:history="1" r:id="rIdo3hgf9rvbzcmenbgyxxhi">
               <w:r>
                 <w:rPr>
                   <w:rFonts w:ascii="Arial" w:cs="Arial" w:eastAsia="Arial" w:hAnsi="Arial"/>
@@ -9243,32 +9243,32 @@
         <w:tc>
           <w:tcPr>
             <w:tcW w:type="dxa" w:w="1520"/>
-            <w:shd w:fill="F2F2F2" w:color="auto" w:val="clear"/>
-            <w:tcMar>
-              <w:top w:type="dxa" w:w="60"/>
-              <w:left w:type="dxa" w:w="120"/>
-              <w:bottom w:type="dxa" w:w="60"/>
-              <w:right w:type="dxa" w:w="120"/>
-            </w:tcMar>
-            <w:vAlign w:val="top"/>
-          </w:tcPr>
-          <w:p>
-            <w:pPr>
-              <w:spacing w:after="40" w:before="0"/>
-              <w:jc w:val="left"/>
-            </w:pPr>
-            <w:r>
-              <w:rPr>
-                <w:rFonts w:ascii="Arial" w:cs="Arial" w:eastAsia="Arial" w:hAnsi="Arial"/>
-                <w:b/>
-                <w:bCs/>
-                <w:i w:val="false"/>
-                <w:iCs w:val="false"/>
-                <w:color w:val="000000"/>
-                <w:sz w:val="18"/>
-                <w:szCs w:val="18"/>
-              </w:rPr>
-              <w:t xml:space="preserve">Phase 2 — Observe (Construction Activity)</w:t>
+            <w:shd w:fill="D9EEF1" w:color="auto" w:val="clear"/>
+            <w:tcMar>
+              <w:top w:type="dxa" w:w="60"/>
+              <w:left w:type="dxa" w:w="120"/>
+              <w:bottom w:type="dxa" w:w="60"/>
+              <w:right w:type="dxa" w:w="120"/>
+            </w:tcMar>
+            <w:vAlign w:val="top"/>
+          </w:tcPr>
+          <w:p>
+            <w:pPr>
+              <w:spacing w:after="40" w:before="0"/>
+              <w:jc w:val="left"/>
+            </w:pPr>
+            <w:r>
+              <w:rPr>
+                <w:rFonts w:ascii="Arial" w:cs="Arial" w:eastAsia="Arial" w:hAnsi="Arial"/>
+                <w:b/>
+                <w:bCs/>
+                <w:i w:val="false"/>
+                <w:iCs w:val="false"/>
+                <w:color w:val="000000"/>
+                <w:sz w:val="18"/>
+                <w:szCs w:val="18"/>
+              </w:rPr>
+              <w:t xml:space="preserve">Observe Phase</w:t>
             </w:r>
           </w:p>
           <w:p>
@@ -9291,7 +9291,7 @@
             <w:pPr>
               <w:spacing w:after="20" w:before="0"/>
             </w:pPr>
-            <w:hyperlink w:history="1" r:id="rId_huiky1tohsyikrikracl">
+            <w:hyperlink w:history="1" r:id="rIdvzcx25vvnuwe82nm9bgo1">
               <w:r>
                 <w:rPr>
                   <w:rFonts w:ascii="Arial" w:cs="Arial" w:eastAsia="Arial" w:hAnsi="Arial"/>
@@ -9324,7 +9324,7 @@
               <w:spacing w:after="10" w:before="0"/>
               <w:ind w:left="120"/>
             </w:pPr>
-            <w:hyperlink w:history="1" r:id="rIdy4zluqdjpsyjiiblicf23">
+            <w:hyperlink w:history="1" r:id="rIdyqni1tzyen-pbjfefpmll">
               <w:r>
                 <w:rPr>
                   <w:rFonts w:ascii="Arial" w:cs="Arial" w:eastAsia="Arial" w:hAnsi="Arial"/>
@@ -9369,7 +9369,7 @@
             <w:pPr>
               <w:spacing w:after="20" w:before="0"/>
             </w:pPr>
-            <w:hyperlink w:history="1" r:id="rIdvxeledp22dmpqxsdwnw_o">
+            <w:hyperlink w:history="1" r:id="rIdcu3vtq5wdtwn-_rh-81nm">
               <w:r>
                 <w:rPr>
                   <w:rFonts w:ascii="Arial" w:cs="Arial" w:eastAsia="Arial" w:hAnsi="Arial"/>
@@ -9402,7 +9402,7 @@
               <w:spacing w:after="10" w:before="0"/>
               <w:ind w:left="120"/>
             </w:pPr>
-            <w:hyperlink w:history="1" r:id="rIdqujowha6h91b0qmxc1kl4">
+            <w:hyperlink w:history="1" r:id="rIdb2clexsx_qdlgvl0wglfn">
               <w:r>
                 <w:rPr>
                   <w:rFonts w:ascii="Arial" w:cs="Arial" w:eastAsia="Arial" w:hAnsi="Arial"/>
@@ -9549,32 +9549,32 @@
         <w:tc>
           <w:tcPr>
             <w:tcW w:type="dxa" w:w="1520"/>
-            <w:shd w:fill="F2F2F2" w:color="auto" w:val="clear"/>
-            <w:tcMar>
-              <w:top w:type="dxa" w:w="60"/>
-              <w:left w:type="dxa" w:w="120"/>
-              <w:bottom w:type="dxa" w:w="60"/>
-              <w:right w:type="dxa" w:w="120"/>
-            </w:tcMar>
-            <w:vAlign w:val="top"/>
-          </w:tcPr>
-          <w:p>
-            <w:pPr>
-              <w:spacing w:after="40" w:before="0"/>
-              <w:jc w:val="left"/>
-            </w:pPr>
-            <w:r>
-              <w:rPr>
-                <w:rFonts w:ascii="Arial" w:cs="Arial" w:eastAsia="Arial" w:hAnsi="Arial"/>
-                <w:b/>
-                <w:bCs/>
-                <w:i w:val="false"/>
-                <w:iCs w:val="false"/>
-                <w:color w:val="000000"/>
-                <w:sz w:val="18"/>
-                <w:szCs w:val="18"/>
-              </w:rPr>
-              <w:t xml:space="preserve">Phase 3 — Explain</w:t>
+            <w:shd w:fill="E2EFDA" w:color="auto" w:val="clear"/>
+            <w:tcMar>
+              <w:top w:type="dxa" w:w="60"/>
+              <w:left w:type="dxa" w:w="120"/>
+              <w:bottom w:type="dxa" w:w="60"/>
+              <w:right w:type="dxa" w:w="120"/>
+            </w:tcMar>
+            <w:vAlign w:val="top"/>
+          </w:tcPr>
+          <w:p>
+            <w:pPr>
+              <w:spacing w:after="40" w:before="0"/>
+              <w:jc w:val="left"/>
+            </w:pPr>
+            <w:r>
+              <w:rPr>
+                <w:rFonts w:ascii="Arial" w:cs="Arial" w:eastAsia="Arial" w:hAnsi="Arial"/>
+                <w:b/>
+                <w:bCs/>
+                <w:i w:val="false"/>
+                <w:iCs w:val="false"/>
+                <w:color w:val="000000"/>
+                <w:sz w:val="18"/>
+                <w:szCs w:val="18"/>
+              </w:rPr>
+              <w:t xml:space="preserve">Explain Phase</w:t>
             </w:r>
           </w:p>
           <w:p>
@@ -9597,7 +9597,7 @@
             <w:pPr>
               <w:spacing w:after="20" w:before="0"/>
             </w:pPr>
-            <w:hyperlink w:history="1" r:id="rIdsceqyax_s3a0pgwo8fq3p">
+            <w:hyperlink w:history="1" r:id="rIdlv0nla28qo0h3itlcict9">
               <w:r>
                 <w:rPr>
                   <w:rFonts w:ascii="Arial" w:cs="Arial" w:eastAsia="Arial" w:hAnsi="Arial"/>
@@ -9630,7 +9630,7 @@
               <w:spacing w:after="10" w:before="0"/>
               <w:ind w:left="120"/>
             </w:pPr>
-            <w:hyperlink w:history="1" r:id="rId1gbfhldvrh8t3vsbclvg3">
+            <w:hyperlink w:history="1" r:id="rIdigiylewd4pbotbwx-tpad">
               <w:r>
                 <w:rPr>
                   <w:rFonts w:ascii="Arial" w:cs="Arial" w:eastAsia="Arial" w:hAnsi="Arial"/>
@@ -9675,7 +9675,7 @@
             <w:pPr>
               <w:spacing w:after="20" w:before="0"/>
             </w:pPr>
-            <w:hyperlink w:history="1" r:id="rIdyjxsb1hjahhjelcmvo1iu">
+            <w:hyperlink w:history="1" r:id="rId8j3_ghkm8-ic6h0-7sfr1">
               <w:r>
                 <w:rPr>
                   <w:rFonts w:ascii="Arial" w:cs="Arial" w:eastAsia="Arial" w:hAnsi="Arial"/>
@@ -9708,7 +9708,7 @@
               <w:spacing w:after="10" w:before="0"/>
               <w:ind w:left="120"/>
             </w:pPr>
-            <w:hyperlink w:history="1" r:id="rIdhuqgzprqkgqzcjoswtomd">
+            <w:hyperlink w:history="1" r:id="rIdyc-14gnrls3go7tcwizmx">
               <w:r>
                 <w:rPr>
                   <w:rFonts w:ascii="Arial" w:cs="Arial" w:eastAsia="Arial" w:hAnsi="Arial"/>
@@ -9855,32 +9855,32 @@
         <w:tc>
           <w:tcPr>
             <w:tcW w:type="dxa" w:w="1520"/>
-            <w:shd w:fill="F2F2F2" w:color="auto" w:val="clear"/>
-            <w:tcMar>
-              <w:top w:type="dxa" w:w="60"/>
-              <w:left w:type="dxa" w:w="120"/>
-              <w:bottom w:type="dxa" w:w="60"/>
-              <w:right w:type="dxa" w:w="120"/>
-            </w:tcMar>
-            <w:vAlign w:val="top"/>
-          </w:tcPr>
-          <w:p>
-            <w:pPr>
-              <w:spacing w:after="40" w:before="0"/>
-              <w:jc w:val="left"/>
-            </w:pPr>
-            <w:r>
-              <w:rPr>
-                <w:rFonts w:ascii="Arial" w:cs="Arial" w:eastAsia="Arial" w:hAnsi="Arial"/>
-                <w:b/>
-                <w:bCs/>
-                <w:i w:val="false"/>
-                <w:iCs w:val="false"/>
-                <w:color w:val="000000"/>
-                <w:sz w:val="18"/>
-                <w:szCs w:val="18"/>
-              </w:rPr>
-              <w:t xml:space="preserve">Phase 4 — Driving Question Board (DQB) Update</w:t>
+            <w:shd w:fill="FCE4D6" w:color="auto" w:val="clear"/>
+            <w:tcMar>
+              <w:top w:type="dxa" w:w="60"/>
+              <w:left w:type="dxa" w:w="120"/>
+              <w:bottom w:type="dxa" w:w="60"/>
+              <w:right w:type="dxa" w:w="120"/>
+            </w:tcMar>
+            <w:vAlign w:val="top"/>
+          </w:tcPr>
+          <w:p>
+            <w:pPr>
+              <w:spacing w:after="40" w:before="0"/>
+              <w:jc w:val="left"/>
+            </w:pPr>
+            <w:r>
+              <w:rPr>
+                <w:rFonts w:ascii="Arial" w:cs="Arial" w:eastAsia="Arial" w:hAnsi="Arial"/>
+                <w:b/>
+                <w:bCs/>
+                <w:i w:val="false"/>
+                <w:iCs w:val="false"/>
+                <w:color w:val="000000"/>
+                <w:sz w:val="18"/>
+                <w:szCs w:val="18"/>
+              </w:rPr>
+              <w:t xml:space="preserve">Driving Question Board (DQB) Creation</w:t>
             </w:r>
           </w:p>
           <w:p>
@@ -9903,7 +9903,7 @@
             <w:pPr>
               <w:spacing w:after="20" w:before="0"/>
             </w:pPr>
-            <w:hyperlink w:history="1" r:id="rIdrpoarh763j8_ldyrtyinc">
+            <w:hyperlink w:history="1" r:id="rIdgfup4a19b3nnytrud4rd8">
               <w:r>
                 <w:rPr>
                   <w:rFonts w:ascii="Arial" w:cs="Arial" w:eastAsia="Arial" w:hAnsi="Arial"/>
@@ -9936,7 +9936,7 @@
               <w:spacing w:after="10" w:before="0"/>
               <w:ind w:left="120"/>
             </w:pPr>
-            <w:hyperlink w:history="1" r:id="rIdrtlbqech5exhgvrfpjmy4">
+            <w:hyperlink w:history="1" r:id="rIduugju2dbmnqa6blmse_k3">
               <w:r>
                 <w:rPr>
                   <w:rFonts w:ascii="Arial" w:cs="Arial" w:eastAsia="Arial" w:hAnsi="Arial"/>
@@ -9981,7 +9981,7 @@
             <w:pPr>
               <w:spacing w:after="20" w:before="0"/>
             </w:pPr>
-            <w:hyperlink w:history="1" r:id="rId6th3nmey0em7rupee56gj">
+            <w:hyperlink w:history="1" r:id="rIdyzxh_pzakpsa5tcbfknl5">
               <w:r>
                 <w:rPr>
                   <w:rFonts w:ascii="Arial" w:cs="Arial" w:eastAsia="Arial" w:hAnsi="Arial"/>
@@ -10014,7 +10014,7 @@
               <w:spacing w:after="10" w:before="0"/>
               <w:ind w:left="120"/>
             </w:pPr>
-            <w:hyperlink w:history="1" r:id="rId3mqf6xaxevzvzg9gutrby">
+            <w:hyperlink w:history="1" r:id="rIddmzeuilkve5srv935a8tn">
               <w:r>
                 <w:rPr>
                   <w:rFonts w:ascii="Arial" w:cs="Arial" w:eastAsia="Arial" w:hAnsi="Arial"/>
@@ -10161,32 +10161,32 @@
         <w:tc>
           <w:tcPr>
             <w:tcW w:type="dxa" w:w="1520"/>
-            <w:shd w:fill="F2F2F2" w:color="auto" w:val="clear"/>
-            <w:tcMar>
-              <w:top w:type="dxa" w:w="60"/>
-              <w:left w:type="dxa" w:w="120"/>
-              <w:bottom w:type="dxa" w:w="60"/>
-              <w:right w:type="dxa" w:w="120"/>
-            </w:tcMar>
-            <w:vAlign w:val="top"/>
-          </w:tcPr>
-          <w:p>
-            <w:pPr>
-              <w:spacing w:after="40" w:before="0"/>
-              <w:jc w:val="left"/>
-            </w:pPr>
-            <w:r>
-              <w:rPr>
-                <w:rFonts w:ascii="Arial" w:cs="Arial" w:eastAsia="Arial" w:hAnsi="Arial"/>
-                <w:b/>
-                <w:bCs/>
-                <w:i w:val="false"/>
-                <w:iCs w:val="false"/>
-                <w:color w:val="000000"/>
-                <w:sz w:val="18"/>
-                <w:szCs w:val="18"/>
-              </w:rPr>
-              <w:t xml:space="preserve">Phase 5 — Model Building</w:t>
+            <w:shd w:fill="D5E8F0" w:color="auto" w:val="clear"/>
+            <w:tcMar>
+              <w:top w:type="dxa" w:w="60"/>
+              <w:left w:type="dxa" w:w="120"/>
+              <w:bottom w:type="dxa" w:w="60"/>
+              <w:right w:type="dxa" w:w="120"/>
+            </w:tcMar>
+            <w:vAlign w:val="top"/>
+          </w:tcPr>
+          <w:p>
+            <w:pPr>
+              <w:spacing w:after="40" w:before="0"/>
+              <w:jc w:val="left"/>
+            </w:pPr>
+            <w:r>
+              <w:rPr>
+                <w:rFonts w:ascii="Arial" w:cs="Arial" w:eastAsia="Arial" w:hAnsi="Arial"/>
+                <w:b/>
+                <w:bCs/>
+                <w:i w:val="false"/>
+                <w:iCs w:val="false"/>
+                <w:color w:val="000000"/>
+                <w:sz w:val="18"/>
+                <w:szCs w:val="18"/>
+              </w:rPr>
+              <w:t xml:space="preserve">Model Building Phase</w:t>
             </w:r>
           </w:p>
           <w:p>
@@ -10209,7 +10209,7 @@
             <w:pPr>
               <w:spacing w:after="20" w:before="0"/>
             </w:pPr>
-            <w:hyperlink w:history="1" r:id="rIdtf7gab2npns2la63svwis">
+            <w:hyperlink w:history="1" r:id="rIduvmznsxgt8vdmunqyv-_g">
               <w:r>
                 <w:rPr>
                   <w:rFonts w:ascii="Arial" w:cs="Arial" w:eastAsia="Arial" w:hAnsi="Arial"/>
@@ -10242,7 +10242,7 @@
               <w:spacing w:after="10" w:before="0"/>
               <w:ind w:left="120"/>
             </w:pPr>
-            <w:hyperlink w:history="1" r:id="rIdsaxa6ekf20snkx2vss2wj">
+            <w:hyperlink w:history="1" r:id="rIdcbcvuf9it2pa7i-8jcheq">
               <w:r>
                 <w:rPr>
                   <w:rFonts w:ascii="Arial" w:cs="Arial" w:eastAsia="Arial" w:hAnsi="Arial"/>
@@ -10287,7 +10287,7 @@
             <w:pPr>
               <w:spacing w:after="20" w:before="0"/>
             </w:pPr>
-            <w:hyperlink w:history="1" r:id="rIdi6tdcmmqespi4ujlgsnpq">
+            <w:hyperlink w:history="1" r:id="rId0rejcktfaj4laduvi__rk">
               <w:r>
                 <w:rPr>
                   <w:rFonts w:ascii="Arial" w:cs="Arial" w:eastAsia="Arial" w:hAnsi="Arial"/>
@@ -10320,7 +10320,7 @@
               <w:spacing w:after="10" w:before="0"/>
               <w:ind w:left="120"/>
             </w:pPr>
-            <w:hyperlink w:history="1" r:id="rIdsfm2sguuz62ky8tkxcida">
+            <w:hyperlink w:history="1" r:id="rIdhx3wulwvcxoxqucduzzck">
               <w:r>
                 <w:rPr>
                   <w:rFonts w:ascii="Arial" w:cs="Arial" w:eastAsia="Arial" w:hAnsi="Arial"/>
@@ -11759,32 +11759,32 @@
         <w:tc>
           <w:tcPr>
             <w:tcW w:type="dxa" w:w="1520"/>
-            <w:shd w:fill="F2F2F2" w:color="auto" w:val="clear"/>
-            <w:tcMar>
-              <w:top w:type="dxa" w:w="60"/>
-              <w:left w:type="dxa" w:w="120"/>
-              <w:bottom w:type="dxa" w:w="60"/>
-              <w:right w:type="dxa" w:w="120"/>
-            </w:tcMar>
-            <w:vAlign w:val="top"/>
-          </w:tcPr>
-          <w:p>
-            <w:pPr>
-              <w:spacing w:after="40" w:before="0"/>
-              <w:jc w:val="left"/>
-            </w:pPr>
-            <w:r>
-              <w:rPr>
-                <w:rFonts w:ascii="Arial" w:cs="Arial" w:eastAsia="Arial" w:hAnsi="Arial"/>
-                <w:b/>
-                <w:bCs/>
-                <w:i w:val="false"/>
-                <w:iCs w:val="false"/>
-                <w:color w:val="000000"/>
-                <w:sz w:val="18"/>
-                <w:szCs w:val="18"/>
-              </w:rPr>
-              <w:t xml:space="preserve">Phase 1 — Predict (15 minutes)</w:t>
+            <w:shd w:fill="EAD1F5" w:color="auto" w:val="clear"/>
+            <w:tcMar>
+              <w:top w:type="dxa" w:w="60"/>
+              <w:left w:type="dxa" w:w="120"/>
+              <w:bottom w:type="dxa" w:w="60"/>
+              <w:right w:type="dxa" w:w="120"/>
+            </w:tcMar>
+            <w:vAlign w:val="top"/>
+          </w:tcPr>
+          <w:p>
+            <w:pPr>
+              <w:spacing w:after="40" w:before="0"/>
+              <w:jc w:val="left"/>
+            </w:pPr>
+            <w:r>
+              <w:rPr>
+                <w:rFonts w:ascii="Arial" w:cs="Arial" w:eastAsia="Arial" w:hAnsi="Arial"/>
+                <w:b/>
+                <w:bCs/>
+                <w:i w:val="false"/>
+                <w:iCs w:val="false"/>
+                <w:color w:val="000000"/>
+                <w:sz w:val="18"/>
+                <w:szCs w:val="18"/>
+              </w:rPr>
+              <w:t xml:space="preserve">Predict Phase</w:t>
             </w:r>
           </w:p>
           <w:p>
@@ -11807,7 +11807,7 @@
             <w:pPr>
               <w:spacing w:after="20" w:before="0"/>
             </w:pPr>
-            <w:hyperlink w:history="1" r:id="rIdyurrujhlkz3qvitlcuesd">
+            <w:hyperlink w:history="1" r:id="rIdf8ir41if3sxhwlnhvxvp8">
               <w:r>
                 <w:rPr>
                   <w:rFonts w:ascii="Arial" w:cs="Arial" w:eastAsia="Arial" w:hAnsi="Arial"/>
@@ -11840,7 +11840,7 @@
               <w:spacing w:after="10" w:before="0"/>
               <w:ind w:left="120"/>
             </w:pPr>
-            <w:hyperlink w:history="1" r:id="rIdlkyzgbrfwxk0lawzbfcj9">
+            <w:hyperlink w:history="1" r:id="rIdpnqvz2xy4b7ydktppdjk-">
               <w:r>
                 <w:rPr>
                   <w:rFonts w:ascii="Arial" w:cs="Arial" w:eastAsia="Arial" w:hAnsi="Arial"/>
@@ -11885,7 +11885,7 @@
             <w:pPr>
               <w:spacing w:after="20" w:before="0"/>
             </w:pPr>
-            <w:hyperlink w:history="1" r:id="rIdh_js0k4ctfhxd4ebsm7ln">
+            <w:hyperlink w:history="1" r:id="rIdv3h4sr1n9_bysrsxnqip6">
               <w:r>
                 <w:rPr>
                   <w:rFonts w:ascii="Arial" w:cs="Arial" w:eastAsia="Arial" w:hAnsi="Arial"/>
@@ -11918,7 +11918,7 @@
               <w:spacing w:after="10" w:before="0"/>
               <w:ind w:left="120"/>
             </w:pPr>
-            <w:hyperlink w:history="1" r:id="rIdfcorwg_7rixa4rpwtwby3">
+            <w:hyperlink w:history="1" r:id="rId9pok0vjczyhik_emqnqkc">
               <w:r>
                 <w:rPr>
                   <w:rFonts w:ascii="Arial" w:cs="Arial" w:eastAsia="Arial" w:hAnsi="Arial"/>
@@ -12065,32 +12065,32 @@
         <w:tc>
           <w:tcPr>
             <w:tcW w:type="dxa" w:w="1520"/>
-            <w:shd w:fill="F2F2F2" w:color="auto" w:val="clear"/>
-            <w:tcMar>
-              <w:top w:type="dxa" w:w="60"/>
-              <w:left w:type="dxa" w:w="120"/>
-              <w:bottom w:type="dxa" w:w="60"/>
-              <w:right w:type="dxa" w:w="120"/>
-            </w:tcMar>
-            <w:vAlign w:val="top"/>
-          </w:tcPr>
-          <w:p>
-            <w:pPr>
-              <w:spacing w:after="40" w:before="0"/>
-              <w:jc w:val="left"/>
-            </w:pPr>
-            <w:r>
-              <w:rPr>
-                <w:rFonts w:ascii="Arial" w:cs="Arial" w:eastAsia="Arial" w:hAnsi="Arial"/>
-                <w:b/>
-                <w:bCs/>
-                <w:i w:val="false"/>
-                <w:iCs w:val="false"/>
-                <w:color w:val="000000"/>
-                <w:sz w:val="18"/>
-                <w:szCs w:val="18"/>
-              </w:rPr>
-              <w:t xml:space="preserve">Phase 2 — Observe (18 minutes)</w:t>
+            <w:shd w:fill="D9EEF1" w:color="auto" w:val="clear"/>
+            <w:tcMar>
+              <w:top w:type="dxa" w:w="60"/>
+              <w:left w:type="dxa" w:w="120"/>
+              <w:bottom w:type="dxa" w:w="60"/>
+              <w:right w:type="dxa" w:w="120"/>
+            </w:tcMar>
+            <w:vAlign w:val="top"/>
+          </w:tcPr>
+          <w:p>
+            <w:pPr>
+              <w:spacing w:after="40" w:before="0"/>
+              <w:jc w:val="left"/>
+            </w:pPr>
+            <w:r>
+              <w:rPr>
+                <w:rFonts w:ascii="Arial" w:cs="Arial" w:eastAsia="Arial" w:hAnsi="Arial"/>
+                <w:b/>
+                <w:bCs/>
+                <w:i w:val="false"/>
+                <w:iCs w:val="false"/>
+                <w:color w:val="000000"/>
+                <w:sz w:val="18"/>
+                <w:szCs w:val="18"/>
+              </w:rPr>
+              <w:t xml:space="preserve">Observe Phase</w:t>
             </w:r>
           </w:p>
           <w:p>
@@ -12113,7 +12113,7 @@
             <w:pPr>
               <w:spacing w:after="20" w:before="0"/>
             </w:pPr>
-            <w:hyperlink w:history="1" r:id="rIdjdonwjpzt1-a8s-o2jxlv">
+            <w:hyperlink w:history="1" r:id="rIdljrqujc2ehx0ywtdlzesf">
               <w:r>
                 <w:rPr>
                   <w:rFonts w:ascii="Arial" w:cs="Arial" w:eastAsia="Arial" w:hAnsi="Arial"/>
@@ -12146,7 +12146,7 @@
               <w:spacing w:after="10" w:before="0"/>
               <w:ind w:left="120"/>
             </w:pPr>
-            <w:hyperlink w:history="1" r:id="rIddv_zlrkg_ewl6t34wudee">
+            <w:hyperlink w:history="1" r:id="rIdokzspvcxibyahf6uturvk">
               <w:r>
                 <w:rPr>
                   <w:rFonts w:ascii="Arial" w:cs="Arial" w:eastAsia="Arial" w:hAnsi="Arial"/>
@@ -12191,7 +12191,7 @@
             <w:pPr>
               <w:spacing w:after="20" w:before="0"/>
             </w:pPr>
-            <w:hyperlink w:history="1" r:id="rId2abo5eh_fvq_qskli_hzi">
+            <w:hyperlink w:history="1" r:id="rIdnn173gfjx_25wox_m3yon">
               <w:r>
                 <w:rPr>
                   <w:rFonts w:ascii="Arial" w:cs="Arial" w:eastAsia="Arial" w:hAnsi="Arial"/>
@@ -12224,7 +12224,7 @@
               <w:spacing w:after="10" w:before="0"/>
               <w:ind w:left="120"/>
             </w:pPr>
-            <w:hyperlink w:history="1" r:id="rIddprb9ir7r1jgt7gkkzgiu">
+            <w:hyperlink w:history="1" r:id="rIdmgfnc63tsoiisx_fslijk">
               <w:r>
                 <w:rPr>
                   <w:rFonts w:ascii="Arial" w:cs="Arial" w:eastAsia="Arial" w:hAnsi="Arial"/>
@@ -12371,32 +12371,32 @@
         <w:tc>
           <w:tcPr>
             <w:tcW w:type="dxa" w:w="1520"/>
-            <w:shd w:fill="F2F2F2" w:color="auto" w:val="clear"/>
-            <w:tcMar>
-              <w:top w:type="dxa" w:w="60"/>
-              <w:left w:type="dxa" w:w="120"/>
-              <w:bottom w:type="dxa" w:w="60"/>
-              <w:right w:type="dxa" w:w="120"/>
-            </w:tcMar>
-            <w:vAlign w:val="top"/>
-          </w:tcPr>
-          <w:p>
-            <w:pPr>
-              <w:spacing w:after="40" w:before="0"/>
-              <w:jc w:val="left"/>
-            </w:pPr>
-            <w:r>
-              <w:rPr>
-                <w:rFonts w:ascii="Arial" w:cs="Arial" w:eastAsia="Arial" w:hAnsi="Arial"/>
-                <w:b/>
-                <w:bCs/>
-                <w:i w:val="false"/>
-                <w:iCs w:val="false"/>
-                <w:color w:val="000000"/>
-                <w:sz w:val="18"/>
-                <w:szCs w:val="18"/>
-              </w:rPr>
-              <w:t xml:space="preserve">Phase 3 — Explain (25 minutes)</w:t>
+            <w:shd w:fill="E2EFDA" w:color="auto" w:val="clear"/>
+            <w:tcMar>
+              <w:top w:type="dxa" w:w="60"/>
+              <w:left w:type="dxa" w:w="120"/>
+              <w:bottom w:type="dxa" w:w="60"/>
+              <w:right w:type="dxa" w:w="120"/>
+            </w:tcMar>
+            <w:vAlign w:val="top"/>
+          </w:tcPr>
+          <w:p>
+            <w:pPr>
+              <w:spacing w:after="40" w:before="0"/>
+              <w:jc w:val="left"/>
+            </w:pPr>
+            <w:r>
+              <w:rPr>
+                <w:rFonts w:ascii="Arial" w:cs="Arial" w:eastAsia="Arial" w:hAnsi="Arial"/>
+                <w:b/>
+                <w:bCs/>
+                <w:i w:val="false"/>
+                <w:iCs w:val="false"/>
+                <w:color w:val="000000"/>
+                <w:sz w:val="18"/>
+                <w:szCs w:val="18"/>
+              </w:rPr>
+              <w:t xml:space="preserve">Explain Phase</w:t>
             </w:r>
           </w:p>
           <w:p>
@@ -12419,7 +12419,7 @@
             <w:pPr>
               <w:spacing w:after="20" w:before="0"/>
             </w:pPr>
-            <w:hyperlink w:history="1" r:id="rIdfrdj-nzd3n3l4jdshitb2">
+            <w:hyperlink w:history="1" r:id="rIdia5l3h6jsegn-chf5ec7t">
               <w:r>
                 <w:rPr>
                   <w:rFonts w:ascii="Arial" w:cs="Arial" w:eastAsia="Arial" w:hAnsi="Arial"/>
@@ -12452,7 +12452,7 @@
               <w:spacing w:after="10" w:before="0"/>
               <w:ind w:left="120"/>
             </w:pPr>
-            <w:hyperlink w:history="1" r:id="rId5c0bsbhz6ephxhqhgjzo4">
+            <w:hyperlink w:history="1" r:id="rIdwjr88lmowzdsrlx72wxvh">
               <w:r>
                 <w:rPr>
                   <w:rFonts w:ascii="Arial" w:cs="Arial" w:eastAsia="Arial" w:hAnsi="Arial"/>
@@ -12497,7 +12497,7 @@
             <w:pPr>
               <w:spacing w:after="20" w:before="0"/>
             </w:pPr>
-            <w:hyperlink w:history="1" r:id="rIdb-zbfsbvjyjtp9lqge-oa">
+            <w:hyperlink w:history="1" r:id="rId9pnvbgw-qdtsqv9x8uawk">
               <w:r>
                 <w:rPr>
                   <w:rFonts w:ascii="Arial" w:cs="Arial" w:eastAsia="Arial" w:hAnsi="Arial"/>
@@ -12530,7 +12530,7 @@
               <w:spacing w:after="10" w:before="0"/>
               <w:ind w:left="120"/>
             </w:pPr>
-            <w:hyperlink w:history="1" r:id="rId1oogmvt9d4lk-f6yip6z8">
+            <w:hyperlink w:history="1" r:id="rIdh-v80kmgffxiqnc1fyo6z">
               <w:r>
                 <w:rPr>
                   <w:rFonts w:ascii="Arial" w:cs="Arial" w:eastAsia="Arial" w:hAnsi="Arial"/>
@@ -12677,32 +12677,32 @@
         <w:tc>
           <w:tcPr>
             <w:tcW w:type="dxa" w:w="1520"/>
-            <w:shd w:fill="F2F2F2" w:color="auto" w:val="clear"/>
-            <w:tcMar>
-              <w:top w:type="dxa" w:w="60"/>
-              <w:left w:type="dxa" w:w="120"/>
-              <w:bottom w:type="dxa" w:w="60"/>
-              <w:right w:type="dxa" w:w="120"/>
-            </w:tcMar>
-            <w:vAlign w:val="top"/>
-          </w:tcPr>
-          <w:p>
-            <w:pPr>
-              <w:spacing w:after="40" w:before="0"/>
-              <w:jc w:val="left"/>
-            </w:pPr>
-            <w:r>
-              <w:rPr>
-                <w:rFonts w:ascii="Arial" w:cs="Arial" w:eastAsia="Arial" w:hAnsi="Arial"/>
-                <w:b/>
-                <w:bCs/>
-                <w:i w:val="false"/>
-                <w:iCs w:val="false"/>
-                <w:color w:val="000000"/>
-                <w:sz w:val="18"/>
-                <w:szCs w:val="18"/>
-              </w:rPr>
-              <w:t xml:space="preserve">Phase 4 — Driving Question Board (DQB) Creation (10 minutes)</w:t>
+            <w:shd w:fill="FCE4D6" w:color="auto" w:val="clear"/>
+            <w:tcMar>
+              <w:top w:type="dxa" w:w="60"/>
+              <w:left w:type="dxa" w:w="120"/>
+              <w:bottom w:type="dxa" w:w="60"/>
+              <w:right w:type="dxa" w:w="120"/>
+            </w:tcMar>
+            <w:vAlign w:val="top"/>
+          </w:tcPr>
+          <w:p>
+            <w:pPr>
+              <w:spacing w:after="40" w:before="0"/>
+              <w:jc w:val="left"/>
+            </w:pPr>
+            <w:r>
+              <w:rPr>
+                <w:rFonts w:ascii="Arial" w:cs="Arial" w:eastAsia="Arial" w:hAnsi="Arial"/>
+                <w:b/>
+                <w:bCs/>
+                <w:i w:val="false"/>
+                <w:iCs w:val="false"/>
+                <w:color w:val="000000"/>
+                <w:sz w:val="18"/>
+                <w:szCs w:val="18"/>
+              </w:rPr>
+              <w:t xml:space="preserve">Driving Question Board (DQB) Creation</w:t>
             </w:r>
           </w:p>
           <w:p>
@@ -12725,7 +12725,7 @@
             <w:pPr>
               <w:spacing w:after="20" w:before="0"/>
             </w:pPr>
-            <w:hyperlink w:history="1" r:id="rIductnfb_7yumai6lybiz9t">
+            <w:hyperlink w:history="1" r:id="rIdh7djy3zi07i2xzvcgiw0e">
               <w:r>
                 <w:rPr>
                   <w:rFonts w:ascii="Arial" w:cs="Arial" w:eastAsia="Arial" w:hAnsi="Arial"/>
@@ -12758,7 +12758,7 @@
               <w:spacing w:after="10" w:before="0"/>
               <w:ind w:left="120"/>
             </w:pPr>
-            <w:hyperlink w:history="1" r:id="rIdsebtweo4oq6oyj6nnwoho">
+            <w:hyperlink w:history="1" r:id="rIdpw1lhblkhwygd5cym_2gj">
               <w:r>
                 <w:rPr>
                   <w:rFonts w:ascii="Arial" w:cs="Arial" w:eastAsia="Arial" w:hAnsi="Arial"/>
@@ -12803,7 +12803,7 @@
             <w:pPr>
               <w:spacing w:after="20" w:before="0"/>
             </w:pPr>
-            <w:hyperlink w:history="1" r:id="rIdsu3axbgxkoon_fotmi6yc">
+            <w:hyperlink w:history="1" r:id="rIdrxmqackqrk-fnhmaq8fla">
               <w:r>
                 <w:rPr>
                   <w:rFonts w:ascii="Arial" w:cs="Arial" w:eastAsia="Arial" w:hAnsi="Arial"/>
@@ -12836,7 +12836,7 @@
               <w:spacing w:after="10" w:before="0"/>
               <w:ind w:left="120"/>
             </w:pPr>
-            <w:hyperlink w:history="1" r:id="rIdfvsnv3rcakupbezmnmdij">
+            <w:hyperlink w:history="1" r:id="rIds8fdiem7p-vphribjsamx">
               <w:r>
                 <w:rPr>
                   <w:rFonts w:ascii="Arial" w:cs="Arial" w:eastAsia="Arial" w:hAnsi="Arial"/>
@@ -12983,32 +12983,32 @@
         <w:tc>
           <w:tcPr>
             <w:tcW w:type="dxa" w:w="1520"/>
-            <w:shd w:fill="F2F2F2" w:color="auto" w:val="clear"/>
-            <w:tcMar>
-              <w:top w:type="dxa" w:w="60"/>
-              <w:left w:type="dxa" w:w="120"/>
-              <w:bottom w:type="dxa" w:w="60"/>
-              <w:right w:type="dxa" w:w="120"/>
-            </w:tcMar>
-            <w:vAlign w:val="top"/>
-          </w:tcPr>
-          <w:p>
-            <w:pPr>
-              <w:spacing w:after="40" w:before="0"/>
-              <w:jc w:val="left"/>
-            </w:pPr>
-            <w:r>
-              <w:rPr>
-                <w:rFonts w:ascii="Arial" w:cs="Arial" w:eastAsia="Arial" w:hAnsi="Arial"/>
-                <w:b/>
-                <w:bCs/>
-                <w:i w:val="false"/>
-                <w:iCs w:val="false"/>
-                <w:color w:val="000000"/>
-                <w:sz w:val="18"/>
-                <w:szCs w:val="18"/>
-              </w:rPr>
-              <w:t xml:space="preserve">Phase 5 — Model Building (12 minutes)</w:t>
+            <w:shd w:fill="D5E8F0" w:color="auto" w:val="clear"/>
+            <w:tcMar>
+              <w:top w:type="dxa" w:w="60"/>
+              <w:left w:type="dxa" w:w="120"/>
+              <w:bottom w:type="dxa" w:w="60"/>
+              <w:right w:type="dxa" w:w="120"/>
+            </w:tcMar>
+            <w:vAlign w:val="top"/>
+          </w:tcPr>
+          <w:p>
+            <w:pPr>
+              <w:spacing w:after="40" w:before="0"/>
+              <w:jc w:val="left"/>
+            </w:pPr>
+            <w:r>
+              <w:rPr>
+                <w:rFonts w:ascii="Arial" w:cs="Arial" w:eastAsia="Arial" w:hAnsi="Arial"/>
+                <w:b/>
+                <w:bCs/>
+                <w:i w:val="false"/>
+                <w:iCs w:val="false"/>
+                <w:color w:val="000000"/>
+                <w:sz w:val="18"/>
+                <w:szCs w:val="18"/>
+              </w:rPr>
+              <w:t xml:space="preserve">Model Building Phase</w:t>
             </w:r>
           </w:p>
           <w:p>
@@ -13031,7 +13031,7 @@
             <w:pPr>
               <w:spacing w:after="20" w:before="0"/>
             </w:pPr>
-            <w:hyperlink w:history="1" r:id="rIdt2nosff_bhgipijmjilmn">
+            <w:hyperlink w:history="1" r:id="rId0srvew9d8y1ww4lkr__pb">
               <w:r>
                 <w:rPr>
                   <w:rFonts w:ascii="Arial" w:cs="Arial" w:eastAsia="Arial" w:hAnsi="Arial"/>
@@ -13064,7 +13064,7 @@
               <w:spacing w:after="10" w:before="0"/>
               <w:ind w:left="120"/>
             </w:pPr>
-            <w:hyperlink w:history="1" r:id="rIdvq76t6pisd81zhyxh0yoo">
+            <w:hyperlink w:history="1" r:id="rIdhcbz2akqtlzlpayux11jw">
               <w:r>
                 <w:rPr>
                   <w:rFonts w:ascii="Arial" w:cs="Arial" w:eastAsia="Arial" w:hAnsi="Arial"/>
@@ -13109,7 +13109,7 @@
             <w:pPr>
               <w:spacing w:after="20" w:before="0"/>
             </w:pPr>
-            <w:hyperlink w:history="1" r:id="rIdfjy2wzua8uiuf1mvanpuu">
+            <w:hyperlink w:history="1" r:id="rIdfkjq4eydx83zfnqafhyql">
               <w:r>
                 <w:rPr>
                   <w:rFonts w:ascii="Arial" w:cs="Arial" w:eastAsia="Arial" w:hAnsi="Arial"/>
@@ -13142,7 +13142,7 @@
               <w:spacing w:after="10" w:before="0"/>
               <w:ind w:left="120"/>
             </w:pPr>
-            <w:hyperlink w:history="1" r:id="rIdvjrkdp0hawwthbp437png">
+            <w:hyperlink w:history="1" r:id="rIdr0lds6418-ewkiea9_ga3">
               <w:r>
                 <w:rPr>
                   <w:rFonts w:ascii="Arial" w:cs="Arial" w:eastAsia="Arial" w:hAnsi="Arial"/>
@@ -14581,32 +14581,32 @@
         <w:tc>
           <w:tcPr>
             <w:tcW w:type="dxa" w:w="1520"/>
-            <w:shd w:fill="F2F2F2" w:color="auto" w:val="clear"/>
-            <w:tcMar>
-              <w:top w:type="dxa" w:w="60"/>
-              <w:left w:type="dxa" w:w="120"/>
-              <w:bottom w:type="dxa" w:w="60"/>
-              <w:right w:type="dxa" w:w="120"/>
-            </w:tcMar>
-            <w:vAlign w:val="top"/>
-          </w:tcPr>
-          <w:p>
-            <w:pPr>
-              <w:spacing w:after="40" w:before="0"/>
-              <w:jc w:val="left"/>
-            </w:pPr>
-            <w:r>
-              <w:rPr>
-                <w:rFonts w:ascii="Arial" w:cs="Arial" w:eastAsia="Arial" w:hAnsi="Arial"/>
-                <w:b/>
-                <w:bCs/>
-                <w:i w:val="false"/>
-                <w:iCs w:val="false"/>
-                <w:color w:val="000000"/>
-                <w:sz w:val="18"/>
-                <w:szCs w:val="18"/>
-              </w:rPr>
-              <w:t xml:space="preserve">Phase 1 — Predict (10 minutes)</w:t>
+            <w:shd w:fill="EAD1F5" w:color="auto" w:val="clear"/>
+            <w:tcMar>
+              <w:top w:type="dxa" w:w="60"/>
+              <w:left w:type="dxa" w:w="120"/>
+              <w:bottom w:type="dxa" w:w="60"/>
+              <w:right w:type="dxa" w:w="120"/>
+            </w:tcMar>
+            <w:vAlign w:val="top"/>
+          </w:tcPr>
+          <w:p>
+            <w:pPr>
+              <w:spacing w:after="40" w:before="0"/>
+              <w:jc w:val="left"/>
+            </w:pPr>
+            <w:r>
+              <w:rPr>
+                <w:rFonts w:ascii="Arial" w:cs="Arial" w:eastAsia="Arial" w:hAnsi="Arial"/>
+                <w:b/>
+                <w:bCs/>
+                <w:i w:val="false"/>
+                <w:iCs w:val="false"/>
+                <w:color w:val="000000"/>
+                <w:sz w:val="18"/>
+                <w:szCs w:val="18"/>
+              </w:rPr>
+              <w:t xml:space="preserve">Predict Phase</w:t>
             </w:r>
           </w:p>
           <w:p>
@@ -14629,7 +14629,7 @@
             <w:pPr>
               <w:spacing w:after="20" w:before="0"/>
             </w:pPr>
-            <w:hyperlink w:history="1" r:id="rIdo1czxxxfdpugrxqjx7adu">
+            <w:hyperlink w:history="1" r:id="rId4pinjqyrssnnobmvkt-ep">
               <w:r>
                 <w:rPr>
                   <w:rFonts w:ascii="Arial" w:cs="Arial" w:eastAsia="Arial" w:hAnsi="Arial"/>
@@ -14662,7 +14662,7 @@
               <w:spacing w:after="10" w:before="0"/>
               <w:ind w:left="120"/>
             </w:pPr>
-            <w:hyperlink w:history="1" r:id="rIdmz22ale2dsbq94ls6ysha">
+            <w:hyperlink w:history="1" r:id="rIdcop-zls7gg9ch8uf2ttar">
               <w:r>
                 <w:rPr>
                   <w:rFonts w:ascii="Arial" w:cs="Arial" w:eastAsia="Arial" w:hAnsi="Arial"/>
@@ -14707,7 +14707,7 @@
             <w:pPr>
               <w:spacing w:after="20" w:before="0"/>
             </w:pPr>
-            <w:hyperlink w:history="1" r:id="rIdewvefx6kymmg841k061zh">
+            <w:hyperlink w:history="1" r:id="rId56zokxqa0pdorbkm-bynn">
               <w:r>
                 <w:rPr>
                   <w:rFonts w:ascii="Arial" w:cs="Arial" w:eastAsia="Arial" w:hAnsi="Arial"/>
@@ -14740,7 +14740,7 @@
               <w:spacing w:after="10" w:before="0"/>
               <w:ind w:left="120"/>
             </w:pPr>
-            <w:hyperlink w:history="1" r:id="rIde0kajrdbiotf0awlzk04y">
+            <w:hyperlink w:history="1" r:id="rIdfm1qxaw8qotyhvtqlw1ku">
               <w:r>
                 <w:rPr>
                   <w:rFonts w:ascii="Arial" w:cs="Arial" w:eastAsia="Arial" w:hAnsi="Arial"/>
@@ -14887,32 +14887,32 @@
         <w:tc>
           <w:tcPr>
             <w:tcW w:type="dxa" w:w="1520"/>
-            <w:shd w:fill="F2F2F2" w:color="auto" w:val="clear"/>
-            <w:tcMar>
-              <w:top w:type="dxa" w:w="60"/>
-              <w:left w:type="dxa" w:w="120"/>
-              <w:bottom w:type="dxa" w:w="60"/>
-              <w:right w:type="dxa" w:w="120"/>
-            </w:tcMar>
-            <w:vAlign w:val="top"/>
-          </w:tcPr>
-          <w:p>
-            <w:pPr>
-              <w:spacing w:after="40" w:before="0"/>
-              <w:jc w:val="left"/>
-            </w:pPr>
-            <w:r>
-              <w:rPr>
-                <w:rFonts w:ascii="Arial" w:cs="Arial" w:eastAsia="Arial" w:hAnsi="Arial"/>
-                <w:b/>
-                <w:bCs/>
-                <w:i w:val="false"/>
-                <w:iCs w:val="false"/>
-                <w:color w:val="000000"/>
-                <w:sz w:val="18"/>
-                <w:szCs w:val="18"/>
-              </w:rPr>
-              <w:t xml:space="preserve">Phase 2 — Observe (25 minutes)</w:t>
+            <w:shd w:fill="D9EEF1" w:color="auto" w:val="clear"/>
+            <w:tcMar>
+              <w:top w:type="dxa" w:w="60"/>
+              <w:left w:type="dxa" w:w="120"/>
+              <w:bottom w:type="dxa" w:w="60"/>
+              <w:right w:type="dxa" w:w="120"/>
+            </w:tcMar>
+            <w:vAlign w:val="top"/>
+          </w:tcPr>
+          <w:p>
+            <w:pPr>
+              <w:spacing w:after="40" w:before="0"/>
+              <w:jc w:val="left"/>
+            </w:pPr>
+            <w:r>
+              <w:rPr>
+                <w:rFonts w:ascii="Arial" w:cs="Arial" w:eastAsia="Arial" w:hAnsi="Arial"/>
+                <w:b/>
+                <w:bCs/>
+                <w:i w:val="false"/>
+                <w:iCs w:val="false"/>
+                <w:color w:val="000000"/>
+                <w:sz w:val="18"/>
+                <w:szCs w:val="18"/>
+              </w:rPr>
+              <w:t xml:space="preserve">Observe Phase</w:t>
             </w:r>
           </w:p>
           <w:p>
@@ -14935,7 +14935,7 @@
             <w:pPr>
               <w:spacing w:after="20" w:before="0"/>
             </w:pPr>
-            <w:hyperlink w:history="1" r:id="rIdz-hrld92z2x_jxmdm6iud">
+            <w:hyperlink w:history="1" r:id="rIdatwgz15iffdidrmma_y0n">
               <w:r>
                 <w:rPr>
                   <w:rFonts w:ascii="Arial" w:cs="Arial" w:eastAsia="Arial" w:hAnsi="Arial"/>
@@ -14968,7 +14968,7 @@
               <w:spacing w:after="10" w:before="0"/>
               <w:ind w:left="120"/>
             </w:pPr>
-            <w:hyperlink w:history="1" r:id="rId96udr5rnwgr0ztxsswba4">
+            <w:hyperlink w:history="1" r:id="rIdmyzux4odmnbifnbhgvdki">
               <w:r>
                 <w:rPr>
                   <w:rFonts w:ascii="Arial" w:cs="Arial" w:eastAsia="Arial" w:hAnsi="Arial"/>
@@ -15013,7 +15013,7 @@
             <w:pPr>
               <w:spacing w:after="20" w:before="0"/>
             </w:pPr>
-            <w:hyperlink w:history="1" r:id="rIdsr4cff2z2fn-uyr7q0-we">
+            <w:hyperlink w:history="1" r:id="rIdob9zcrt6rli5mqdip_-bw">
               <w:r>
                 <w:rPr>
                   <w:rFonts w:ascii="Arial" w:cs="Arial" w:eastAsia="Arial" w:hAnsi="Arial"/>
@@ -15046,7 +15046,7 @@
               <w:spacing w:after="10" w:before="0"/>
               <w:ind w:left="120"/>
             </w:pPr>
-            <w:hyperlink w:history="1" r:id="rId2rmvtfqb3rhcpkfpcqutr">
+            <w:hyperlink w:history="1" r:id="rIdc7uguuw9osbt4tvsyr6nd">
               <w:r>
                 <w:rPr>
                   <w:rFonts w:ascii="Arial" w:cs="Arial" w:eastAsia="Arial" w:hAnsi="Arial"/>
@@ -15193,32 +15193,32 @@
         <w:tc>
           <w:tcPr>
             <w:tcW w:type="dxa" w:w="1520"/>
-            <w:shd w:fill="F2F2F2" w:color="auto" w:val="clear"/>
-            <w:tcMar>
-              <w:top w:type="dxa" w:w="60"/>
-              <w:left w:type="dxa" w:w="120"/>
-              <w:bottom w:type="dxa" w:w="60"/>
-              <w:right w:type="dxa" w:w="120"/>
-            </w:tcMar>
-            <w:vAlign w:val="top"/>
-          </w:tcPr>
-          <w:p>
-            <w:pPr>
-              <w:spacing w:after="40" w:before="0"/>
-              <w:jc w:val="left"/>
-            </w:pPr>
-            <w:r>
-              <w:rPr>
-                <w:rFonts w:ascii="Arial" w:cs="Arial" w:eastAsia="Arial" w:hAnsi="Arial"/>
-                <w:b/>
-                <w:bCs/>
-                <w:i w:val="false"/>
-                <w:iCs w:val="false"/>
-                <w:color w:val="000000"/>
-                <w:sz w:val="18"/>
-                <w:szCs w:val="18"/>
-              </w:rPr>
-              <w:t xml:space="preserve">Phase 3 — Explain (20 minutes)</w:t>
+            <w:shd w:fill="E2EFDA" w:color="auto" w:val="clear"/>
+            <w:tcMar>
+              <w:top w:type="dxa" w:w="60"/>
+              <w:left w:type="dxa" w:w="120"/>
+              <w:bottom w:type="dxa" w:w="60"/>
+              <w:right w:type="dxa" w:w="120"/>
+            </w:tcMar>
+            <w:vAlign w:val="top"/>
+          </w:tcPr>
+          <w:p>
+            <w:pPr>
+              <w:spacing w:after="40" w:before="0"/>
+              <w:jc w:val="left"/>
+            </w:pPr>
+            <w:r>
+              <w:rPr>
+                <w:rFonts w:ascii="Arial" w:cs="Arial" w:eastAsia="Arial" w:hAnsi="Arial"/>
+                <w:b/>
+                <w:bCs/>
+                <w:i w:val="false"/>
+                <w:iCs w:val="false"/>
+                <w:color w:val="000000"/>
+                <w:sz w:val="18"/>
+                <w:szCs w:val="18"/>
+              </w:rPr>
+              <w:t xml:space="preserve">Explain Phase</w:t>
             </w:r>
           </w:p>
           <w:p>
@@ -15241,7 +15241,7 @@
             <w:pPr>
               <w:spacing w:after="20" w:before="0"/>
             </w:pPr>
-            <w:hyperlink w:history="1" r:id="rIdfrcvtb9bdluueqqguhj4n">
+            <w:hyperlink w:history="1" r:id="rIdzwebsxcjqf56lw99j-iun">
               <w:r>
                 <w:rPr>
                   <w:rFonts w:ascii="Arial" w:cs="Arial" w:eastAsia="Arial" w:hAnsi="Arial"/>
@@ -15274,7 +15274,7 @@
               <w:spacing w:after="10" w:before="0"/>
               <w:ind w:left="120"/>
             </w:pPr>
-            <w:hyperlink w:history="1" r:id="rIddh_tjusxlocr3xrkqoyti">
+            <w:hyperlink w:history="1" r:id="rIdkznawlumsq7k51hyqbvpf">
               <w:r>
                 <w:rPr>
                   <w:rFonts w:ascii="Arial" w:cs="Arial" w:eastAsia="Arial" w:hAnsi="Arial"/>
@@ -15319,7 +15319,7 @@
             <w:pPr>
               <w:spacing w:after="20" w:before="0"/>
             </w:pPr>
-            <w:hyperlink w:history="1" r:id="rIdmdp-vqvbnzqfdotofh5qe">
+            <w:hyperlink w:history="1" r:id="rIdt0vc27pv1wyok4cm519xc">
               <w:r>
                 <w:rPr>
                   <w:rFonts w:ascii="Arial" w:cs="Arial" w:eastAsia="Arial" w:hAnsi="Arial"/>
@@ -15352,7 +15352,7 @@
               <w:spacing w:after="10" w:before="0"/>
               <w:ind w:left="120"/>
             </w:pPr>
-            <w:hyperlink w:history="1" r:id="rIdtvtkvjqkrsigsssl2xqki">
+            <w:hyperlink w:history="1" r:id="rIdawpen0uhwfzvkm_m_zbzs">
               <w:r>
                 <w:rPr>
                   <w:rFonts w:ascii="Arial" w:cs="Arial" w:eastAsia="Arial" w:hAnsi="Arial"/>
@@ -15499,32 +15499,32 @@
         <w:tc>
           <w:tcPr>
             <w:tcW w:type="dxa" w:w="1520"/>
-            <w:shd w:fill="F2F2F2" w:color="auto" w:val="clear"/>
-            <w:tcMar>
-              <w:top w:type="dxa" w:w="60"/>
-              <w:left w:type="dxa" w:w="120"/>
-              <w:bottom w:type="dxa" w:w="60"/>
-              <w:right w:type="dxa" w:w="120"/>
-            </w:tcMar>
-            <w:vAlign w:val="top"/>
-          </w:tcPr>
-          <w:p>
-            <w:pPr>
-              <w:spacing w:after="40" w:before="0"/>
-              <w:jc w:val="left"/>
-            </w:pPr>
-            <w:r>
-              <w:rPr>
-                <w:rFonts w:ascii="Arial" w:cs="Arial" w:eastAsia="Arial" w:hAnsi="Arial"/>
-                <w:b/>
-                <w:bCs/>
-                <w:i w:val="false"/>
-                <w:iCs w:val="false"/>
-                <w:color w:val="000000"/>
-                <w:sz w:val="18"/>
-                <w:szCs w:val="18"/>
-              </w:rPr>
-              <w:t xml:space="preserve">Phase 4 — Driving Question Board (DQB) Update (10 minutes)</w:t>
+            <w:shd w:fill="FCE4D6" w:color="auto" w:val="clear"/>
+            <w:tcMar>
+              <w:top w:type="dxa" w:w="60"/>
+              <w:left w:type="dxa" w:w="120"/>
+              <w:bottom w:type="dxa" w:w="60"/>
+              <w:right w:type="dxa" w:w="120"/>
+            </w:tcMar>
+            <w:vAlign w:val="top"/>
+          </w:tcPr>
+          <w:p>
+            <w:pPr>
+              <w:spacing w:after="40" w:before="0"/>
+              <w:jc w:val="left"/>
+            </w:pPr>
+            <w:r>
+              <w:rPr>
+                <w:rFonts w:ascii="Arial" w:cs="Arial" w:eastAsia="Arial" w:hAnsi="Arial"/>
+                <w:b/>
+                <w:bCs/>
+                <w:i w:val="false"/>
+                <w:iCs w:val="false"/>
+                <w:color w:val="000000"/>
+                <w:sz w:val="18"/>
+                <w:szCs w:val="18"/>
+              </w:rPr>
+              <w:t xml:space="preserve">Driving Question Board (DQB) Creation</w:t>
             </w:r>
           </w:p>
           <w:p>
@@ -15547,7 +15547,7 @@
             <w:pPr>
               <w:spacing w:after="20" w:before="0"/>
             </w:pPr>
-            <w:hyperlink w:history="1" r:id="rIder0oojtkdpie0m0jnlrop">
+            <w:hyperlink w:history="1" r:id="rIdvxnhc6suz8urv24bba1mr">
               <w:r>
                 <w:rPr>
                   <w:rFonts w:ascii="Arial" w:cs="Arial" w:eastAsia="Arial" w:hAnsi="Arial"/>
@@ -15580,7 +15580,7 @@
               <w:spacing w:after="10" w:before="0"/>
               <w:ind w:left="120"/>
             </w:pPr>
-            <w:hyperlink w:history="1" r:id="rIdoce4mh0fklvi0hspaym8s">
+            <w:hyperlink w:history="1" r:id="rIdr0qbkhg4zbxmowl-vzrvi">
               <w:r>
                 <w:rPr>
                   <w:rFonts w:ascii="Arial" w:cs="Arial" w:eastAsia="Arial" w:hAnsi="Arial"/>
@@ -15625,7 +15625,7 @@
             <w:pPr>
               <w:spacing w:after="20" w:before="0"/>
             </w:pPr>
-            <w:hyperlink w:history="1" r:id="rIdxydfrv-b228irlmjdu3kj">
+            <w:hyperlink w:history="1" r:id="rIdrts6hm19zukfg2vfgjrmb">
               <w:r>
                 <w:rPr>
                   <w:rFonts w:ascii="Arial" w:cs="Arial" w:eastAsia="Arial" w:hAnsi="Arial"/>
@@ -15658,7 +15658,7 @@
               <w:spacing w:after="10" w:before="0"/>
               <w:ind w:left="120"/>
             </w:pPr>
-            <w:hyperlink w:history="1" r:id="rIdhlohjigiirntkpqk1w-ok">
+            <w:hyperlink w:history="1" r:id="rIdwe-kzlnzfou4n_-7ec57c">
               <w:r>
                 <w:rPr>
                   <w:rFonts w:ascii="Arial" w:cs="Arial" w:eastAsia="Arial" w:hAnsi="Arial"/>
@@ -15805,32 +15805,32 @@
         <w:tc>
           <w:tcPr>
             <w:tcW w:type="dxa" w:w="1520"/>
-            <w:shd w:fill="F2F2F2" w:color="auto" w:val="clear"/>
-            <w:tcMar>
-              <w:top w:type="dxa" w:w="60"/>
-              <w:left w:type="dxa" w:w="120"/>
-              <w:bottom w:type="dxa" w:w="60"/>
-              <w:right w:type="dxa" w:w="120"/>
-            </w:tcMar>
-            <w:vAlign w:val="top"/>
-          </w:tcPr>
-          <w:p>
-            <w:pPr>
-              <w:spacing w:after="40" w:before="0"/>
-              <w:jc w:val="left"/>
-            </w:pPr>
-            <w:r>
-              <w:rPr>
-                <w:rFonts w:ascii="Arial" w:cs="Arial" w:eastAsia="Arial" w:hAnsi="Arial"/>
-                <w:b/>
-                <w:bCs/>
-                <w:i w:val="false"/>
-                <w:iCs w:val="false"/>
-                <w:color w:val="000000"/>
-                <w:sz w:val="18"/>
-                <w:szCs w:val="18"/>
-              </w:rPr>
-              <w:t xml:space="preserve">Phase 5 — Model Building (15 minutes)</w:t>
+            <w:shd w:fill="D5E8F0" w:color="auto" w:val="clear"/>
+            <w:tcMar>
+              <w:top w:type="dxa" w:w="60"/>
+              <w:left w:type="dxa" w:w="120"/>
+              <w:bottom w:type="dxa" w:w="60"/>
+              <w:right w:type="dxa" w:w="120"/>
+            </w:tcMar>
+            <w:vAlign w:val="top"/>
+          </w:tcPr>
+          <w:p>
+            <w:pPr>
+              <w:spacing w:after="40" w:before="0"/>
+              <w:jc w:val="left"/>
+            </w:pPr>
+            <w:r>
+              <w:rPr>
+                <w:rFonts w:ascii="Arial" w:cs="Arial" w:eastAsia="Arial" w:hAnsi="Arial"/>
+                <w:b/>
+                <w:bCs/>
+                <w:i w:val="false"/>
+                <w:iCs w:val="false"/>
+                <w:color w:val="000000"/>
+                <w:sz w:val="18"/>
+                <w:szCs w:val="18"/>
+              </w:rPr>
+              <w:t xml:space="preserve">Model Building Phase</w:t>
             </w:r>
           </w:p>
           <w:p>
@@ -15853,7 +15853,7 @@
             <w:pPr>
               <w:spacing w:after="20" w:before="0"/>
             </w:pPr>
-            <w:hyperlink w:history="1" r:id="rIdvupzjuwsluxeszajxjyoi">
+            <w:hyperlink w:history="1" r:id="rId2xag6qouh8_jkujzqw-hk">
               <w:r>
                 <w:rPr>
                   <w:rFonts w:ascii="Arial" w:cs="Arial" w:eastAsia="Arial" w:hAnsi="Arial"/>
@@ -15886,7 +15886,7 @@
               <w:spacing w:after="10" w:before="0"/>
               <w:ind w:left="120"/>
             </w:pPr>
-            <w:hyperlink w:history="1" r:id="rIdt-emjbohd6bodg14axa67">
+            <w:hyperlink w:history="1" r:id="rIdi69jwg27zekjlhxohuwgy">
               <w:r>
                 <w:rPr>
                   <w:rFonts w:ascii="Arial" w:cs="Arial" w:eastAsia="Arial" w:hAnsi="Arial"/>
@@ -15931,7 +15931,7 @@
             <w:pPr>
               <w:spacing w:after="20" w:before="0"/>
             </w:pPr>
-            <w:hyperlink w:history="1" r:id="rIduco7pqoclqfl1uzbsm70l">
+            <w:hyperlink w:history="1" r:id="rId0wbyulywjw7yrc7akf-ey">
               <w:r>
                 <w:rPr>
                   <w:rFonts w:ascii="Arial" w:cs="Arial" w:eastAsia="Arial" w:hAnsi="Arial"/>
@@ -15964,7 +15964,7 @@
               <w:spacing w:after="10" w:before="0"/>
               <w:ind w:left="120"/>
             </w:pPr>
-            <w:hyperlink w:history="1" r:id="rIdbqk6zxzgvklcv77qygswp">
+            <w:hyperlink w:history="1" r:id="rIdp824ijlpsou_4zzx0ioih">
               <w:r>
                 <w:rPr>
                   <w:rFonts w:ascii="Arial" w:cs="Arial" w:eastAsia="Arial" w:hAnsi="Arial"/>
@@ -17403,32 +17403,32 @@
         <w:tc>
           <w:tcPr>
             <w:tcW w:type="dxa" w:w="1520"/>
-            <w:shd w:fill="F2F2F2" w:color="auto" w:val="clear"/>
-            <w:tcMar>
-              <w:top w:type="dxa" w:w="60"/>
-              <w:left w:type="dxa" w:w="120"/>
-              <w:bottom w:type="dxa" w:w="60"/>
-              <w:right w:type="dxa" w:w="120"/>
-            </w:tcMar>
-            <w:vAlign w:val="top"/>
-          </w:tcPr>
-          <w:p>
-            <w:pPr>
-              <w:spacing w:after="40" w:before="0"/>
-              <w:jc w:val="left"/>
-            </w:pPr>
-            <w:r>
-              <w:rPr>
-                <w:rFonts w:ascii="Arial" w:cs="Arial" w:eastAsia="Arial" w:hAnsi="Arial"/>
-                <w:b/>
-                <w:bCs/>
-                <w:i w:val="false"/>
-                <w:iCs w:val="false"/>
-                <w:color w:val="000000"/>
-                <w:sz w:val="18"/>
-                <w:szCs w:val="18"/>
-              </w:rPr>
-              <w:t xml:space="preserve">Phase 1 — Predict</w:t>
+            <w:shd w:fill="EAD1F5" w:color="auto" w:val="clear"/>
+            <w:tcMar>
+              <w:top w:type="dxa" w:w="60"/>
+              <w:left w:type="dxa" w:w="120"/>
+              <w:bottom w:type="dxa" w:w="60"/>
+              <w:right w:type="dxa" w:w="120"/>
+            </w:tcMar>
+            <w:vAlign w:val="top"/>
+          </w:tcPr>
+          <w:p>
+            <w:pPr>
+              <w:spacing w:after="40" w:before="0"/>
+              <w:jc w:val="left"/>
+            </w:pPr>
+            <w:r>
+              <w:rPr>
+                <w:rFonts w:ascii="Arial" w:cs="Arial" w:eastAsia="Arial" w:hAnsi="Arial"/>
+                <w:b/>
+                <w:bCs/>
+                <w:i w:val="false"/>
+                <w:iCs w:val="false"/>
+                <w:color w:val="000000"/>
+                <w:sz w:val="18"/>
+                <w:szCs w:val="18"/>
+              </w:rPr>
+              <w:t xml:space="preserve">Predict Phase</w:t>
             </w:r>
           </w:p>
           <w:p>
@@ -17451,7 +17451,7 @@
             <w:pPr>
               <w:spacing w:after="20" w:before="0"/>
             </w:pPr>
-            <w:hyperlink w:history="1" r:id="rIdc3kzvceh8wj1mjupqi2va">
+            <w:hyperlink w:history="1" r:id="rId42uxi5rnmrjzmkhjimsqo">
               <w:r>
                 <w:rPr>
                   <w:rFonts w:ascii="Arial" w:cs="Arial" w:eastAsia="Arial" w:hAnsi="Arial"/>
@@ -17484,7 +17484,7 @@
               <w:spacing w:after="10" w:before="0"/>
               <w:ind w:left="120"/>
             </w:pPr>
-            <w:hyperlink w:history="1" r:id="rIdgm8cro0dcpxlwuxqbl4qf">
+            <w:hyperlink w:history="1" r:id="rIdboa9ft6gjjfdwqjrjd0fn">
               <w:r>
                 <w:rPr>
                   <w:rFonts w:ascii="Arial" w:cs="Arial" w:eastAsia="Arial" w:hAnsi="Arial"/>
@@ -17529,7 +17529,7 @@
             <w:pPr>
               <w:spacing w:after="20" w:before="0"/>
             </w:pPr>
-            <w:hyperlink w:history="1" r:id="rIdnpuhwywnjr30yzs1fmln-">
+            <w:hyperlink w:history="1" r:id="rIdjmejs8fv4xl2se3btpmxp">
               <w:r>
                 <w:rPr>
                   <w:rFonts w:ascii="Arial" w:cs="Arial" w:eastAsia="Arial" w:hAnsi="Arial"/>
@@ -17562,7 +17562,7 @@
               <w:spacing w:after="10" w:before="0"/>
               <w:ind w:left="120"/>
             </w:pPr>
-            <w:hyperlink w:history="1" r:id="rIdd7kmnew3n84eisfcxwrgp">
+            <w:hyperlink w:history="1" r:id="rIditq0bqsmcmwwgj-kr37ou">
               <w:r>
                 <w:rPr>
                   <w:rFonts w:ascii="Arial" w:cs="Arial" w:eastAsia="Arial" w:hAnsi="Arial"/>
@@ -17709,32 +17709,32 @@
         <w:tc>
           <w:tcPr>
             <w:tcW w:type="dxa" w:w="1520"/>
-            <w:shd w:fill="F2F2F2" w:color="auto" w:val="clear"/>
-            <w:tcMar>
-              <w:top w:type="dxa" w:w="60"/>
-              <w:left w:type="dxa" w:w="120"/>
-              <w:bottom w:type="dxa" w:w="60"/>
-              <w:right w:type="dxa" w:w="120"/>
-            </w:tcMar>
-            <w:vAlign w:val="top"/>
-          </w:tcPr>
-          <w:p>
-            <w:pPr>
-              <w:spacing w:after="40" w:before="0"/>
-              <w:jc w:val="left"/>
-            </w:pPr>
-            <w:r>
-              <w:rPr>
-                <w:rFonts w:ascii="Arial" w:cs="Arial" w:eastAsia="Arial" w:hAnsi="Arial"/>
-                <w:b/>
-                <w:bCs/>
-                <w:i w:val="false"/>
-                <w:iCs w:val="false"/>
-                <w:color w:val="000000"/>
-                <w:sz w:val="18"/>
-                <w:szCs w:val="18"/>
-              </w:rPr>
-              <w:t xml:space="preserve">Phase 2 — Observe</w:t>
+            <w:shd w:fill="D9EEF1" w:color="auto" w:val="clear"/>
+            <w:tcMar>
+              <w:top w:type="dxa" w:w="60"/>
+              <w:left w:type="dxa" w:w="120"/>
+              <w:bottom w:type="dxa" w:w="60"/>
+              <w:right w:type="dxa" w:w="120"/>
+            </w:tcMar>
+            <w:vAlign w:val="top"/>
+          </w:tcPr>
+          <w:p>
+            <w:pPr>
+              <w:spacing w:after="40" w:before="0"/>
+              <w:jc w:val="left"/>
+            </w:pPr>
+            <w:r>
+              <w:rPr>
+                <w:rFonts w:ascii="Arial" w:cs="Arial" w:eastAsia="Arial" w:hAnsi="Arial"/>
+                <w:b/>
+                <w:bCs/>
+                <w:i w:val="false"/>
+                <w:iCs w:val="false"/>
+                <w:color w:val="000000"/>
+                <w:sz w:val="18"/>
+                <w:szCs w:val="18"/>
+              </w:rPr>
+              <w:t xml:space="preserve">Observe Phase</w:t>
             </w:r>
           </w:p>
           <w:p>
@@ -17757,7 +17757,7 @@
             <w:pPr>
               <w:spacing w:after="20" w:before="0"/>
             </w:pPr>
-            <w:hyperlink w:history="1" r:id="rIdk8xcvhcbaxmyg43zajgsc">
+            <w:hyperlink w:history="1" r:id="rIdsioguqquhpqdmjgdnw0q8">
               <w:r>
                 <w:rPr>
                   <w:rFonts w:ascii="Arial" w:cs="Arial" w:eastAsia="Arial" w:hAnsi="Arial"/>
@@ -17790,7 +17790,7 @@
               <w:spacing w:after="10" w:before="0"/>
               <w:ind w:left="120"/>
             </w:pPr>
-            <w:hyperlink w:history="1" r:id="rIdj2pwhijnj0lylpqayg1ia">
+            <w:hyperlink w:history="1" r:id="rIdwgs3__krfynlbqxhivoep">
               <w:r>
                 <w:rPr>
                   <w:rFonts w:ascii="Arial" w:cs="Arial" w:eastAsia="Arial" w:hAnsi="Arial"/>
@@ -17835,7 +17835,7 @@
             <w:pPr>
               <w:spacing w:after="20" w:before="0"/>
             </w:pPr>
-            <w:hyperlink w:history="1" r:id="rIdm4zkiys5d03jbb7nkivxx">
+            <w:hyperlink w:history="1" r:id="rIdkoopj8ydp6gfhkugsguqy">
               <w:r>
                 <w:rPr>
                   <w:rFonts w:ascii="Arial" w:cs="Arial" w:eastAsia="Arial" w:hAnsi="Arial"/>
@@ -17868,7 +17868,7 @@
               <w:spacing w:after="10" w:before="0"/>
               <w:ind w:left="120"/>
             </w:pPr>
-            <w:hyperlink w:history="1" r:id="rId0ub2q59s7u9sumfm83wmr">
+            <w:hyperlink w:history="1" r:id="rIdnbvgrlxrbvt0hqeslrapp">
               <w:r>
                 <w:rPr>
                   <w:rFonts w:ascii="Arial" w:cs="Arial" w:eastAsia="Arial" w:hAnsi="Arial"/>
@@ -18015,32 +18015,32 @@
         <w:tc>
           <w:tcPr>
             <w:tcW w:type="dxa" w:w="1520"/>
-            <w:shd w:fill="F2F2F2" w:color="auto" w:val="clear"/>
-            <w:tcMar>
-              <w:top w:type="dxa" w:w="60"/>
-              <w:left w:type="dxa" w:w="120"/>
-              <w:bottom w:type="dxa" w:w="60"/>
-              <w:right w:type="dxa" w:w="120"/>
-            </w:tcMar>
-            <w:vAlign w:val="top"/>
-          </w:tcPr>
-          <w:p>
-            <w:pPr>
-              <w:spacing w:after="40" w:before="0"/>
-              <w:jc w:val="left"/>
-            </w:pPr>
-            <w:r>
-              <w:rPr>
-                <w:rFonts w:ascii="Arial" w:cs="Arial" w:eastAsia="Arial" w:hAnsi="Arial"/>
-                <w:b/>
-                <w:bCs/>
-                <w:i w:val="false"/>
-                <w:iCs w:val="false"/>
-                <w:color w:val="000000"/>
-                <w:sz w:val="18"/>
-                <w:szCs w:val="18"/>
-              </w:rPr>
-              <w:t xml:space="preserve">Phase 3 — Explain</w:t>
+            <w:shd w:fill="E2EFDA" w:color="auto" w:val="clear"/>
+            <w:tcMar>
+              <w:top w:type="dxa" w:w="60"/>
+              <w:left w:type="dxa" w:w="120"/>
+              <w:bottom w:type="dxa" w:w="60"/>
+              <w:right w:type="dxa" w:w="120"/>
+            </w:tcMar>
+            <w:vAlign w:val="top"/>
+          </w:tcPr>
+          <w:p>
+            <w:pPr>
+              <w:spacing w:after="40" w:before="0"/>
+              <w:jc w:val="left"/>
+            </w:pPr>
+            <w:r>
+              <w:rPr>
+                <w:rFonts w:ascii="Arial" w:cs="Arial" w:eastAsia="Arial" w:hAnsi="Arial"/>
+                <w:b/>
+                <w:bCs/>
+                <w:i w:val="false"/>
+                <w:iCs w:val="false"/>
+                <w:color w:val="000000"/>
+                <w:sz w:val="18"/>
+                <w:szCs w:val="18"/>
+              </w:rPr>
+              <w:t xml:space="preserve">Explain Phase</w:t>
             </w:r>
           </w:p>
           <w:p>
@@ -18063,7 +18063,7 @@
             <w:pPr>
               <w:spacing w:after="20" w:before="0"/>
             </w:pPr>
-            <w:hyperlink w:history="1" r:id="rIdxznnhounodvhbrdwg0-ql">
+            <w:hyperlink w:history="1" r:id="rId5ij3pb3qf6mrt8o7pn93t">
               <w:r>
                 <w:rPr>
                   <w:rFonts w:ascii="Arial" w:cs="Arial" w:eastAsia="Arial" w:hAnsi="Arial"/>
@@ -18096,7 +18096,7 @@
               <w:spacing w:after="10" w:before="0"/>
               <w:ind w:left="120"/>
             </w:pPr>
-            <w:hyperlink w:history="1" r:id="rIdna9nnxov-9xwo0hxk9ywk">
+            <w:hyperlink w:history="1" r:id="rIdkc83s2wdtwxt8rdqwinln">
               <w:r>
                 <w:rPr>
                   <w:rFonts w:ascii="Arial" w:cs="Arial" w:eastAsia="Arial" w:hAnsi="Arial"/>
@@ -18141,7 +18141,7 @@
             <w:pPr>
               <w:spacing w:after="20" w:before="0"/>
             </w:pPr>
-            <w:hyperlink w:history="1" r:id="rIde11yof71lyrsbwmx-i34b">
+            <w:hyperlink w:history="1" r:id="rId-50rgery9dxwbgj_cgzcb">
               <w:r>
                 <w:rPr>
                   <w:rFonts w:ascii="Arial" w:cs="Arial" w:eastAsia="Arial" w:hAnsi="Arial"/>
@@ -18174,7 +18174,7 @@
               <w:spacing w:after="10" w:before="0"/>
               <w:ind w:left="120"/>
             </w:pPr>
-            <w:hyperlink w:history="1" r:id="rIdwf4fa-9es72bb1tlfoghm">
+            <w:hyperlink w:history="1" r:id="rId58dnduxnplvxtm3yebjx6">
               <w:r>
                 <w:rPr>
                   <w:rFonts w:ascii="Arial" w:cs="Arial" w:eastAsia="Arial" w:hAnsi="Arial"/>
@@ -18321,32 +18321,32 @@
         <w:tc>
           <w:tcPr>
             <w:tcW w:type="dxa" w:w="1520"/>
-            <w:shd w:fill="F2F2F2" w:color="auto" w:val="clear"/>
-            <w:tcMar>
-              <w:top w:type="dxa" w:w="60"/>
-              <w:left w:type="dxa" w:w="120"/>
-              <w:bottom w:type="dxa" w:w="60"/>
-              <w:right w:type="dxa" w:w="120"/>
-            </w:tcMar>
-            <w:vAlign w:val="top"/>
-          </w:tcPr>
-          <w:p>
-            <w:pPr>
-              <w:spacing w:after="40" w:before="0"/>
-              <w:jc w:val="left"/>
-            </w:pPr>
-            <w:r>
-              <w:rPr>
-                <w:rFonts w:ascii="Arial" w:cs="Arial" w:eastAsia="Arial" w:hAnsi="Arial"/>
-                <w:b/>
-                <w:bCs/>
-                <w:i w:val="false"/>
-                <w:iCs w:val="false"/>
-                <w:color w:val="000000"/>
-                <w:sz w:val="18"/>
-                <w:szCs w:val="18"/>
-              </w:rPr>
-              <w:t xml:space="preserve">Phase 4 — Driving Question Board (DQB) Update</w:t>
+            <w:shd w:fill="FCE4D6" w:color="auto" w:val="clear"/>
+            <w:tcMar>
+              <w:top w:type="dxa" w:w="60"/>
+              <w:left w:type="dxa" w:w="120"/>
+              <w:bottom w:type="dxa" w:w="60"/>
+              <w:right w:type="dxa" w:w="120"/>
+            </w:tcMar>
+            <w:vAlign w:val="top"/>
+          </w:tcPr>
+          <w:p>
+            <w:pPr>
+              <w:spacing w:after="40" w:before="0"/>
+              <w:jc w:val="left"/>
+            </w:pPr>
+            <w:r>
+              <w:rPr>
+                <w:rFonts w:ascii="Arial" w:cs="Arial" w:eastAsia="Arial" w:hAnsi="Arial"/>
+                <w:b/>
+                <w:bCs/>
+                <w:i w:val="false"/>
+                <w:iCs w:val="false"/>
+                <w:color w:val="000000"/>
+                <w:sz w:val="18"/>
+                <w:szCs w:val="18"/>
+              </w:rPr>
+              <w:t xml:space="preserve">Driving Question Board (DQB) Creation</w:t>
             </w:r>
           </w:p>
           <w:p>
@@ -18369,7 +18369,7 @@
             <w:pPr>
               <w:spacing w:after="20" w:before="0"/>
             </w:pPr>
-            <w:hyperlink w:history="1" r:id="rIdidxs-p3wrtgoions_5mw4">
+            <w:hyperlink w:history="1" r:id="rId7r66fisrhxexaoyr96li7">
               <w:r>
                 <w:rPr>
                   <w:rFonts w:ascii="Arial" w:cs="Arial" w:eastAsia="Arial" w:hAnsi="Arial"/>
@@ -18402,7 +18402,7 @@
               <w:spacing w:after="10" w:before="0"/>
               <w:ind w:left="120"/>
             </w:pPr>
-            <w:hyperlink w:history="1" r:id="rIdp1sjncbaw5j-xr1ipll7-">
+            <w:hyperlink w:history="1" r:id="rIdwp_hxmcwfqfze18lsmki6">
               <w:r>
                 <w:rPr>
                   <w:rFonts w:ascii="Arial" w:cs="Arial" w:eastAsia="Arial" w:hAnsi="Arial"/>
@@ -18447,7 +18447,7 @@
             <w:pPr>
               <w:spacing w:after="20" w:before="0"/>
             </w:pPr>
-            <w:hyperlink w:history="1" r:id="rIdfaqaithgz3pm425_3jiah">
+            <w:hyperlink w:history="1" r:id="rIdtf4hhevdrakrdzhzo5r_o">
               <w:r>
                 <w:rPr>
                   <w:rFonts w:ascii="Arial" w:cs="Arial" w:eastAsia="Arial" w:hAnsi="Arial"/>
@@ -18480,7 +18480,7 @@
               <w:spacing w:after="10" w:before="0"/>
               <w:ind w:left="120"/>
             </w:pPr>
-            <w:hyperlink w:history="1" r:id="rIdm5sddzmfcyzwnri3xlldp">
+            <w:hyperlink w:history="1" r:id="rIdq3q5nwkek4vqciiiyp9fv">
               <w:r>
                 <w:rPr>
                   <w:rFonts w:ascii="Arial" w:cs="Arial" w:eastAsia="Arial" w:hAnsi="Arial"/>
@@ -18627,32 +18627,32 @@
         <w:tc>
           <w:tcPr>
             <w:tcW w:type="dxa" w:w="1520"/>
-            <w:shd w:fill="F2F2F2" w:color="auto" w:val="clear"/>
-            <w:tcMar>
-              <w:top w:type="dxa" w:w="60"/>
-              <w:left w:type="dxa" w:w="120"/>
-              <w:bottom w:type="dxa" w:w="60"/>
-              <w:right w:type="dxa" w:w="120"/>
-            </w:tcMar>
-            <w:vAlign w:val="top"/>
-          </w:tcPr>
-          <w:p>
-            <w:pPr>
-              <w:spacing w:after="40" w:before="0"/>
-              <w:jc w:val="left"/>
-            </w:pPr>
-            <w:r>
-              <w:rPr>
-                <w:rFonts w:ascii="Arial" w:cs="Arial" w:eastAsia="Arial" w:hAnsi="Arial"/>
-                <w:b/>
-                <w:bCs/>
-                <w:i w:val="false"/>
-                <w:iCs w:val="false"/>
-                <w:color w:val="000000"/>
-                <w:sz w:val="18"/>
-                <w:szCs w:val="18"/>
-              </w:rPr>
-              <w:t xml:space="preserve">Phase 5 — Model Building</w:t>
+            <w:shd w:fill="D5E8F0" w:color="auto" w:val="clear"/>
+            <w:tcMar>
+              <w:top w:type="dxa" w:w="60"/>
+              <w:left w:type="dxa" w:w="120"/>
+              <w:bottom w:type="dxa" w:w="60"/>
+              <w:right w:type="dxa" w:w="120"/>
+            </w:tcMar>
+            <w:vAlign w:val="top"/>
+          </w:tcPr>
+          <w:p>
+            <w:pPr>
+              <w:spacing w:after="40" w:before="0"/>
+              <w:jc w:val="left"/>
+            </w:pPr>
+            <w:r>
+              <w:rPr>
+                <w:rFonts w:ascii="Arial" w:cs="Arial" w:eastAsia="Arial" w:hAnsi="Arial"/>
+                <w:b/>
+                <w:bCs/>
+                <w:i w:val="false"/>
+                <w:iCs w:val="false"/>
+                <w:color w:val="000000"/>
+                <w:sz w:val="18"/>
+                <w:szCs w:val="18"/>
+              </w:rPr>
+              <w:t xml:space="preserve">Model Building Phase</w:t>
             </w:r>
           </w:p>
           <w:p>
@@ -18675,7 +18675,7 @@
             <w:pPr>
               <w:spacing w:after="20" w:before="0"/>
             </w:pPr>
-            <w:hyperlink w:history="1" r:id="rIdb2vnmyxaum2ydq_ap_lgx">
+            <w:hyperlink w:history="1" r:id="rIdtbkmystox2n3iqx8usogk">
               <w:r>
                 <w:rPr>
                   <w:rFonts w:ascii="Arial" w:cs="Arial" w:eastAsia="Arial" w:hAnsi="Arial"/>
@@ -18708,7 +18708,7 @@
               <w:spacing w:after="10" w:before="0"/>
               <w:ind w:left="120"/>
             </w:pPr>
-            <w:hyperlink w:history="1" r:id="rIdn4tvt_cfd09hjtf3o0vnx">
+            <w:hyperlink w:history="1" r:id="rIditzyvytfua49xecewfodm">
               <w:r>
                 <w:rPr>
                   <w:rFonts w:ascii="Arial" w:cs="Arial" w:eastAsia="Arial" w:hAnsi="Arial"/>
@@ -18753,7 +18753,7 @@
             <w:pPr>
               <w:spacing w:after="20" w:before="0"/>
             </w:pPr>
-            <w:hyperlink w:history="1" r:id="rId-w4pruul01hiqig7fv_vd">
+            <w:hyperlink w:history="1" r:id="rIdi7lr6l5fi2cb7xeazx5ed">
               <w:r>
                 <w:rPr>
                   <w:rFonts w:ascii="Arial" w:cs="Arial" w:eastAsia="Arial" w:hAnsi="Arial"/>
@@ -18786,7 +18786,7 @@
               <w:spacing w:after="10" w:before="0"/>
               <w:ind w:left="120"/>
             </w:pPr>
-            <w:hyperlink w:history="1" r:id="rId_e_w1ae2eexb1_xins95p">
+            <w:hyperlink w:history="1" r:id="rId8en3qrhauyg_jtcndnxad">
               <w:r>
                 <w:rPr>
                   <w:rFonts w:ascii="Arial" w:cs="Arial" w:eastAsia="Arial" w:hAnsi="Arial"/>
@@ -20225,32 +20225,32 @@
         <w:tc>
           <w:tcPr>
             <w:tcW w:type="dxa" w:w="1520"/>
-            <w:shd w:fill="F2F2F2" w:color="auto" w:val="clear"/>
-            <w:tcMar>
-              <w:top w:type="dxa" w:w="60"/>
-              <w:left w:type="dxa" w:w="120"/>
-              <w:bottom w:type="dxa" w:w="60"/>
-              <w:right w:type="dxa" w:w="120"/>
-            </w:tcMar>
-            <w:vAlign w:val="top"/>
-          </w:tcPr>
-          <w:p>
-            <w:pPr>
-              <w:spacing w:after="40" w:before="0"/>
-              <w:jc w:val="left"/>
-            </w:pPr>
-            <w:r>
-              <w:rPr>
-                <w:rFonts w:ascii="Arial" w:cs="Arial" w:eastAsia="Arial" w:hAnsi="Arial"/>
-                <w:b/>
-                <w:bCs/>
-                <w:i w:val="false"/>
-                <w:iCs w:val="false"/>
-                <w:color w:val="000000"/>
-                <w:sz w:val="18"/>
-                <w:szCs w:val="18"/>
-              </w:rPr>
-              <w:t xml:space="preserve">Phase 1 — Predict (10 minutes)</w:t>
+            <w:shd w:fill="EAD1F5" w:color="auto" w:val="clear"/>
+            <w:tcMar>
+              <w:top w:type="dxa" w:w="60"/>
+              <w:left w:type="dxa" w:w="120"/>
+              <w:bottom w:type="dxa" w:w="60"/>
+              <w:right w:type="dxa" w:w="120"/>
+            </w:tcMar>
+            <w:vAlign w:val="top"/>
+          </w:tcPr>
+          <w:p>
+            <w:pPr>
+              <w:spacing w:after="40" w:before="0"/>
+              <w:jc w:val="left"/>
+            </w:pPr>
+            <w:r>
+              <w:rPr>
+                <w:rFonts w:ascii="Arial" w:cs="Arial" w:eastAsia="Arial" w:hAnsi="Arial"/>
+                <w:b/>
+                <w:bCs/>
+                <w:i w:val="false"/>
+                <w:iCs w:val="false"/>
+                <w:color w:val="000000"/>
+                <w:sz w:val="18"/>
+                <w:szCs w:val="18"/>
+              </w:rPr>
+              <w:t xml:space="preserve">Predict Phase</w:t>
             </w:r>
           </w:p>
           <w:p>
@@ -20273,7 +20273,7 @@
             <w:pPr>
               <w:spacing w:after="20" w:before="0"/>
             </w:pPr>
-            <w:hyperlink w:history="1" r:id="rIdctfg2jklczvlq0govgmox">
+            <w:hyperlink w:history="1" r:id="rIdhsjgquqa0kfjwsl5_6alf">
               <w:r>
                 <w:rPr>
                   <w:rFonts w:ascii="Arial" w:cs="Arial" w:eastAsia="Arial" w:hAnsi="Arial"/>
@@ -20306,7 +20306,7 @@
               <w:spacing w:after="10" w:before="0"/>
               <w:ind w:left="120"/>
             </w:pPr>
-            <w:hyperlink w:history="1" r:id="rIdqoivw6k_yxrrxmfxozqtd">
+            <w:hyperlink w:history="1" r:id="rIdagaabfqeccv5c4_bsoihm">
               <w:r>
                 <w:rPr>
                   <w:rFonts w:ascii="Arial" w:cs="Arial" w:eastAsia="Arial" w:hAnsi="Arial"/>
@@ -20351,7 +20351,7 @@
             <w:pPr>
               <w:spacing w:after="20" w:before="0"/>
             </w:pPr>
-            <w:hyperlink w:history="1" r:id="rIdsqbfsetf8mf-ou84qbsv6">
+            <w:hyperlink w:history="1" r:id="rId-dmbpgfboupeigl-bd-ye">
               <w:r>
                 <w:rPr>
                   <w:rFonts w:ascii="Arial" w:cs="Arial" w:eastAsia="Arial" w:hAnsi="Arial"/>
@@ -20384,7 +20384,7 @@
               <w:spacing w:after="10" w:before="0"/>
               <w:ind w:left="120"/>
             </w:pPr>
-            <w:hyperlink w:history="1" r:id="rIdxof1tlohvrwutdjnwqflk">
+            <w:hyperlink w:history="1" r:id="rIdxb8nhzfwnsaozxzxb75s7">
               <w:r>
                 <w:rPr>
                   <w:rFonts w:ascii="Arial" w:cs="Arial" w:eastAsia="Arial" w:hAnsi="Arial"/>
@@ -20531,32 +20531,32 @@
         <w:tc>
           <w:tcPr>
             <w:tcW w:type="dxa" w:w="1520"/>
-            <w:shd w:fill="F2F2F2" w:color="auto" w:val="clear"/>
-            <w:tcMar>
-              <w:top w:type="dxa" w:w="60"/>
-              <w:left w:type="dxa" w:w="120"/>
-              <w:bottom w:type="dxa" w:w="60"/>
-              <w:right w:type="dxa" w:w="120"/>
-            </w:tcMar>
-            <w:vAlign w:val="top"/>
-          </w:tcPr>
-          <w:p>
-            <w:pPr>
-              <w:spacing w:after="40" w:before="0"/>
-              <w:jc w:val="left"/>
-            </w:pPr>
-            <w:r>
-              <w:rPr>
-                <w:rFonts w:ascii="Arial" w:cs="Arial" w:eastAsia="Arial" w:hAnsi="Arial"/>
-                <w:b/>
-                <w:bCs/>
-                <w:i w:val="false"/>
-                <w:iCs w:val="false"/>
-                <w:color w:val="000000"/>
-                <w:sz w:val="18"/>
-                <w:szCs w:val="18"/>
-              </w:rPr>
-              <w:t xml:space="preserve">Phase 2 — Observe (20 minutes)</w:t>
+            <w:shd w:fill="D9EEF1" w:color="auto" w:val="clear"/>
+            <w:tcMar>
+              <w:top w:type="dxa" w:w="60"/>
+              <w:left w:type="dxa" w:w="120"/>
+              <w:bottom w:type="dxa" w:w="60"/>
+              <w:right w:type="dxa" w:w="120"/>
+            </w:tcMar>
+            <w:vAlign w:val="top"/>
+          </w:tcPr>
+          <w:p>
+            <w:pPr>
+              <w:spacing w:after="40" w:before="0"/>
+              <w:jc w:val="left"/>
+            </w:pPr>
+            <w:r>
+              <w:rPr>
+                <w:rFonts w:ascii="Arial" w:cs="Arial" w:eastAsia="Arial" w:hAnsi="Arial"/>
+                <w:b/>
+                <w:bCs/>
+                <w:i w:val="false"/>
+                <w:iCs w:val="false"/>
+                <w:color w:val="000000"/>
+                <w:sz w:val="18"/>
+                <w:szCs w:val="18"/>
+              </w:rPr>
+              <w:t xml:space="preserve">Observe Phase</w:t>
             </w:r>
           </w:p>
           <w:p>
@@ -20579,7 +20579,7 @@
             <w:pPr>
               <w:spacing w:after="20" w:before="0"/>
             </w:pPr>
-            <w:hyperlink w:history="1" r:id="rIdh_9jmbdhyyzvqclksnhpa">
+            <w:hyperlink w:history="1" r:id="rIdghfzij_z_kz3bxiaehpp3">
               <w:r>
                 <w:rPr>
                   <w:rFonts w:ascii="Arial" w:cs="Arial" w:eastAsia="Arial" w:hAnsi="Arial"/>
@@ -20612,7 +20612,7 @@
               <w:spacing w:after="10" w:before="0"/>
               <w:ind w:left="120"/>
             </w:pPr>
-            <w:hyperlink w:history="1" r:id="rId0edukbk7v8ho36kqtv4bz">
+            <w:hyperlink w:history="1" r:id="rIdauhpwtkkogcnwtbfzpahj">
               <w:r>
                 <w:rPr>
                   <w:rFonts w:ascii="Arial" w:cs="Arial" w:eastAsia="Arial" w:hAnsi="Arial"/>
@@ -20657,7 +20657,7 @@
             <w:pPr>
               <w:spacing w:after="20" w:before="0"/>
             </w:pPr>
-            <w:hyperlink w:history="1" r:id="rIdo88nwf1gbbjtisygxbud8">
+            <w:hyperlink w:history="1" r:id="rId2zfaziqxfx5dmxppk5rca">
               <w:r>
                 <w:rPr>
                   <w:rFonts w:ascii="Arial" w:cs="Arial" w:eastAsia="Arial" w:hAnsi="Arial"/>
@@ -20690,7 +20690,7 @@
               <w:spacing w:after="10" w:before="0"/>
               <w:ind w:left="120"/>
             </w:pPr>
-            <w:hyperlink w:history="1" r:id="rIdvegofzpl3tjne0f_mglob">
+            <w:hyperlink w:history="1" r:id="rIdbcmxvcrkzb_2e0i95tqbt">
               <w:r>
                 <w:rPr>
                   <w:rFonts w:ascii="Arial" w:cs="Arial" w:eastAsia="Arial" w:hAnsi="Arial"/>
@@ -20837,32 +20837,32 @@
         <w:tc>
           <w:tcPr>
             <w:tcW w:type="dxa" w:w="1520"/>
-            <w:shd w:fill="F2F2F2" w:color="auto" w:val="clear"/>
-            <w:tcMar>
-              <w:top w:type="dxa" w:w="60"/>
-              <w:left w:type="dxa" w:w="120"/>
-              <w:bottom w:type="dxa" w:w="60"/>
-              <w:right w:type="dxa" w:w="120"/>
-            </w:tcMar>
-            <w:vAlign w:val="top"/>
-          </w:tcPr>
-          <w:p>
-            <w:pPr>
-              <w:spacing w:after="40" w:before="0"/>
-              <w:jc w:val="left"/>
-            </w:pPr>
-            <w:r>
-              <w:rPr>
-                <w:rFonts w:ascii="Arial" w:cs="Arial" w:eastAsia="Arial" w:hAnsi="Arial"/>
-                <w:b/>
-                <w:bCs/>
-                <w:i w:val="false"/>
-                <w:iCs w:val="false"/>
-                <w:color w:val="000000"/>
-                <w:sz w:val="18"/>
-                <w:szCs w:val="18"/>
-              </w:rPr>
-              <w:t xml:space="preserve">Phase 3 — Explain (20 minutes)</w:t>
+            <w:shd w:fill="E2EFDA" w:color="auto" w:val="clear"/>
+            <w:tcMar>
+              <w:top w:type="dxa" w:w="60"/>
+              <w:left w:type="dxa" w:w="120"/>
+              <w:bottom w:type="dxa" w:w="60"/>
+              <w:right w:type="dxa" w:w="120"/>
+            </w:tcMar>
+            <w:vAlign w:val="top"/>
+          </w:tcPr>
+          <w:p>
+            <w:pPr>
+              <w:spacing w:after="40" w:before="0"/>
+              <w:jc w:val="left"/>
+            </w:pPr>
+            <w:r>
+              <w:rPr>
+                <w:rFonts w:ascii="Arial" w:cs="Arial" w:eastAsia="Arial" w:hAnsi="Arial"/>
+                <w:b/>
+                <w:bCs/>
+                <w:i w:val="false"/>
+                <w:iCs w:val="false"/>
+                <w:color w:val="000000"/>
+                <w:sz w:val="18"/>
+                <w:szCs w:val="18"/>
+              </w:rPr>
+              <w:t xml:space="preserve">Explain Phase</w:t>
             </w:r>
           </w:p>
           <w:p>
@@ -20885,7 +20885,7 @@
             <w:pPr>
               <w:spacing w:after="20" w:before="0"/>
             </w:pPr>
-            <w:hyperlink w:history="1" r:id="rId6-utanpelaf107sdvvpyy">
+            <w:hyperlink w:history="1" r:id="rIdohagfiduzuhxmjafiz7aw">
               <w:r>
                 <w:rPr>
                   <w:rFonts w:ascii="Arial" w:cs="Arial" w:eastAsia="Arial" w:hAnsi="Arial"/>
@@ -20918,7 +20918,7 @@
               <w:spacing w:after="10" w:before="0"/>
               <w:ind w:left="120"/>
             </w:pPr>
-            <w:hyperlink w:history="1" r:id="rIdwrkcxz4w-ytoeunkmx7t0">
+            <w:hyperlink w:history="1" r:id="rIdiqal_f9qu3oh7kz9kq1tk">
               <w:r>
                 <w:rPr>
                   <w:rFonts w:ascii="Arial" w:cs="Arial" w:eastAsia="Arial" w:hAnsi="Arial"/>
@@ -20963,7 +20963,7 @@
             <w:pPr>
               <w:spacing w:after="20" w:before="0"/>
             </w:pPr>
-            <w:hyperlink w:history="1" r:id="rIdz_bywcc1rqbks1rlolukk">
+            <w:hyperlink w:history="1" r:id="rId7__ngnumg8by1y7tkixgr">
               <w:r>
                 <w:rPr>
                   <w:rFonts w:ascii="Arial" w:cs="Arial" w:eastAsia="Arial" w:hAnsi="Arial"/>
@@ -20996,7 +20996,7 @@
               <w:spacing w:after="10" w:before="0"/>
               <w:ind w:left="120"/>
             </w:pPr>
-            <w:hyperlink w:history="1" r:id="rIdzfffzmq6d9nysbiyden15">
+            <w:hyperlink w:history="1" r:id="rIdfbpqg3skcwx717240s5oe">
               <w:r>
                 <w:rPr>
                   <w:rFonts w:ascii="Arial" w:cs="Arial" w:eastAsia="Arial" w:hAnsi="Arial"/>
@@ -21143,32 +21143,32 @@
         <w:tc>
           <w:tcPr>
             <w:tcW w:type="dxa" w:w="1520"/>
-            <w:shd w:fill="F2F2F2" w:color="auto" w:val="clear"/>
-            <w:tcMar>
-              <w:top w:type="dxa" w:w="60"/>
-              <w:left w:type="dxa" w:w="120"/>
-              <w:bottom w:type="dxa" w:w="60"/>
-              <w:right w:type="dxa" w:w="120"/>
-            </w:tcMar>
-            <w:vAlign w:val="top"/>
-          </w:tcPr>
-          <w:p>
-            <w:pPr>
-              <w:spacing w:after="40" w:before="0"/>
-              <w:jc w:val="left"/>
-            </w:pPr>
-            <w:r>
-              <w:rPr>
-                <w:rFonts w:ascii="Arial" w:cs="Arial" w:eastAsia="Arial" w:hAnsi="Arial"/>
-                <w:b/>
-                <w:bCs/>
-                <w:i w:val="false"/>
-                <w:iCs w:val="false"/>
-                <w:color w:val="000000"/>
-                <w:sz w:val="18"/>
-                <w:szCs w:val="18"/>
-              </w:rPr>
-              <w:t xml:space="preserve">Phase 4 — Driving Question Board (DQB) Update (10 minutes)</w:t>
+            <w:shd w:fill="FCE4D6" w:color="auto" w:val="clear"/>
+            <w:tcMar>
+              <w:top w:type="dxa" w:w="60"/>
+              <w:left w:type="dxa" w:w="120"/>
+              <w:bottom w:type="dxa" w:w="60"/>
+              <w:right w:type="dxa" w:w="120"/>
+            </w:tcMar>
+            <w:vAlign w:val="top"/>
+          </w:tcPr>
+          <w:p>
+            <w:pPr>
+              <w:spacing w:after="40" w:before="0"/>
+              <w:jc w:val="left"/>
+            </w:pPr>
+            <w:r>
+              <w:rPr>
+                <w:rFonts w:ascii="Arial" w:cs="Arial" w:eastAsia="Arial" w:hAnsi="Arial"/>
+                <w:b/>
+                <w:bCs/>
+                <w:i w:val="false"/>
+                <w:iCs w:val="false"/>
+                <w:color w:val="000000"/>
+                <w:sz w:val="18"/>
+                <w:szCs w:val="18"/>
+              </w:rPr>
+              <w:t xml:space="preserve">Driving Question Board (DQB) Creation</w:t>
             </w:r>
           </w:p>
           <w:p>
@@ -21191,7 +21191,7 @@
             <w:pPr>
               <w:spacing w:after="20" w:before="0"/>
             </w:pPr>
-            <w:hyperlink w:history="1" r:id="rIdgryuaz5femtwb-hui1brs">
+            <w:hyperlink w:history="1" r:id="rIdqhzq8kj6mq-nsftvfpd9y">
               <w:r>
                 <w:rPr>
                   <w:rFonts w:ascii="Arial" w:cs="Arial" w:eastAsia="Arial" w:hAnsi="Arial"/>
@@ -21224,7 +21224,7 @@
               <w:spacing w:after="10" w:before="0"/>
               <w:ind w:left="120"/>
             </w:pPr>
-            <w:hyperlink w:history="1" r:id="rIdjjyuxo1ybh7atqqbstp8t">
+            <w:hyperlink w:history="1" r:id="rIdpcevxyn24ijqgginolxfx">
               <w:r>
                 <w:rPr>
                   <w:rFonts w:ascii="Arial" w:cs="Arial" w:eastAsia="Arial" w:hAnsi="Arial"/>
@@ -21269,7 +21269,7 @@
             <w:pPr>
               <w:spacing w:after="20" w:before="0"/>
             </w:pPr>
-            <w:hyperlink w:history="1" r:id="rIdqzyiiejhyec310wvowqa4">
+            <w:hyperlink w:history="1" r:id="rIdhnxqvqa7ebgirirrn_tei">
               <w:r>
                 <w:rPr>
                   <w:rFonts w:ascii="Arial" w:cs="Arial" w:eastAsia="Arial" w:hAnsi="Arial"/>
@@ -21302,7 +21302,7 @@
               <w:spacing w:after="10" w:before="0"/>
               <w:ind w:left="120"/>
             </w:pPr>
-            <w:hyperlink w:history="1" r:id="rIdocwzmpu5s990toonc67tz">
+            <w:hyperlink w:history="1" r:id="rIdy12ujb-3qnlxy1wtb3eh2">
               <w:r>
                 <w:rPr>
                   <w:rFonts w:ascii="Arial" w:cs="Arial" w:eastAsia="Arial" w:hAnsi="Arial"/>
@@ -21449,32 +21449,32 @@
         <w:tc>
           <w:tcPr>
             <w:tcW w:type="dxa" w:w="1520"/>
-            <w:shd w:fill="F2F2F2" w:color="auto" w:val="clear"/>
-            <w:tcMar>
-              <w:top w:type="dxa" w:w="60"/>
-              <w:left w:type="dxa" w:w="120"/>
-              <w:bottom w:type="dxa" w:w="60"/>
-              <w:right w:type="dxa" w:w="120"/>
-            </w:tcMar>
-            <w:vAlign w:val="top"/>
-          </w:tcPr>
-          <w:p>
-            <w:pPr>
-              <w:spacing w:after="40" w:before="0"/>
-              <w:jc w:val="left"/>
-            </w:pPr>
-            <w:r>
-              <w:rPr>
-                <w:rFonts w:ascii="Arial" w:cs="Arial" w:eastAsia="Arial" w:hAnsi="Arial"/>
-                <w:b/>
-                <w:bCs/>
-                <w:i w:val="false"/>
-                <w:iCs w:val="false"/>
-                <w:color w:val="000000"/>
-                <w:sz w:val="18"/>
-                <w:szCs w:val="18"/>
-              </w:rPr>
-              <w:t xml:space="preserve">Phase 5 — Model Building (20 minutes)</w:t>
+            <w:shd w:fill="D5E8F0" w:color="auto" w:val="clear"/>
+            <w:tcMar>
+              <w:top w:type="dxa" w:w="60"/>
+              <w:left w:type="dxa" w:w="120"/>
+              <w:bottom w:type="dxa" w:w="60"/>
+              <w:right w:type="dxa" w:w="120"/>
+            </w:tcMar>
+            <w:vAlign w:val="top"/>
+          </w:tcPr>
+          <w:p>
+            <w:pPr>
+              <w:spacing w:after="40" w:before="0"/>
+              <w:jc w:val="left"/>
+            </w:pPr>
+            <w:r>
+              <w:rPr>
+                <w:rFonts w:ascii="Arial" w:cs="Arial" w:eastAsia="Arial" w:hAnsi="Arial"/>
+                <w:b/>
+                <w:bCs/>
+                <w:i w:val="false"/>
+                <w:iCs w:val="false"/>
+                <w:color w:val="000000"/>
+                <w:sz w:val="18"/>
+                <w:szCs w:val="18"/>
+              </w:rPr>
+              <w:t xml:space="preserve">Model Building Phase</w:t>
             </w:r>
           </w:p>
           <w:p>
@@ -21497,7 +21497,7 @@
             <w:pPr>
               <w:spacing w:after="20" w:before="0"/>
             </w:pPr>
-            <w:hyperlink w:history="1" r:id="rIdhxy8cq30ayppatia20vf1">
+            <w:hyperlink w:history="1" r:id="rIdxlbsenrnmrm_ab7j6onjo">
               <w:r>
                 <w:rPr>
                   <w:rFonts w:ascii="Arial" w:cs="Arial" w:eastAsia="Arial" w:hAnsi="Arial"/>
@@ -21530,7 +21530,7 @@
               <w:spacing w:after="10" w:before="0"/>
               <w:ind w:left="120"/>
             </w:pPr>
-            <w:hyperlink w:history="1" r:id="rIdizaq1vmrp6ccwonkysttv">
+            <w:hyperlink w:history="1" r:id="rIdmjiqndaokjfgiaw9fiyxw">
               <w:r>
                 <w:rPr>
                   <w:rFonts w:ascii="Arial" w:cs="Arial" w:eastAsia="Arial" w:hAnsi="Arial"/>
@@ -21575,7 +21575,7 @@
             <w:pPr>
               <w:spacing w:after="20" w:before="0"/>
             </w:pPr>
-            <w:hyperlink w:history="1" r:id="rId0c588ef7hjvyqbxuwceeq">
+            <w:hyperlink w:history="1" r:id="rIdqtnu867-7d0u39t0widi4">
               <w:r>
                 <w:rPr>
                   <w:rFonts w:ascii="Arial" w:cs="Arial" w:eastAsia="Arial" w:hAnsi="Arial"/>
@@ -21608,7 +21608,7 @@
               <w:spacing w:after="10" w:before="0"/>
               <w:ind w:left="120"/>
             </w:pPr>
-            <w:hyperlink w:history="1" r:id="rIdanna0vkdi-q8c50hnrasb">
+            <w:hyperlink w:history="1" r:id="rIdxdcssxdfneoah5po9weqj">
               <w:r>
                 <w:rPr>
                   <w:rFonts w:ascii="Arial" w:cs="Arial" w:eastAsia="Arial" w:hAnsi="Arial"/>
@@ -23047,32 +23047,32 @@
         <w:tc>
           <w:tcPr>
             <w:tcW w:type="dxa" w:w="1520"/>
-            <w:shd w:fill="F2F2F2" w:color="auto" w:val="clear"/>
-            <w:tcMar>
-              <w:top w:type="dxa" w:w="60"/>
-              <w:left w:type="dxa" w:w="120"/>
-              <w:bottom w:type="dxa" w:w="60"/>
-              <w:right w:type="dxa" w:w="120"/>
-            </w:tcMar>
-            <w:vAlign w:val="top"/>
-          </w:tcPr>
-          <w:p>
-            <w:pPr>
-              <w:spacing w:after="40" w:before="0"/>
-              <w:jc w:val="left"/>
-            </w:pPr>
-            <w:r>
-              <w:rPr>
-                <w:rFonts w:ascii="Arial" w:cs="Arial" w:eastAsia="Arial" w:hAnsi="Arial"/>
-                <w:b/>
-                <w:bCs/>
-                <w:i w:val="false"/>
-                <w:iCs w:val="false"/>
-                <w:color w:val="000000"/>
-                <w:sz w:val="18"/>
-                <w:szCs w:val="18"/>
-              </w:rPr>
-              <w:t xml:space="preserve">Phase 1 — Predict: Revisiting the Opening Prediction</w:t>
+            <w:shd w:fill="EAD1F5" w:color="auto" w:val="clear"/>
+            <w:tcMar>
+              <w:top w:type="dxa" w:w="60"/>
+              <w:left w:type="dxa" w:w="120"/>
+              <w:bottom w:type="dxa" w:w="60"/>
+              <w:right w:type="dxa" w:w="120"/>
+            </w:tcMar>
+            <w:vAlign w:val="top"/>
+          </w:tcPr>
+          <w:p>
+            <w:pPr>
+              <w:spacing w:after="40" w:before="0"/>
+              <w:jc w:val="left"/>
+            </w:pPr>
+            <w:r>
+              <w:rPr>
+                <w:rFonts w:ascii="Arial" w:cs="Arial" w:eastAsia="Arial" w:hAnsi="Arial"/>
+                <w:b/>
+                <w:bCs/>
+                <w:i w:val="false"/>
+                <w:iCs w:val="false"/>
+                <w:color w:val="000000"/>
+                <w:sz w:val="18"/>
+                <w:szCs w:val="18"/>
+              </w:rPr>
+              <w:t xml:space="preserve">Predict Phase</w:t>
             </w:r>
           </w:p>
           <w:p>
@@ -23095,7 +23095,7 @@
             <w:pPr>
               <w:spacing w:after="20" w:before="0"/>
             </w:pPr>
-            <w:hyperlink w:history="1" r:id="rIdus8uaymdz-kpxebtdng7t">
+            <w:hyperlink w:history="1" r:id="rIdnml_l9ewuhdrbmxfksltl">
               <w:r>
                 <w:rPr>
                   <w:rFonts w:ascii="Arial" w:cs="Arial" w:eastAsia="Arial" w:hAnsi="Arial"/>
@@ -23128,7 +23128,7 @@
               <w:spacing w:after="10" w:before="0"/>
               <w:ind w:left="120"/>
             </w:pPr>
-            <w:hyperlink w:history="1" r:id="rIdsouzm3wlkmznl_ibg7z-c">
+            <w:hyperlink w:history="1" r:id="rId6upryu6dcp-cankm6mu-k">
               <w:r>
                 <w:rPr>
                   <w:rFonts w:ascii="Arial" w:cs="Arial" w:eastAsia="Arial" w:hAnsi="Arial"/>
@@ -23173,7 +23173,7 @@
             <w:pPr>
               <w:spacing w:after="20" w:before="0"/>
             </w:pPr>
-            <w:hyperlink w:history="1" r:id="rIdjzx_vhorkyzdnz9srdxxw">
+            <w:hyperlink w:history="1" r:id="rIdy2g-picutky60lpppfkrz">
               <w:r>
                 <w:rPr>
                   <w:rFonts w:ascii="Arial" w:cs="Arial" w:eastAsia="Arial" w:hAnsi="Arial"/>
@@ -23206,7 +23206,7 @@
               <w:spacing w:after="10" w:before="0"/>
               <w:ind w:left="120"/>
             </w:pPr>
-            <w:hyperlink w:history="1" r:id="rId-mcyjpvjddwmveo9gayzv">
+            <w:hyperlink w:history="1" r:id="rId4ngwblpdhrqozw8kcqqi5">
               <w:r>
                 <w:rPr>
                   <w:rFonts w:ascii="Arial" w:cs="Arial" w:eastAsia="Arial" w:hAnsi="Arial"/>
@@ -23353,32 +23353,32 @@
         <w:tc>
           <w:tcPr>
             <w:tcW w:type="dxa" w:w="1520"/>
-            <w:shd w:fill="F2F2F2" w:color="auto" w:val="clear"/>
-            <w:tcMar>
-              <w:top w:type="dxa" w:w="60"/>
-              <w:left w:type="dxa" w:w="120"/>
-              <w:bottom w:type="dxa" w:w="60"/>
-              <w:right w:type="dxa" w:w="120"/>
-            </w:tcMar>
-            <w:vAlign w:val="top"/>
-          </w:tcPr>
-          <w:p>
-            <w:pPr>
-              <w:spacing w:after="40" w:before="0"/>
-              <w:jc w:val="left"/>
-            </w:pPr>
-            <w:r>
-              <w:rPr>
-                <w:rFonts w:ascii="Arial" w:cs="Arial" w:eastAsia="Arial" w:hAnsi="Arial"/>
-                <w:b/>
-                <w:bCs/>
-                <w:i w:val="false"/>
-                <w:iCs w:val="false"/>
-                <w:color w:val="000000"/>
-                <w:sz w:val="18"/>
-                <w:szCs w:val="18"/>
-              </w:rPr>
-              <w:t xml:space="preserve">Phase 2 — Observe: Group Project Presentations and Mini-Exhibition</w:t>
+            <w:shd w:fill="D9EEF1" w:color="auto" w:val="clear"/>
+            <w:tcMar>
+              <w:top w:type="dxa" w:w="60"/>
+              <w:left w:type="dxa" w:w="120"/>
+              <w:bottom w:type="dxa" w:w="60"/>
+              <w:right w:type="dxa" w:w="120"/>
+            </w:tcMar>
+            <w:vAlign w:val="top"/>
+          </w:tcPr>
+          <w:p>
+            <w:pPr>
+              <w:spacing w:after="40" w:before="0"/>
+              <w:jc w:val="left"/>
+            </w:pPr>
+            <w:r>
+              <w:rPr>
+                <w:rFonts w:ascii="Arial" w:cs="Arial" w:eastAsia="Arial" w:hAnsi="Arial"/>
+                <w:b/>
+                <w:bCs/>
+                <w:i w:val="false"/>
+                <w:iCs w:val="false"/>
+                <w:color w:val="000000"/>
+                <w:sz w:val="18"/>
+                <w:szCs w:val="18"/>
+              </w:rPr>
+              <w:t xml:space="preserve">Observe Phase</w:t>
             </w:r>
           </w:p>
           <w:p>
@@ -23401,7 +23401,7 @@
             <w:pPr>
               <w:spacing w:after="20" w:before="0"/>
             </w:pPr>
-            <w:hyperlink w:history="1" r:id="rIdkvqydeqflurws-jxejrhp">
+            <w:hyperlink w:history="1" r:id="rIddwgrarfqu6tfe2ldvdq_m">
               <w:r>
                 <w:rPr>
                   <w:rFonts w:ascii="Arial" w:cs="Arial" w:eastAsia="Arial" w:hAnsi="Arial"/>
@@ -23434,7 +23434,7 @@
               <w:spacing w:after="10" w:before="0"/>
               <w:ind w:left="120"/>
             </w:pPr>
-            <w:hyperlink w:history="1" r:id="rId85nycgy3g2i0e39zferxw">
+            <w:hyperlink w:history="1" r:id="rIdd3b0dstyhbnxkgrcjikq6">
               <w:r>
                 <w:rPr>
                   <w:rFonts w:ascii="Arial" w:cs="Arial" w:eastAsia="Arial" w:hAnsi="Arial"/>
@@ -23479,7 +23479,7 @@
             <w:pPr>
               <w:spacing w:after="20" w:before="0"/>
             </w:pPr>
-            <w:hyperlink w:history="1" r:id="rId0sttlrbtkmrbzpomorlik">
+            <w:hyperlink w:history="1" r:id="rIdvwbrjfiow9bxcqeb5fjy3">
               <w:r>
                 <w:rPr>
                   <w:rFonts w:ascii="Arial" w:cs="Arial" w:eastAsia="Arial" w:hAnsi="Arial"/>
@@ -23512,7 +23512,7 @@
               <w:spacing w:after="10" w:before="0"/>
               <w:ind w:left="120"/>
             </w:pPr>
-            <w:hyperlink w:history="1" r:id="rIdvcmp0_nf-shvy6eokvemb">
+            <w:hyperlink w:history="1" r:id="rIdowi_is8yyv4wc2sjptjfx">
               <w:r>
                 <w:rPr>
                   <w:rFonts w:ascii="Arial" w:cs="Arial" w:eastAsia="Arial" w:hAnsi="Arial"/>
@@ -23659,32 +23659,32 @@
         <w:tc>
           <w:tcPr>
             <w:tcW w:type="dxa" w:w="1520"/>
-            <w:shd w:fill="F2F2F2" w:color="auto" w:val="clear"/>
-            <w:tcMar>
-              <w:top w:type="dxa" w:w="60"/>
-              <w:left w:type="dxa" w:w="120"/>
-              <w:bottom w:type="dxa" w:w="60"/>
-              <w:right w:type="dxa" w:w="120"/>
-            </w:tcMar>
-            <w:vAlign w:val="top"/>
-          </w:tcPr>
-          <w:p>
-            <w:pPr>
-              <w:spacing w:after="40" w:before="0"/>
-              <w:jc w:val="left"/>
-            </w:pPr>
-            <w:r>
-              <w:rPr>
-                <w:rFonts w:ascii="Arial" w:cs="Arial" w:eastAsia="Arial" w:hAnsi="Arial"/>
-                <w:b/>
-                <w:bCs/>
-                <w:i w:val="false"/>
-                <w:iCs w:val="false"/>
-                <w:color w:val="000000"/>
-                <w:sz w:val="18"/>
-                <w:szCs w:val="18"/>
-              </w:rPr>
-              <w:t xml:space="preserve">Phase 3 — Explain: DQB Review and Final Explanation of the Phenomenon</w:t>
+            <w:shd w:fill="E2EFDA" w:color="auto" w:val="clear"/>
+            <w:tcMar>
+              <w:top w:type="dxa" w:w="60"/>
+              <w:left w:type="dxa" w:w="120"/>
+              <w:bottom w:type="dxa" w:w="60"/>
+              <w:right w:type="dxa" w:w="120"/>
+            </w:tcMar>
+            <w:vAlign w:val="top"/>
+          </w:tcPr>
+          <w:p>
+            <w:pPr>
+              <w:spacing w:after="40" w:before="0"/>
+              <w:jc w:val="left"/>
+            </w:pPr>
+            <w:r>
+              <w:rPr>
+                <w:rFonts w:ascii="Arial" w:cs="Arial" w:eastAsia="Arial" w:hAnsi="Arial"/>
+                <w:b/>
+                <w:bCs/>
+                <w:i w:val="false"/>
+                <w:iCs w:val="false"/>
+                <w:color w:val="000000"/>
+                <w:sz w:val="18"/>
+                <w:szCs w:val="18"/>
+              </w:rPr>
+              <w:t xml:space="preserve">Explain Phase</w:t>
             </w:r>
           </w:p>
           <w:p>
@@ -23707,7 +23707,7 @@
             <w:pPr>
               <w:spacing w:after="20" w:before="0"/>
             </w:pPr>
-            <w:hyperlink w:history="1" r:id="rIdwuqn7s2qywrj3humzhazk">
+            <w:hyperlink w:history="1" r:id="rIdajqtz7dy4x3kizuvasyh6">
               <w:r>
                 <w:rPr>
                   <w:rFonts w:ascii="Arial" w:cs="Arial" w:eastAsia="Arial" w:hAnsi="Arial"/>
@@ -23740,7 +23740,7 @@
               <w:spacing w:after="10" w:before="0"/>
               <w:ind w:left="120"/>
             </w:pPr>
-            <w:hyperlink w:history="1" r:id="rIdm3s0yl8moiqlyajtx7frz">
+            <w:hyperlink w:history="1" r:id="rId-4nyrcwsfdm0jtvnmdula">
               <w:r>
                 <w:rPr>
                   <w:rFonts w:ascii="Arial" w:cs="Arial" w:eastAsia="Arial" w:hAnsi="Arial"/>
@@ -23785,7 +23785,7 @@
             <w:pPr>
               <w:spacing w:after="20" w:before="0"/>
             </w:pPr>
-            <w:hyperlink w:history="1" r:id="rIdyumqnzu8uf3o2z8i55f3l">
+            <w:hyperlink w:history="1" r:id="rIdyxssshkcsq6beymgc7nse">
               <w:r>
                 <w:rPr>
                   <w:rFonts w:ascii="Arial" w:cs="Arial" w:eastAsia="Arial" w:hAnsi="Arial"/>
@@ -23818,7 +23818,7 @@
               <w:spacing w:after="10" w:before="0"/>
               <w:ind w:left="120"/>
             </w:pPr>
-            <w:hyperlink w:history="1" r:id="rIdog4sublpmwxcb29_zwklf">
+            <w:hyperlink w:history="1" r:id="rIde1xvqd26jgnnvf_s6z5z-">
               <w:r>
                 <w:rPr>
                   <w:rFonts w:ascii="Arial" w:cs="Arial" w:eastAsia="Arial" w:hAnsi="Arial"/>
@@ -23965,32 +23965,32 @@
         <w:tc>
           <w:tcPr>
             <w:tcW w:type="dxa" w:w="1520"/>
-            <w:shd w:fill="F2F2F2" w:color="auto" w:val="clear"/>
-            <w:tcMar>
-              <w:top w:type="dxa" w:w="60"/>
-              <w:left w:type="dxa" w:w="120"/>
-              <w:bottom w:type="dxa" w:w="60"/>
-              <w:right w:type="dxa" w:w="120"/>
-            </w:tcMar>
-            <w:vAlign w:val="top"/>
-          </w:tcPr>
-          <w:p>
-            <w:pPr>
-              <w:spacing w:after="40" w:before="0"/>
-              <w:jc w:val="left"/>
-            </w:pPr>
-            <w:r>
-              <w:rPr>
-                <w:rFonts w:ascii="Arial" w:cs="Arial" w:eastAsia="Arial" w:hAnsi="Arial"/>
-                <w:b/>
-                <w:bCs/>
-                <w:i w:val="false"/>
-                <w:iCs w:val="false"/>
-                <w:color w:val="000000"/>
-                <w:sz w:val="18"/>
-                <w:szCs w:val="18"/>
-              </w:rPr>
-              <w:t xml:space="preserve">Phase 4 — Driving Question Board Completion and Closure</w:t>
+            <w:shd w:fill="FCE4D6" w:color="auto" w:val="clear"/>
+            <w:tcMar>
+              <w:top w:type="dxa" w:w="60"/>
+              <w:left w:type="dxa" w:w="120"/>
+              <w:bottom w:type="dxa" w:w="60"/>
+              <w:right w:type="dxa" w:w="120"/>
+            </w:tcMar>
+            <w:vAlign w:val="top"/>
+          </w:tcPr>
+          <w:p>
+            <w:pPr>
+              <w:spacing w:after="40" w:before="0"/>
+              <w:jc w:val="left"/>
+            </w:pPr>
+            <w:r>
+              <w:rPr>
+                <w:rFonts w:ascii="Arial" w:cs="Arial" w:eastAsia="Arial" w:hAnsi="Arial"/>
+                <w:b/>
+                <w:bCs/>
+                <w:i w:val="false"/>
+                <w:iCs w:val="false"/>
+                <w:color w:val="000000"/>
+                <w:sz w:val="18"/>
+                <w:szCs w:val="18"/>
+              </w:rPr>
+              <w:t xml:space="preserve">Driving Question Board (DQB) Creation</w:t>
             </w:r>
           </w:p>
           <w:p>
@@ -24013,7 +24013,7 @@
             <w:pPr>
               <w:spacing w:after="20" w:before="0"/>
             </w:pPr>
-            <w:hyperlink w:history="1" r:id="rIdxy5fay3a31ahi25z8la6j">
+            <w:hyperlink w:history="1" r:id="rId2iiikgkbmukhyzprmfdos">
               <w:r>
                 <w:rPr>
                   <w:rFonts w:ascii="Arial" w:cs="Arial" w:eastAsia="Arial" w:hAnsi="Arial"/>
@@ -24046,7 +24046,7 @@
               <w:spacing w:after="10" w:before="0"/>
               <w:ind w:left="120"/>
             </w:pPr>
-            <w:hyperlink w:history="1" r:id="rIdwj7xbtyegtcimijdaknrl">
+            <w:hyperlink w:history="1" r:id="rIdfbjhfcuuzst0eifqtx7b-">
               <w:r>
                 <w:rPr>
                   <w:rFonts w:ascii="Arial" w:cs="Arial" w:eastAsia="Arial" w:hAnsi="Arial"/>
@@ -24091,7 +24091,7 @@
             <w:pPr>
               <w:spacing w:after="20" w:before="0"/>
             </w:pPr>
-            <w:hyperlink w:history="1" r:id="rId0hfbtb9fykcgyi8uhkuan">
+            <w:hyperlink w:history="1" r:id="rIdnr9cskhyhdsvo3tpeh5p0">
               <w:r>
                 <w:rPr>
                   <w:rFonts w:ascii="Arial" w:cs="Arial" w:eastAsia="Arial" w:hAnsi="Arial"/>
@@ -24124,7 +24124,7 @@
               <w:spacing w:after="10" w:before="0"/>
               <w:ind w:left="120"/>
             </w:pPr>
-            <w:hyperlink w:history="1" r:id="rId1vdcvj2ceayejvobpiqtm">
+            <w:hyperlink w:history="1" r:id="rIdbbzjhn1akdw_pfkaxmci0">
               <w:r>
                 <w:rPr>
                   <w:rFonts w:ascii="Arial" w:cs="Arial" w:eastAsia="Arial" w:hAnsi="Arial"/>
@@ -24271,32 +24271,32 @@
         <w:tc>
           <w:tcPr>
             <w:tcW w:type="dxa" w:w="1520"/>
-            <w:shd w:fill="F2F2F2" w:color="auto" w:val="clear"/>
-            <w:tcMar>
-              <w:top w:type="dxa" w:w="60"/>
-              <w:left w:type="dxa" w:w="120"/>
-              <w:bottom w:type="dxa" w:w="60"/>
-              <w:right w:type="dxa" w:w="120"/>
-            </w:tcMar>
-            <w:vAlign w:val="top"/>
-          </w:tcPr>
-          <w:p>
-            <w:pPr>
-              <w:spacing w:after="40" w:before="0"/>
-              <w:jc w:val="left"/>
-            </w:pPr>
-            <w:r>
-              <w:rPr>
-                <w:rFonts w:ascii="Arial" w:cs="Arial" w:eastAsia="Arial" w:hAnsi="Arial"/>
-                <w:b/>
-                <w:bCs/>
-                <w:i w:val="false"/>
-                <w:iCs w:val="false"/>
-                <w:color w:val="000000"/>
-                <w:sz w:val="18"/>
-                <w:szCs w:val="18"/>
-              </w:rPr>
-              <w:t xml:space="preserve">Phase 5 — Individual Cumulative Model Building: Final Annotated Diagram</w:t>
+            <w:shd w:fill="D5E8F0" w:color="auto" w:val="clear"/>
+            <w:tcMar>
+              <w:top w:type="dxa" w:w="60"/>
+              <w:left w:type="dxa" w:w="120"/>
+              <w:bottom w:type="dxa" w:w="60"/>
+              <w:right w:type="dxa" w:w="120"/>
+            </w:tcMar>
+            <w:vAlign w:val="top"/>
+          </w:tcPr>
+          <w:p>
+            <w:pPr>
+              <w:spacing w:after="40" w:before="0"/>
+              <w:jc w:val="left"/>
+            </w:pPr>
+            <w:r>
+              <w:rPr>
+                <w:rFonts w:ascii="Arial" w:cs="Arial" w:eastAsia="Arial" w:hAnsi="Arial"/>
+                <w:b/>
+                <w:bCs/>
+                <w:i w:val="false"/>
+                <w:iCs w:val="false"/>
+                <w:color w:val="000000"/>
+                <w:sz w:val="18"/>
+                <w:szCs w:val="18"/>
+              </w:rPr>
+              <w:t xml:space="preserve">Model Building Phase</w:t>
             </w:r>
           </w:p>
           <w:p>
@@ -24319,7 +24319,7 @@
             <w:pPr>
               <w:spacing w:after="20" w:before="0"/>
             </w:pPr>
-            <w:hyperlink w:history="1" r:id="rIdks8whhbqyvp7ghq6r9m7y">
+            <w:hyperlink w:history="1" r:id="rId-rvt9zmzkmkaumz1veif6">
               <w:r>
                 <w:rPr>
                   <w:rFonts w:ascii="Arial" w:cs="Arial" w:eastAsia="Arial" w:hAnsi="Arial"/>
@@ -24352,7 +24352,7 @@
               <w:spacing w:after="10" w:before="0"/>
               <w:ind w:left="120"/>
             </w:pPr>
-            <w:hyperlink w:history="1" r:id="rIdkuca2xebvcce_9ag2wmja">
+            <w:hyperlink w:history="1" r:id="rIdhlhmprr5ii0e050f1t4wh">
               <w:r>
                 <w:rPr>
                   <w:rFonts w:ascii="Arial" w:cs="Arial" w:eastAsia="Arial" w:hAnsi="Arial"/>
@@ -24397,7 +24397,7 @@
             <w:pPr>
               <w:spacing w:after="20" w:before="0"/>
             </w:pPr>
-            <w:hyperlink w:history="1" r:id="rIdlt2apwf2ljudxrcydpm-x">
+            <w:hyperlink w:history="1" r:id="rIdmewajblnpz7_rkoqd9wos">
               <w:r>
                 <w:rPr>
                   <w:rFonts w:ascii="Arial" w:cs="Arial" w:eastAsia="Arial" w:hAnsi="Arial"/>
@@ -24430,7 +24430,7 @@
               <w:spacing w:after="10" w:before="0"/>
               <w:ind w:left="120"/>
             </w:pPr>
-            <w:hyperlink w:history="1" r:id="rIdysjuwfnhvca1stvv8fhk5">
+            <w:hyperlink w:history="1" r:id="rIdjnnyi7pgzlf2uhqhnieym">
               <w:r>
                 <w:rPr>
                   <w:rFonts w:ascii="Arial" w:cs="Arial" w:eastAsia="Arial" w:hAnsi="Arial"/>

--- a/data/outputs/v2/Core_Mathematics/SS2.1_Similarity_and_Enlargement/Core_Mathematics_Similarity_and_Enlargement_CBE_LessonSequence.docx
+++ b/data/outputs/v2/Core_Mathematics/SS2.1_Similarity_and_Enlargement/Core_Mathematics_Similarity_and_Enlargement_CBE_LessonSequence.docx
@@ -3106,7 +3106,7 @@
             <w:pPr>
               <w:spacing w:after="20" w:before="0"/>
             </w:pPr>
-            <w:hyperlink w:history="1" r:id="rIdciektl_imffrl8is1oelh">
+            <w:hyperlink w:history="1" r:id="rIdeaipj5figgjyryizaql_5">
               <w:r>
                 <w:rPr>
                   <w:rFonts w:ascii="Arial" w:cs="Arial" w:eastAsia="Arial" w:hAnsi="Arial"/>
@@ -3139,7 +3139,7 @@
               <w:spacing w:after="10" w:before="0"/>
               <w:ind w:left="120"/>
             </w:pPr>
-            <w:hyperlink w:history="1" r:id="rIdffoenl9bh-xmyk2allr3q">
+            <w:hyperlink w:history="1" r:id="rId50nc2jjxj15bnykch6kxj">
               <w:r>
                 <w:rPr>
                   <w:rFonts w:ascii="Arial" w:cs="Arial" w:eastAsia="Arial" w:hAnsi="Arial"/>
@@ -3184,7 +3184,7 @@
             <w:pPr>
               <w:spacing w:after="20" w:before="0"/>
             </w:pPr>
-            <w:hyperlink w:history="1" r:id="rId8p63xl0hkms03_jis7vxu">
+            <w:hyperlink w:history="1" r:id="rIdphy4y0gwu38fyvd-p8vqc">
               <w:r>
                 <w:rPr>
                   <w:rFonts w:ascii="Arial" w:cs="Arial" w:eastAsia="Arial" w:hAnsi="Arial"/>
@@ -3217,7 +3217,7 @@
               <w:spacing w:after="10" w:before="0"/>
               <w:ind w:left="120"/>
             </w:pPr>
-            <w:hyperlink w:history="1" r:id="rIdrnnqlldwn2ovnhewdnf0j">
+            <w:hyperlink w:history="1" r:id="rIdddm570deswmn9ixgwdvd3">
               <w:r>
                 <w:rPr>
                   <w:rFonts w:ascii="Arial" w:cs="Arial" w:eastAsia="Arial" w:hAnsi="Arial"/>
@@ -3412,7 +3412,7 @@
             <w:pPr>
               <w:spacing w:after="20" w:before="0"/>
             </w:pPr>
-            <w:hyperlink w:history="1" r:id="rId0hzyq6hj51i8oljdgfpzw">
+            <w:hyperlink w:history="1" r:id="rIdyj52a_0fiwttzelpcagxf">
               <w:r>
                 <w:rPr>
                   <w:rFonts w:ascii="Arial" w:cs="Arial" w:eastAsia="Arial" w:hAnsi="Arial"/>
@@ -3445,7 +3445,7 @@
               <w:spacing w:after="10" w:before="0"/>
               <w:ind w:left="120"/>
             </w:pPr>
-            <w:hyperlink w:history="1" r:id="rIdm2d4rox--ytk1smuvlcbk">
+            <w:hyperlink w:history="1" r:id="rIdb-bbcxz1opp9zx9zvlsc1">
               <w:r>
                 <w:rPr>
                   <w:rFonts w:ascii="Arial" w:cs="Arial" w:eastAsia="Arial" w:hAnsi="Arial"/>
@@ -3490,7 +3490,7 @@
             <w:pPr>
               <w:spacing w:after="20" w:before="0"/>
             </w:pPr>
-            <w:hyperlink w:history="1" r:id="rIdpzq0swa61x0canpoo6qaw">
+            <w:hyperlink w:history="1" r:id="rIdgpq7fwjh5p5_qmonmh9lp">
               <w:r>
                 <w:rPr>
                   <w:rFonts w:ascii="Arial" w:cs="Arial" w:eastAsia="Arial" w:hAnsi="Arial"/>
@@ -3523,7 +3523,7 @@
               <w:spacing w:after="10" w:before="0"/>
               <w:ind w:left="120"/>
             </w:pPr>
-            <w:hyperlink w:history="1" r:id="rIdpcrjifoa0fxj4h8invti6">
+            <w:hyperlink w:history="1" r:id="rIdoyuxkcmsqb_51xdjtn_j2">
               <w:r>
                 <w:rPr>
                   <w:rFonts w:ascii="Arial" w:cs="Arial" w:eastAsia="Arial" w:hAnsi="Arial"/>
@@ -3718,7 +3718,7 @@
             <w:pPr>
               <w:spacing w:after="20" w:before="0"/>
             </w:pPr>
-            <w:hyperlink w:history="1" r:id="rIda-atpsanxgnj7h__hz-vu">
+            <w:hyperlink w:history="1" r:id="rIdc24f3-bllytfiucpug6y5">
               <w:r>
                 <w:rPr>
                   <w:rFonts w:ascii="Arial" w:cs="Arial" w:eastAsia="Arial" w:hAnsi="Arial"/>
@@ -3751,7 +3751,7 @@
               <w:spacing w:after="10" w:before="0"/>
               <w:ind w:left="120"/>
             </w:pPr>
-            <w:hyperlink w:history="1" r:id="rIdqvbyed0zujo2yyzrca747">
+            <w:hyperlink w:history="1" r:id="rId796dttqru4uxfh4smod4d">
               <w:r>
                 <w:rPr>
                   <w:rFonts w:ascii="Arial" w:cs="Arial" w:eastAsia="Arial" w:hAnsi="Arial"/>
@@ -3796,7 +3796,7 @@
             <w:pPr>
               <w:spacing w:after="20" w:before="0"/>
             </w:pPr>
-            <w:hyperlink w:history="1" r:id="rIdwba7dohrgsifhgpog9fei">
+            <w:hyperlink w:history="1" r:id="rIdchdg0lrs134j4cwwwynnv">
               <w:r>
                 <w:rPr>
                   <w:rFonts w:ascii="Arial" w:cs="Arial" w:eastAsia="Arial" w:hAnsi="Arial"/>
@@ -3829,7 +3829,7 @@
               <w:spacing w:after="10" w:before="0"/>
               <w:ind w:left="120"/>
             </w:pPr>
-            <w:hyperlink w:history="1" r:id="rId4zkam4v78ru5zi7rxkyvu">
+            <w:hyperlink w:history="1" r:id="rId7ykkveusrbjjezsac53g_">
               <w:r>
                 <w:rPr>
                   <w:rFonts w:ascii="Arial" w:cs="Arial" w:eastAsia="Arial" w:hAnsi="Arial"/>
@@ -4024,7 +4024,7 @@
             <w:pPr>
               <w:spacing w:after="20" w:before="0"/>
             </w:pPr>
-            <w:hyperlink w:history="1" r:id="rIdoynbohyeedppavhbfp98s">
+            <w:hyperlink w:history="1" r:id="rIdswyf-10qo8f_o6z-tbibl">
               <w:r>
                 <w:rPr>
                   <w:rFonts w:ascii="Arial" w:cs="Arial" w:eastAsia="Arial" w:hAnsi="Arial"/>
@@ -4057,7 +4057,7 @@
               <w:spacing w:after="10" w:before="0"/>
               <w:ind w:left="120"/>
             </w:pPr>
-            <w:hyperlink w:history="1" r:id="rIdxvwupaa8tao4pukgj7azq">
+            <w:hyperlink w:history="1" r:id="rId9-agataihanseijjy0xeq">
               <w:r>
                 <w:rPr>
                   <w:rFonts w:ascii="Arial" w:cs="Arial" w:eastAsia="Arial" w:hAnsi="Arial"/>
@@ -4102,7 +4102,7 @@
             <w:pPr>
               <w:spacing w:after="20" w:before="0"/>
             </w:pPr>
-            <w:hyperlink w:history="1" r:id="rIdojjfckicn5ziqpgym9kiz">
+            <w:hyperlink w:history="1" r:id="rIdlrziyqwx459sctj_crzus">
               <w:r>
                 <w:rPr>
                   <w:rFonts w:ascii="Arial" w:cs="Arial" w:eastAsia="Arial" w:hAnsi="Arial"/>
@@ -4135,7 +4135,7 @@
               <w:spacing w:after="10" w:before="0"/>
               <w:ind w:left="120"/>
             </w:pPr>
-            <w:hyperlink w:history="1" r:id="rIdqz1qfzfwtwas_z8nmprni">
+            <w:hyperlink w:history="1" r:id="rIdjdxuhyr66m-vpscfwrbs4">
               <w:r>
                 <w:rPr>
                   <w:rFonts w:ascii="Arial" w:cs="Arial" w:eastAsia="Arial" w:hAnsi="Arial"/>
@@ -4330,7 +4330,7 @@
             <w:pPr>
               <w:spacing w:after="20" w:before="0"/>
             </w:pPr>
-            <w:hyperlink w:history="1" r:id="rIdfzym5ourum2gxm7samhys">
+            <w:hyperlink w:history="1" r:id="rIdpoqwhmu5k2esdhuedbuu5">
               <w:r>
                 <w:rPr>
                   <w:rFonts w:ascii="Arial" w:cs="Arial" w:eastAsia="Arial" w:hAnsi="Arial"/>
@@ -4363,7 +4363,7 @@
               <w:spacing w:after="10" w:before="0"/>
               <w:ind w:left="120"/>
             </w:pPr>
-            <w:hyperlink w:history="1" r:id="rIdbt9eutxyxr3_-x3-ejryd">
+            <w:hyperlink w:history="1" r:id="rIdp54w8egimnmzvkxfgptte">
               <w:r>
                 <w:rPr>
                   <w:rFonts w:ascii="Arial" w:cs="Arial" w:eastAsia="Arial" w:hAnsi="Arial"/>
@@ -4408,7 +4408,7 @@
             <w:pPr>
               <w:spacing w:after="20" w:before="0"/>
             </w:pPr>
-            <w:hyperlink w:history="1" r:id="rIdug2-boamvhk6g0b6symr-">
+            <w:hyperlink w:history="1" r:id="rId6wkyenwluwnholzrtrmrn">
               <w:r>
                 <w:rPr>
                   <w:rFonts w:ascii="Arial" w:cs="Arial" w:eastAsia="Arial" w:hAnsi="Arial"/>
@@ -4441,7 +4441,7 @@
               <w:spacing w:after="10" w:before="0"/>
               <w:ind w:left="120"/>
             </w:pPr>
-            <w:hyperlink w:history="1" r:id="rIdrg7aor-jtfexk_wslgui3">
+            <w:hyperlink w:history="1" r:id="rIdrwsl1lx1ilgrlv9cglkhe">
               <w:r>
                 <w:rPr>
                   <w:rFonts w:ascii="Arial" w:cs="Arial" w:eastAsia="Arial" w:hAnsi="Arial"/>
@@ -6087,7 +6087,7 @@
             <w:pPr>
               <w:spacing w:after="20" w:before="0"/>
             </w:pPr>
-            <w:hyperlink w:history="1" r:id="rIdens3vnyt7nm--impoqbx9">
+            <w:hyperlink w:history="1" r:id="rIdcb-y3ojsojv67d-ozwow1">
               <w:r>
                 <w:rPr>
                   <w:rFonts w:ascii="Arial" w:cs="Arial" w:eastAsia="Arial" w:hAnsi="Arial"/>
@@ -6120,7 +6120,7 @@
               <w:spacing w:after="10" w:before="0"/>
               <w:ind w:left="120"/>
             </w:pPr>
-            <w:hyperlink w:history="1" r:id="rIdthdcb99ewrzbixzc4qr1t">
+            <w:hyperlink w:history="1" r:id="rId1gognvnyal0ybiq_yir2b">
               <w:r>
                 <w:rPr>
                   <w:rFonts w:ascii="Arial" w:cs="Arial" w:eastAsia="Arial" w:hAnsi="Arial"/>
@@ -6165,7 +6165,7 @@
             <w:pPr>
               <w:spacing w:after="20" w:before="0"/>
             </w:pPr>
-            <w:hyperlink w:history="1" r:id="rIdqhfpzi3aabaacezghf0kq">
+            <w:hyperlink w:history="1" r:id="rIdkzoekigq2zud0efkvxyum">
               <w:r>
                 <w:rPr>
                   <w:rFonts w:ascii="Arial" w:cs="Arial" w:eastAsia="Arial" w:hAnsi="Arial"/>
@@ -6198,7 +6198,7 @@
               <w:spacing w:after="10" w:before="0"/>
               <w:ind w:left="120"/>
             </w:pPr>
-            <w:hyperlink w:history="1" r:id="rIdobfkpcvhzqzngdrhb4faa">
+            <w:hyperlink w:history="1" r:id="rIdapigw0f8kp2lcjhzpvhfw">
               <w:r>
                 <w:rPr>
                   <w:rFonts w:ascii="Arial" w:cs="Arial" w:eastAsia="Arial" w:hAnsi="Arial"/>
@@ -6393,7 +6393,7 @@
             <w:pPr>
               <w:spacing w:after="20" w:before="0"/>
             </w:pPr>
-            <w:hyperlink w:history="1" r:id="rIdeinv_ox_aopnhdnbpzux_">
+            <w:hyperlink w:history="1" r:id="rId-je8b229wsot3cebavkna">
               <w:r>
                 <w:rPr>
                   <w:rFonts w:ascii="Arial" w:cs="Arial" w:eastAsia="Arial" w:hAnsi="Arial"/>
@@ -6426,7 +6426,7 @@
               <w:spacing w:after="10" w:before="0"/>
               <w:ind w:left="120"/>
             </w:pPr>
-            <w:hyperlink w:history="1" r:id="rIdodvfn_t1uhw4dcgmlre-o">
+            <w:hyperlink w:history="1" r:id="rIdzaagpccguehaqozgze4n8">
               <w:r>
                 <w:rPr>
                   <w:rFonts w:ascii="Arial" w:cs="Arial" w:eastAsia="Arial" w:hAnsi="Arial"/>
@@ -6471,7 +6471,7 @@
             <w:pPr>
               <w:spacing w:after="20" w:before="0"/>
             </w:pPr>
-            <w:hyperlink w:history="1" r:id="rIdxehcgezr--zndufv4vi6c">
+            <w:hyperlink w:history="1" r:id="rId3tqs0272_c0-zjtjiguyf">
               <w:r>
                 <w:rPr>
                   <w:rFonts w:ascii="Arial" w:cs="Arial" w:eastAsia="Arial" w:hAnsi="Arial"/>
@@ -6504,7 +6504,7 @@
               <w:spacing w:after="10" w:before="0"/>
               <w:ind w:left="120"/>
             </w:pPr>
-            <w:hyperlink w:history="1" r:id="rIdcivm_ok79xd4fs5acdgxe">
+            <w:hyperlink w:history="1" r:id="rIdp2_py3zchtwtwv2saseob">
               <w:r>
                 <w:rPr>
                   <w:rFonts w:ascii="Arial" w:cs="Arial" w:eastAsia="Arial" w:hAnsi="Arial"/>
@@ -6699,7 +6699,7 @@
             <w:pPr>
               <w:spacing w:after="20" w:before="0"/>
             </w:pPr>
-            <w:hyperlink w:history="1" r:id="rIdrwgezzxdeuj_4z4b9bhhl">
+            <w:hyperlink w:history="1" r:id="rIdjva4fksxfec9qppkj60ys">
               <w:r>
                 <w:rPr>
                   <w:rFonts w:ascii="Arial" w:cs="Arial" w:eastAsia="Arial" w:hAnsi="Arial"/>
@@ -6732,7 +6732,7 @@
               <w:spacing w:after="10" w:before="0"/>
               <w:ind w:left="120"/>
             </w:pPr>
-            <w:hyperlink w:history="1" r:id="rIdaod9xsx2c9xm-3bjg0cqf">
+            <w:hyperlink w:history="1" r:id="rIdgf5b0z3xpomgrmhltlkcc">
               <w:r>
                 <w:rPr>
                   <w:rFonts w:ascii="Arial" w:cs="Arial" w:eastAsia="Arial" w:hAnsi="Arial"/>
@@ -6777,7 +6777,7 @@
             <w:pPr>
               <w:spacing w:after="20" w:before="0"/>
             </w:pPr>
-            <w:hyperlink w:history="1" r:id="rId5b_l0djfvirqitjntumny">
+            <w:hyperlink w:history="1" r:id="rIdhccnuin1npeco3wg0mqnb">
               <w:r>
                 <w:rPr>
                   <w:rFonts w:ascii="Arial" w:cs="Arial" w:eastAsia="Arial" w:hAnsi="Arial"/>
@@ -6810,7 +6810,7 @@
               <w:spacing w:after="10" w:before="0"/>
               <w:ind w:left="120"/>
             </w:pPr>
-            <w:hyperlink w:history="1" r:id="rIdauqaszvi_etacelguny--">
+            <w:hyperlink w:history="1" r:id="rIdhhhkt28aiiv6vrovhj9r2">
               <w:r>
                 <w:rPr>
                   <w:rFonts w:ascii="Arial" w:cs="Arial" w:eastAsia="Arial" w:hAnsi="Arial"/>
@@ -7005,7 +7005,7 @@
             <w:pPr>
               <w:spacing w:after="20" w:before="0"/>
             </w:pPr>
-            <w:hyperlink w:history="1" r:id="rIdb07cla4abrf1xu1nvv7mq">
+            <w:hyperlink w:history="1" r:id="rIdszdsj_clox5kmawwxoyne">
               <w:r>
                 <w:rPr>
                   <w:rFonts w:ascii="Arial" w:cs="Arial" w:eastAsia="Arial" w:hAnsi="Arial"/>
@@ -7038,7 +7038,7 @@
               <w:spacing w:after="10" w:before="0"/>
               <w:ind w:left="120"/>
             </w:pPr>
-            <w:hyperlink w:history="1" r:id="rIdn380m-1t_anlkjrvywjrd">
+            <w:hyperlink w:history="1" r:id="rIdeasvh-g3kltayvms0helk">
               <w:r>
                 <w:rPr>
                   <w:rFonts w:ascii="Arial" w:cs="Arial" w:eastAsia="Arial" w:hAnsi="Arial"/>
@@ -7083,7 +7083,7 @@
             <w:pPr>
               <w:spacing w:after="20" w:before="0"/>
             </w:pPr>
-            <w:hyperlink w:history="1" r:id="rIdhxsn0wl2uymk4itfx-qds">
+            <w:hyperlink w:history="1" r:id="rIdrdcq-flux8mqevkm9yph5">
               <w:r>
                 <w:rPr>
                   <w:rFonts w:ascii="Arial" w:cs="Arial" w:eastAsia="Arial" w:hAnsi="Arial"/>
@@ -7116,7 +7116,7 @@
               <w:spacing w:after="10" w:before="0"/>
               <w:ind w:left="120"/>
             </w:pPr>
-            <w:hyperlink w:history="1" r:id="rId7pnzgxbygsms2o91akf3p">
+            <w:hyperlink w:history="1" r:id="rIdj0kx9bwtnvhxghk2zls_t">
               <w:r>
                 <w:rPr>
                   <w:rFonts w:ascii="Arial" w:cs="Arial" w:eastAsia="Arial" w:hAnsi="Arial"/>
@@ -7311,7 +7311,7 @@
             <w:pPr>
               <w:spacing w:after="20" w:before="0"/>
             </w:pPr>
-            <w:hyperlink w:history="1" r:id="rId6jnu2im1z3rnkzfk1t_ui">
+            <w:hyperlink w:history="1" r:id="rId8_mutul1uvujro-ecgy9r">
               <w:r>
                 <w:rPr>
                   <w:rFonts w:ascii="Arial" w:cs="Arial" w:eastAsia="Arial" w:hAnsi="Arial"/>
@@ -7344,7 +7344,7 @@
               <w:spacing w:after="10" w:before="0"/>
               <w:ind w:left="120"/>
             </w:pPr>
-            <w:hyperlink w:history="1" r:id="rIdagnl_ak1363sbmnpj0kzj">
+            <w:hyperlink w:history="1" r:id="rIdgseijtaiku24tcpwmeeia">
               <w:r>
                 <w:rPr>
                   <w:rFonts w:ascii="Arial" w:cs="Arial" w:eastAsia="Arial" w:hAnsi="Arial"/>
@@ -7389,7 +7389,7 @@
             <w:pPr>
               <w:spacing w:after="20" w:before="0"/>
             </w:pPr>
-            <w:hyperlink w:history="1" r:id="rIdest-8jtsbll1cdewxzffn">
+            <w:hyperlink w:history="1" r:id="rIdd4h1tvyy0ck3ijnus9lm7">
               <w:r>
                 <w:rPr>
                   <w:rFonts w:ascii="Arial" w:cs="Arial" w:eastAsia="Arial" w:hAnsi="Arial"/>
@@ -7422,7 +7422,7 @@
               <w:spacing w:after="10" w:before="0"/>
               <w:ind w:left="120"/>
             </w:pPr>
-            <w:hyperlink w:history="1" r:id="rIdf89t1meagvxgyeukzea8k">
+            <w:hyperlink w:history="1" r:id="rIdxvqkeytganh38sz0rp56l">
               <w:r>
                 <w:rPr>
                   <w:rFonts w:ascii="Arial" w:cs="Arial" w:eastAsia="Arial" w:hAnsi="Arial"/>
@@ -8985,7 +8985,7 @@
             <w:pPr>
               <w:spacing w:after="20" w:before="0"/>
             </w:pPr>
-            <w:hyperlink w:history="1" r:id="rId9wqys3snvf_tspt3aereb">
+            <w:hyperlink w:history="1" r:id="rIdevw5hvpndmijr48fib-bs">
               <w:r>
                 <w:rPr>
                   <w:rFonts w:ascii="Arial" w:cs="Arial" w:eastAsia="Arial" w:hAnsi="Arial"/>
@@ -9018,7 +9018,7 @@
               <w:spacing w:after="10" w:before="0"/>
               <w:ind w:left="120"/>
             </w:pPr>
-            <w:hyperlink w:history="1" r:id="rIdudxrhee5ysmm0vgklqsgg">
+            <w:hyperlink w:history="1" r:id="rIdk1muyanvp0sy9gwza0ugq">
               <w:r>
                 <w:rPr>
                   <w:rFonts w:ascii="Arial" w:cs="Arial" w:eastAsia="Arial" w:hAnsi="Arial"/>
@@ -9063,7 +9063,7 @@
             <w:pPr>
               <w:spacing w:after="20" w:before="0"/>
             </w:pPr>
-            <w:hyperlink w:history="1" r:id="rId99habtlvma3wwve42qfkh">
+            <w:hyperlink w:history="1" r:id="rIdigwo8omixbpu-pv9yuuks">
               <w:r>
                 <w:rPr>
                   <w:rFonts w:ascii="Arial" w:cs="Arial" w:eastAsia="Arial" w:hAnsi="Arial"/>
@@ -9096,7 +9096,7 @@
               <w:spacing w:after="10" w:before="0"/>
               <w:ind w:left="120"/>
             </w:pPr>
-            <w:hyperlink w:history="1" r:id="rIdo3hgf9rvbzcmenbgyxxhi">
+            <w:hyperlink w:history="1" r:id="rIdkonz2e3iy8wdhlrvwlqti">
               <w:r>
                 <w:rPr>
                   <w:rFonts w:ascii="Arial" w:cs="Arial" w:eastAsia="Arial" w:hAnsi="Arial"/>
@@ -9291,7 +9291,7 @@
             <w:pPr>
               <w:spacing w:after="20" w:before="0"/>
             </w:pPr>
-            <w:hyperlink w:history="1" r:id="rIdvzcx25vvnuwe82nm9bgo1">
+            <w:hyperlink w:history="1" r:id="rIdovjv9swkj30fvv-c4uhqj">
               <w:r>
                 <w:rPr>
                   <w:rFonts w:ascii="Arial" w:cs="Arial" w:eastAsia="Arial" w:hAnsi="Arial"/>
@@ -9324,7 +9324,7 @@
               <w:spacing w:after="10" w:before="0"/>
               <w:ind w:left="120"/>
             </w:pPr>
-            <w:hyperlink w:history="1" r:id="rIdyqni1tzyen-pbjfefpmll">
+            <w:hyperlink w:history="1" r:id="rId7_1ij-9neojtj50f-wq_o">
               <w:r>
                 <w:rPr>
                   <w:rFonts w:ascii="Arial" w:cs="Arial" w:eastAsia="Arial" w:hAnsi="Arial"/>
@@ -9369,7 +9369,7 @@
             <w:pPr>
               <w:spacing w:after="20" w:before="0"/>
             </w:pPr>
-            <w:hyperlink w:history="1" r:id="rIdcu3vtq5wdtwn-_rh-81nm">
+            <w:hyperlink w:history="1" r:id="rIduvpmyk_xvn8nnxvzm3goc">
               <w:r>
                 <w:rPr>
                   <w:rFonts w:ascii="Arial" w:cs="Arial" w:eastAsia="Arial" w:hAnsi="Arial"/>
@@ -9402,7 +9402,7 @@
               <w:spacing w:after="10" w:before="0"/>
               <w:ind w:left="120"/>
             </w:pPr>
-            <w:hyperlink w:history="1" r:id="rIdb2clexsx_qdlgvl0wglfn">
+            <w:hyperlink w:history="1" r:id="rIdrpwhy7bvq05mjzgj2me4q">
               <w:r>
                 <w:rPr>
                   <w:rFonts w:ascii="Arial" w:cs="Arial" w:eastAsia="Arial" w:hAnsi="Arial"/>
@@ -9597,7 +9597,7 @@
             <w:pPr>
               <w:spacing w:after="20" w:before="0"/>
             </w:pPr>
-            <w:hyperlink w:history="1" r:id="rIdlv0nla28qo0h3itlcict9">
+            <w:hyperlink w:history="1" r:id="rIdac91l4ynywnqtbzjac--3">
               <w:r>
                 <w:rPr>
                   <w:rFonts w:ascii="Arial" w:cs="Arial" w:eastAsia="Arial" w:hAnsi="Arial"/>
@@ -9630,7 +9630,7 @@
               <w:spacing w:after="10" w:before="0"/>
               <w:ind w:left="120"/>
             </w:pPr>
-            <w:hyperlink w:history="1" r:id="rIdigiylewd4pbotbwx-tpad">
+            <w:hyperlink w:history="1" r:id="rIdacf0vbttkc3xxccatbas2">
               <w:r>
                 <w:rPr>
                   <w:rFonts w:ascii="Arial" w:cs="Arial" w:eastAsia="Arial" w:hAnsi="Arial"/>
@@ -9675,7 +9675,7 @@
             <w:pPr>
               <w:spacing w:after="20" w:before="0"/>
             </w:pPr>
-            <w:hyperlink w:history="1" r:id="rId8j3_ghkm8-ic6h0-7sfr1">
+            <w:hyperlink w:history="1" r:id="rIdv-sxxebbnbgz_ty-o2zsy">
               <w:r>
                 <w:rPr>
                   <w:rFonts w:ascii="Arial" w:cs="Arial" w:eastAsia="Arial" w:hAnsi="Arial"/>
@@ -9708,7 +9708,7 @@
               <w:spacing w:after="10" w:before="0"/>
               <w:ind w:left="120"/>
             </w:pPr>
-            <w:hyperlink w:history="1" r:id="rIdyc-14gnrls3go7tcwizmx">
+            <w:hyperlink w:history="1" r:id="rIdntvzcso9bwac4r8pccuez">
               <w:r>
                 <w:rPr>
                   <w:rFonts w:ascii="Arial" w:cs="Arial" w:eastAsia="Arial" w:hAnsi="Arial"/>
@@ -9903,7 +9903,7 @@
             <w:pPr>
               <w:spacing w:after="20" w:before="0"/>
             </w:pPr>
-            <w:hyperlink w:history="1" r:id="rIdgfup4a19b3nnytrud4rd8">
+            <w:hyperlink w:history="1" r:id="rIdb6gawppweec_gvqg4syic">
               <w:r>
                 <w:rPr>
                   <w:rFonts w:ascii="Arial" w:cs="Arial" w:eastAsia="Arial" w:hAnsi="Arial"/>
@@ -9936,7 +9936,7 @@
               <w:spacing w:after="10" w:before="0"/>
               <w:ind w:left="120"/>
             </w:pPr>
-            <w:hyperlink w:history="1" r:id="rIduugju2dbmnqa6blmse_k3">
+            <w:hyperlink w:history="1" r:id="rId_a1zkeprrgnuepzsenmhc">
               <w:r>
                 <w:rPr>
                   <w:rFonts w:ascii="Arial" w:cs="Arial" w:eastAsia="Arial" w:hAnsi="Arial"/>
@@ -9981,7 +9981,7 @@
             <w:pPr>
               <w:spacing w:after="20" w:before="0"/>
             </w:pPr>
-            <w:hyperlink w:history="1" r:id="rIdyzxh_pzakpsa5tcbfknl5">
+            <w:hyperlink w:history="1" r:id="rId9gfimcda2zl-7v2bmqaad">
               <w:r>
                 <w:rPr>
                   <w:rFonts w:ascii="Arial" w:cs="Arial" w:eastAsia="Arial" w:hAnsi="Arial"/>
@@ -10014,7 +10014,7 @@
               <w:spacing w:after="10" w:before="0"/>
               <w:ind w:left="120"/>
             </w:pPr>
-            <w:hyperlink w:history="1" r:id="rIddmzeuilkve5srv935a8tn">
+            <w:hyperlink w:history="1" r:id="rIdf8xmhbjmpmypfqiaqtif_">
               <w:r>
                 <w:rPr>
                   <w:rFonts w:ascii="Arial" w:cs="Arial" w:eastAsia="Arial" w:hAnsi="Arial"/>
@@ -10209,7 +10209,7 @@
             <w:pPr>
               <w:spacing w:after="20" w:before="0"/>
             </w:pPr>
-            <w:hyperlink w:history="1" r:id="rIduvmznsxgt8vdmunqyv-_g">
+            <w:hyperlink w:history="1" r:id="rIdde0_nddbx2y9bcluuym2c">
               <w:r>
                 <w:rPr>
                   <w:rFonts w:ascii="Arial" w:cs="Arial" w:eastAsia="Arial" w:hAnsi="Arial"/>
@@ -10242,7 +10242,7 @@
               <w:spacing w:after="10" w:before="0"/>
               <w:ind w:left="120"/>
             </w:pPr>
-            <w:hyperlink w:history="1" r:id="rIdcbcvuf9it2pa7i-8jcheq">
+            <w:hyperlink w:history="1" r:id="rIdwhx2suqhu9tusrgntffdi">
               <w:r>
                 <w:rPr>
                   <w:rFonts w:ascii="Arial" w:cs="Arial" w:eastAsia="Arial" w:hAnsi="Arial"/>
@@ -10287,7 +10287,7 @@
             <w:pPr>
               <w:spacing w:after="20" w:before="0"/>
             </w:pPr>
-            <w:hyperlink w:history="1" r:id="rId0rejcktfaj4laduvi__rk">
+            <w:hyperlink w:history="1" r:id="rId31jaconedafpuj7g-yuk3">
               <w:r>
                 <w:rPr>
                   <w:rFonts w:ascii="Arial" w:cs="Arial" w:eastAsia="Arial" w:hAnsi="Arial"/>
@@ -10320,7 +10320,7 @@
               <w:spacing w:after="10" w:before="0"/>
               <w:ind w:left="120"/>
             </w:pPr>
-            <w:hyperlink w:history="1" r:id="rIdhx3wulwvcxoxqucduzzck">
+            <w:hyperlink w:history="1" r:id="rIdoz5qswzyder6cb5jooigr">
               <w:r>
                 <w:rPr>
                   <w:rFonts w:ascii="Arial" w:cs="Arial" w:eastAsia="Arial" w:hAnsi="Arial"/>
@@ -11807,7 +11807,7 @@
             <w:pPr>
               <w:spacing w:after="20" w:before="0"/>
             </w:pPr>
-            <w:hyperlink w:history="1" r:id="rIdf8ir41if3sxhwlnhvxvp8">
+            <w:hyperlink w:history="1" r:id="rIduvlibb03iyf1kxvbzrecj">
               <w:r>
                 <w:rPr>
                   <w:rFonts w:ascii="Arial" w:cs="Arial" w:eastAsia="Arial" w:hAnsi="Arial"/>
@@ -11840,7 +11840,7 @@
               <w:spacing w:after="10" w:before="0"/>
               <w:ind w:left="120"/>
             </w:pPr>
-            <w:hyperlink w:history="1" r:id="rIdpnqvz2xy4b7ydktppdjk-">
+            <w:hyperlink w:history="1" r:id="rIdj8pzvghldyqt9zhjiwnyw">
               <w:r>
                 <w:rPr>
                   <w:rFonts w:ascii="Arial" w:cs="Arial" w:eastAsia="Arial" w:hAnsi="Arial"/>
@@ -11885,7 +11885,7 @@
             <w:pPr>
               <w:spacing w:after="20" w:before="0"/>
             </w:pPr>
-            <w:hyperlink w:history="1" r:id="rIdv3h4sr1n9_bysrsxnqip6">
+            <w:hyperlink w:history="1" r:id="rId25u8akepktjblghsjyip_">
               <w:r>
                 <w:rPr>
                   <w:rFonts w:ascii="Arial" w:cs="Arial" w:eastAsia="Arial" w:hAnsi="Arial"/>
@@ -11918,7 +11918,7 @@
               <w:spacing w:after="10" w:before="0"/>
               <w:ind w:left="120"/>
             </w:pPr>
-            <w:hyperlink w:history="1" r:id="rId9pok0vjczyhik_emqnqkc">
+            <w:hyperlink w:history="1" r:id="rIdj72qy-j8nlsepjx-cooaf">
               <w:r>
                 <w:rPr>
                   <w:rFonts w:ascii="Arial" w:cs="Arial" w:eastAsia="Arial" w:hAnsi="Arial"/>
@@ -12113,7 +12113,7 @@
             <w:pPr>
               <w:spacing w:after="20" w:before="0"/>
             </w:pPr>
-            <w:hyperlink w:history="1" r:id="rIdljrqujc2ehx0ywtdlzesf">
+            <w:hyperlink w:history="1" r:id="rIdfrpylqxxarvdcy6qzbf-a">
               <w:r>
                 <w:rPr>
                   <w:rFonts w:ascii="Arial" w:cs="Arial" w:eastAsia="Arial" w:hAnsi="Arial"/>
@@ -12146,7 +12146,7 @@
               <w:spacing w:after="10" w:before="0"/>
               <w:ind w:left="120"/>
             </w:pPr>
-            <w:hyperlink w:history="1" r:id="rIdokzspvcxibyahf6uturvk">
+            <w:hyperlink w:history="1" r:id="rId1s-vz-ctfu2bhs4ara8fv">
               <w:r>
                 <w:rPr>
                   <w:rFonts w:ascii="Arial" w:cs="Arial" w:eastAsia="Arial" w:hAnsi="Arial"/>
@@ -12191,7 +12191,7 @@
             <w:pPr>
               <w:spacing w:after="20" w:before="0"/>
             </w:pPr>
-            <w:hyperlink w:history="1" r:id="rIdnn173gfjx_25wox_m3yon">
+            <w:hyperlink w:history="1" r:id="rId0ym8tkgqmch8kne8yqmgz">
               <w:r>
                 <w:rPr>
                   <w:rFonts w:ascii="Arial" w:cs="Arial" w:eastAsia="Arial" w:hAnsi="Arial"/>
@@ -12224,7 +12224,7 @@
               <w:spacing w:after="10" w:before="0"/>
               <w:ind w:left="120"/>
             </w:pPr>
-            <w:hyperlink w:history="1" r:id="rIdmgfnc63tsoiisx_fslijk">
+            <w:hyperlink w:history="1" r:id="rIdjyasvl2icwxeuqikfcprf">
               <w:r>
                 <w:rPr>
                   <w:rFonts w:ascii="Arial" w:cs="Arial" w:eastAsia="Arial" w:hAnsi="Arial"/>
@@ -12419,7 +12419,7 @@
             <w:pPr>
               <w:spacing w:after="20" w:before="0"/>
             </w:pPr>
-            <w:hyperlink w:history="1" r:id="rIdia5l3h6jsegn-chf5ec7t">
+            <w:hyperlink w:history="1" r:id="rIduqqfoarwbnwx5xnu5_d2p">
               <w:r>
                 <w:rPr>
                   <w:rFonts w:ascii="Arial" w:cs="Arial" w:eastAsia="Arial" w:hAnsi="Arial"/>
@@ -12452,7 +12452,7 @@
               <w:spacing w:after="10" w:before="0"/>
               <w:ind w:left="120"/>
             </w:pPr>
-            <w:hyperlink w:history="1" r:id="rIdwjr88lmowzdsrlx72wxvh">
+            <w:hyperlink w:history="1" r:id="rIdh828_pj2_efoyap-b0-am">
               <w:r>
                 <w:rPr>
                   <w:rFonts w:ascii="Arial" w:cs="Arial" w:eastAsia="Arial" w:hAnsi="Arial"/>
@@ -12497,7 +12497,7 @@
             <w:pPr>
               <w:spacing w:after="20" w:before="0"/>
             </w:pPr>
-            <w:hyperlink w:history="1" r:id="rId9pnvbgw-qdtsqv9x8uawk">
+            <w:hyperlink w:history="1" r:id="rIdvjnfr5c45iux2siqeba6l">
               <w:r>
                 <w:rPr>
                   <w:rFonts w:ascii="Arial" w:cs="Arial" w:eastAsia="Arial" w:hAnsi="Arial"/>
@@ -12530,7 +12530,7 @@
               <w:spacing w:after="10" w:before="0"/>
               <w:ind w:left="120"/>
             </w:pPr>
-            <w:hyperlink w:history="1" r:id="rIdh-v80kmgffxiqnc1fyo6z">
+            <w:hyperlink w:history="1" r:id="rIdpkbwo2lglqgydzoiibkmu">
               <w:r>
                 <w:rPr>
                   <w:rFonts w:ascii="Arial" w:cs="Arial" w:eastAsia="Arial" w:hAnsi="Arial"/>
@@ -12725,7 +12725,7 @@
             <w:pPr>
               <w:spacing w:after="20" w:before="0"/>
             </w:pPr>
-            <w:hyperlink w:history="1" r:id="rIdh7djy3zi07i2xzvcgiw0e">
+            <w:hyperlink w:history="1" r:id="rIdxxq_d-uzzvo_lwklkdpdi">
               <w:r>
                 <w:rPr>
                   <w:rFonts w:ascii="Arial" w:cs="Arial" w:eastAsia="Arial" w:hAnsi="Arial"/>
@@ -12758,7 +12758,7 @@
               <w:spacing w:after="10" w:before="0"/>
               <w:ind w:left="120"/>
             </w:pPr>
-            <w:hyperlink w:history="1" r:id="rIdpw1lhblkhwygd5cym_2gj">
+            <w:hyperlink w:history="1" r:id="rIdfb9i8w4g9ysqi08pwvusf">
               <w:r>
                 <w:rPr>
                   <w:rFonts w:ascii="Arial" w:cs="Arial" w:eastAsia="Arial" w:hAnsi="Arial"/>
@@ -12803,7 +12803,7 @@
             <w:pPr>
               <w:spacing w:after="20" w:before="0"/>
             </w:pPr>
-            <w:hyperlink w:history="1" r:id="rIdrxmqackqrk-fnhmaq8fla">
+            <w:hyperlink w:history="1" r:id="rIdv2v6tjgpmeq6orwc5cuv6">
               <w:r>
                 <w:rPr>
                   <w:rFonts w:ascii="Arial" w:cs="Arial" w:eastAsia="Arial" w:hAnsi="Arial"/>
@@ -12836,7 +12836,7 @@
               <w:spacing w:after="10" w:before="0"/>
               <w:ind w:left="120"/>
             </w:pPr>
-            <w:hyperlink w:history="1" r:id="rIds8fdiem7p-vphribjsamx">
+            <w:hyperlink w:history="1" r:id="rIdy-v_upukln5w9y9chlaz2">
               <w:r>
                 <w:rPr>
                   <w:rFonts w:ascii="Arial" w:cs="Arial" w:eastAsia="Arial" w:hAnsi="Arial"/>
@@ -13031,7 +13031,7 @@
             <w:pPr>
               <w:spacing w:after="20" w:before="0"/>
             </w:pPr>
-            <w:hyperlink w:history="1" r:id="rId0srvew9d8y1ww4lkr__pb">
+            <w:hyperlink w:history="1" r:id="rIdt4twsipchrjszvth0blsr">
               <w:r>
                 <w:rPr>
                   <w:rFonts w:ascii="Arial" w:cs="Arial" w:eastAsia="Arial" w:hAnsi="Arial"/>
@@ -13064,7 +13064,7 @@
               <w:spacing w:after="10" w:before="0"/>
               <w:ind w:left="120"/>
             </w:pPr>
-            <w:hyperlink w:history="1" r:id="rIdhcbz2akqtlzlpayux11jw">
+            <w:hyperlink w:history="1" r:id="rIdupxefzgwm23z2e6rvvurh">
               <w:r>
                 <w:rPr>
                   <w:rFonts w:ascii="Arial" w:cs="Arial" w:eastAsia="Arial" w:hAnsi="Arial"/>
@@ -13109,7 +13109,7 @@
             <w:pPr>
               <w:spacing w:after="20" w:before="0"/>
             </w:pPr>
-            <w:hyperlink w:history="1" r:id="rIdfkjq4eydx83zfnqafhyql">
+            <w:hyperlink w:history="1" r:id="rIdk0xi51esrdrvzbpjjzj-j">
               <w:r>
                 <w:rPr>
                   <w:rFonts w:ascii="Arial" w:cs="Arial" w:eastAsia="Arial" w:hAnsi="Arial"/>
@@ -13142,7 +13142,7 @@
               <w:spacing w:after="10" w:before="0"/>
               <w:ind w:left="120"/>
             </w:pPr>
-            <w:hyperlink w:history="1" r:id="rIdr0lds6418-ewkiea9_ga3">
+            <w:hyperlink w:history="1" r:id="rIdrg_6qrgfuy-du5qr4yoft">
               <w:r>
                 <w:rPr>
                   <w:rFonts w:ascii="Arial" w:cs="Arial" w:eastAsia="Arial" w:hAnsi="Arial"/>
@@ -14629,7 +14629,7 @@
             <w:pPr>
               <w:spacing w:after="20" w:before="0"/>
             </w:pPr>
-            <w:hyperlink w:history="1" r:id="rId4pinjqyrssnnobmvkt-ep">
+            <w:hyperlink w:history="1" r:id="rIdzchl4rlg1rejqp1cr1ezc">
               <w:r>
                 <w:rPr>
                   <w:rFonts w:ascii="Arial" w:cs="Arial" w:eastAsia="Arial" w:hAnsi="Arial"/>
@@ -14662,7 +14662,7 @@
               <w:spacing w:after="10" w:before="0"/>
               <w:ind w:left="120"/>
             </w:pPr>
-            <w:hyperlink w:history="1" r:id="rIdcop-zls7gg9ch8uf2ttar">
+            <w:hyperlink w:history="1" r:id="rIdmh8tpcsxlefm0bawcnd44">
               <w:r>
                 <w:rPr>
                   <w:rFonts w:ascii="Arial" w:cs="Arial" w:eastAsia="Arial" w:hAnsi="Arial"/>
@@ -14707,7 +14707,7 @@
             <w:pPr>
               <w:spacing w:after="20" w:before="0"/>
             </w:pPr>
-            <w:hyperlink w:history="1" r:id="rId56zokxqa0pdorbkm-bynn">
+            <w:hyperlink w:history="1" r:id="rIdkurktuvr9exluuvapjfit">
               <w:r>
                 <w:rPr>
                   <w:rFonts w:ascii="Arial" w:cs="Arial" w:eastAsia="Arial" w:hAnsi="Arial"/>
@@ -14740,7 +14740,7 @@
               <w:spacing w:after="10" w:before="0"/>
               <w:ind w:left="120"/>
             </w:pPr>
-            <w:hyperlink w:history="1" r:id="rIdfm1qxaw8qotyhvtqlw1ku">
+            <w:hyperlink w:history="1" r:id="rIdeqz6nundfyuy9ink69uwr">
               <w:r>
                 <w:rPr>
                   <w:rFonts w:ascii="Arial" w:cs="Arial" w:eastAsia="Arial" w:hAnsi="Arial"/>
@@ -14935,7 +14935,7 @@
             <w:pPr>
               <w:spacing w:after="20" w:before="0"/>
             </w:pPr>
-            <w:hyperlink w:history="1" r:id="rIdatwgz15iffdidrmma_y0n">
+            <w:hyperlink w:history="1" r:id="rIdtdb8eihsajjlnbd0kjido">
               <w:r>
                 <w:rPr>
                   <w:rFonts w:ascii="Arial" w:cs="Arial" w:eastAsia="Arial" w:hAnsi="Arial"/>
@@ -14968,7 +14968,7 @@
               <w:spacing w:after="10" w:before="0"/>
               <w:ind w:left="120"/>
             </w:pPr>
-            <w:hyperlink w:history="1" r:id="rIdmyzux4odmnbifnbhgvdki">
+            <w:hyperlink w:history="1" r:id="rIdapptogmk0gb2xw8zsgzw-">
               <w:r>
                 <w:rPr>
                   <w:rFonts w:ascii="Arial" w:cs="Arial" w:eastAsia="Arial" w:hAnsi="Arial"/>
@@ -15013,7 +15013,7 @@
             <w:pPr>
               <w:spacing w:after="20" w:before="0"/>
             </w:pPr>
-            <w:hyperlink w:history="1" r:id="rIdob9zcrt6rli5mqdip_-bw">
+            <w:hyperlink w:history="1" r:id="rIddwevhb__ejtpdr-4wzykv">
               <w:r>
                 <w:rPr>
                   <w:rFonts w:ascii="Arial" w:cs="Arial" w:eastAsia="Arial" w:hAnsi="Arial"/>
@@ -15046,7 +15046,7 @@
               <w:spacing w:after="10" w:before="0"/>
               <w:ind w:left="120"/>
             </w:pPr>
-            <w:hyperlink w:history="1" r:id="rIdc7uguuw9osbt4tvsyr6nd">
+            <w:hyperlink w:history="1" r:id="rId0zbiipto5u7x77jtfp-6k">
               <w:r>
                 <w:rPr>
                   <w:rFonts w:ascii="Arial" w:cs="Arial" w:eastAsia="Arial" w:hAnsi="Arial"/>
@@ -15241,7 +15241,7 @@
             <w:pPr>
               <w:spacing w:after="20" w:before="0"/>
             </w:pPr>
-            <w:hyperlink w:history="1" r:id="rIdzwebsxcjqf56lw99j-iun">
+            <w:hyperlink w:history="1" r:id="rIdnucapbgvd7zqzop-yzzrc">
               <w:r>
                 <w:rPr>
                   <w:rFonts w:ascii="Arial" w:cs="Arial" w:eastAsia="Arial" w:hAnsi="Arial"/>
@@ -15274,7 +15274,7 @@
               <w:spacing w:after="10" w:before="0"/>
               <w:ind w:left="120"/>
             </w:pPr>
-            <w:hyperlink w:history="1" r:id="rIdkznawlumsq7k51hyqbvpf">
+            <w:hyperlink w:history="1" r:id="rId76qdrj0u-jaoq35nzhquz">
               <w:r>
                 <w:rPr>
                   <w:rFonts w:ascii="Arial" w:cs="Arial" w:eastAsia="Arial" w:hAnsi="Arial"/>
@@ -15319,7 +15319,7 @@
             <w:pPr>
               <w:spacing w:after="20" w:before="0"/>
             </w:pPr>
-            <w:hyperlink w:history="1" r:id="rIdt0vc27pv1wyok4cm519xc">
+            <w:hyperlink w:history="1" r:id="rIdft7m2entlt-75mv6ng2dw">
               <w:r>
                 <w:rPr>
                   <w:rFonts w:ascii="Arial" w:cs="Arial" w:eastAsia="Arial" w:hAnsi="Arial"/>
@@ -15352,7 +15352,7 @@
               <w:spacing w:after="10" w:before="0"/>
               <w:ind w:left="120"/>
             </w:pPr>
-            <w:hyperlink w:history="1" r:id="rIdawpen0uhwfzvkm_m_zbzs">
+            <w:hyperlink w:history="1" r:id="rIdndgz3iiyodysieqb0ny4i">
               <w:r>
                 <w:rPr>
                   <w:rFonts w:ascii="Arial" w:cs="Arial" w:eastAsia="Arial" w:hAnsi="Arial"/>
@@ -15547,7 +15547,7 @@
             <w:pPr>
               <w:spacing w:after="20" w:before="0"/>
             </w:pPr>
-            <w:hyperlink w:history="1" r:id="rIdvxnhc6suz8urv24bba1mr">
+            <w:hyperlink w:history="1" r:id="rIdphrmvhl9pagqtqbvrgjjq">
               <w:r>
                 <w:rPr>
                   <w:rFonts w:ascii="Arial" w:cs="Arial" w:eastAsia="Arial" w:hAnsi="Arial"/>
@@ -15580,7 +15580,7 @@
               <w:spacing w:after="10" w:before="0"/>
               <w:ind w:left="120"/>
             </w:pPr>
-            <w:hyperlink w:history="1" r:id="rIdr0qbkhg4zbxmowl-vzrvi">
+            <w:hyperlink w:history="1" r:id="rIdtfmwyl3bn-c79ipixk74n">
               <w:r>
                 <w:rPr>
                   <w:rFonts w:ascii="Arial" w:cs="Arial" w:eastAsia="Arial" w:hAnsi="Arial"/>
@@ -15625,7 +15625,7 @@
             <w:pPr>
               <w:spacing w:after="20" w:before="0"/>
             </w:pPr>
-            <w:hyperlink w:history="1" r:id="rIdrts6hm19zukfg2vfgjrmb">
+            <w:hyperlink w:history="1" r:id="rIdonkzjprrj3gfnt_wvan-m">
               <w:r>
                 <w:rPr>
                   <w:rFonts w:ascii="Arial" w:cs="Arial" w:eastAsia="Arial" w:hAnsi="Arial"/>
@@ -15658,7 +15658,7 @@
               <w:spacing w:after="10" w:before="0"/>
               <w:ind w:left="120"/>
             </w:pPr>
-            <w:hyperlink w:history="1" r:id="rIdwe-kzlnzfou4n_-7ec57c">
+            <w:hyperlink w:history="1" r:id="rIdbnuogvgva_akwkik-vjsk">
               <w:r>
                 <w:rPr>
                   <w:rFonts w:ascii="Arial" w:cs="Arial" w:eastAsia="Arial" w:hAnsi="Arial"/>
@@ -15853,7 +15853,7 @@
             <w:pPr>
               <w:spacing w:after="20" w:before="0"/>
             </w:pPr>
-            <w:hyperlink w:history="1" r:id="rId2xag6qouh8_jkujzqw-hk">
+            <w:hyperlink w:history="1" r:id="rIdu4ohsahnixxxyr5kgp_3k">
               <w:r>
                 <w:rPr>
                   <w:rFonts w:ascii="Arial" w:cs="Arial" w:eastAsia="Arial" w:hAnsi="Arial"/>
@@ -15886,7 +15886,7 @@
               <w:spacing w:after="10" w:before="0"/>
               <w:ind w:left="120"/>
             </w:pPr>
-            <w:hyperlink w:history="1" r:id="rIdi69jwg27zekjlhxohuwgy">
+            <w:hyperlink w:history="1" r:id="rIdruafv9kk79i8kqfxoscz5">
               <w:r>
                 <w:rPr>
                   <w:rFonts w:ascii="Arial" w:cs="Arial" w:eastAsia="Arial" w:hAnsi="Arial"/>
@@ -15931,7 +15931,7 @@
             <w:pPr>
               <w:spacing w:after="20" w:before="0"/>
             </w:pPr>
-            <w:hyperlink w:history="1" r:id="rId0wbyulywjw7yrc7akf-ey">
+            <w:hyperlink w:history="1" r:id="rIdckzccsxlgfzomesm_8ysd">
               <w:r>
                 <w:rPr>
                   <w:rFonts w:ascii="Arial" w:cs="Arial" w:eastAsia="Arial" w:hAnsi="Arial"/>
@@ -15964,7 +15964,7 @@
               <w:spacing w:after="10" w:before="0"/>
               <w:ind w:left="120"/>
             </w:pPr>
-            <w:hyperlink w:history="1" r:id="rIdp824ijlpsou_4zzx0ioih">
+            <w:hyperlink w:history="1" r:id="rIdvmv1b67twhgwdwqsprcpp">
               <w:r>
                 <w:rPr>
                   <w:rFonts w:ascii="Arial" w:cs="Arial" w:eastAsia="Arial" w:hAnsi="Arial"/>
@@ -17451,7 +17451,7 @@
             <w:pPr>
               <w:spacing w:after="20" w:before="0"/>
             </w:pPr>
-            <w:hyperlink w:history="1" r:id="rId42uxi5rnmrjzmkhjimsqo">
+            <w:hyperlink w:history="1" r:id="rIdrpkevmnn6vrcsivyn5gwt">
               <w:r>
                 <w:rPr>
                   <w:rFonts w:ascii="Arial" w:cs="Arial" w:eastAsia="Arial" w:hAnsi="Arial"/>
@@ -17484,7 +17484,7 @@
               <w:spacing w:after="10" w:before="0"/>
               <w:ind w:left="120"/>
             </w:pPr>
-            <w:hyperlink w:history="1" r:id="rIdboa9ft6gjjfdwqjrjd0fn">
+            <w:hyperlink w:history="1" r:id="rIdfo3jcknoglb4-iacnjepx">
               <w:r>
                 <w:rPr>
                   <w:rFonts w:ascii="Arial" w:cs="Arial" w:eastAsia="Arial" w:hAnsi="Arial"/>
@@ -17529,7 +17529,7 @@
             <w:pPr>
               <w:spacing w:after="20" w:before="0"/>
             </w:pPr>
-            <w:hyperlink w:history="1" r:id="rIdjmejs8fv4xl2se3btpmxp">
+            <w:hyperlink w:history="1" r:id="rIdctt8ascg8m9ki4kwycruk">
               <w:r>
                 <w:rPr>
                   <w:rFonts w:ascii="Arial" w:cs="Arial" w:eastAsia="Arial" w:hAnsi="Arial"/>
@@ -17562,7 +17562,7 @@
               <w:spacing w:after="10" w:before="0"/>
               <w:ind w:left="120"/>
             </w:pPr>
-            <w:hyperlink w:history="1" r:id="rIditq0bqsmcmwwgj-kr37ou">
+            <w:hyperlink w:history="1" r:id="rIdjc_wz5uccjhs9tsn1edwi">
               <w:r>
                 <w:rPr>
                   <w:rFonts w:ascii="Arial" w:cs="Arial" w:eastAsia="Arial" w:hAnsi="Arial"/>
@@ -17757,7 +17757,7 @@
             <w:pPr>
               <w:spacing w:after="20" w:before="0"/>
             </w:pPr>
-            <w:hyperlink w:history="1" r:id="rIdsioguqquhpqdmjgdnw0q8">
+            <w:hyperlink w:history="1" r:id="rIdm3honugqm0fjlixdqzcqi">
               <w:r>
                 <w:rPr>
                   <w:rFonts w:ascii="Arial" w:cs="Arial" w:eastAsia="Arial" w:hAnsi="Arial"/>
@@ -17790,7 +17790,7 @@
               <w:spacing w:after="10" w:before="0"/>
               <w:ind w:left="120"/>
             </w:pPr>
-            <w:hyperlink w:history="1" r:id="rIdwgs3__krfynlbqxhivoep">
+            <w:hyperlink w:history="1" r:id="rIdojsn6h481pnz1ke8byfka">
               <w:r>
                 <w:rPr>
                   <w:rFonts w:ascii="Arial" w:cs="Arial" w:eastAsia="Arial" w:hAnsi="Arial"/>
@@ -17835,7 +17835,7 @@
             <w:pPr>
               <w:spacing w:after="20" w:before="0"/>
             </w:pPr>
-            <w:hyperlink w:history="1" r:id="rIdkoopj8ydp6gfhkugsguqy">
+            <w:hyperlink w:history="1" r:id="rId39qcd-6o-py7lq_y7uak2">
               <w:r>
                 <w:rPr>
                   <w:rFonts w:ascii="Arial" w:cs="Arial" w:eastAsia="Arial" w:hAnsi="Arial"/>
@@ -17868,7 +17868,7 @@
               <w:spacing w:after="10" w:before="0"/>
               <w:ind w:left="120"/>
             </w:pPr>
-            <w:hyperlink w:history="1" r:id="rIdnbvgrlxrbvt0hqeslrapp">
+            <w:hyperlink w:history="1" r:id="rIdl-wudabkxm4co8jndjhxb">
               <w:r>
                 <w:rPr>
                   <w:rFonts w:ascii="Arial" w:cs="Arial" w:eastAsia="Arial" w:hAnsi="Arial"/>
@@ -18063,7 +18063,7 @@
             <w:pPr>
               <w:spacing w:after="20" w:before="0"/>
             </w:pPr>
-            <w:hyperlink w:history="1" r:id="rId5ij3pb3qf6mrt8o7pn93t">
+            <w:hyperlink w:history="1" r:id="rIdkjgdabfmjyndid7untwx7">
               <w:r>
                 <w:rPr>
                   <w:rFonts w:ascii="Arial" w:cs="Arial" w:eastAsia="Arial" w:hAnsi="Arial"/>
@@ -18096,7 +18096,7 @@
               <w:spacing w:after="10" w:before="0"/>
               <w:ind w:left="120"/>
             </w:pPr>
-            <w:hyperlink w:history="1" r:id="rIdkc83s2wdtwxt8rdqwinln">
+            <w:hyperlink w:history="1" r:id="rIdvq4twyxlfpuhvw7rsqai2">
               <w:r>
                 <w:rPr>
                   <w:rFonts w:ascii="Arial" w:cs="Arial" w:eastAsia="Arial" w:hAnsi="Arial"/>
@@ -18141,7 +18141,7 @@
             <w:pPr>
               <w:spacing w:after="20" w:before="0"/>
             </w:pPr>
-            <w:hyperlink w:history="1" r:id="rId-50rgery9dxwbgj_cgzcb">
+            <w:hyperlink w:history="1" r:id="rIdwkoirotul7mr4nuqxxusp">
               <w:r>
                 <w:rPr>
                   <w:rFonts w:ascii="Arial" w:cs="Arial" w:eastAsia="Arial" w:hAnsi="Arial"/>
@@ -18174,7 +18174,7 @@
               <w:spacing w:after="10" w:before="0"/>
               <w:ind w:left="120"/>
             </w:pPr>
-            <w:hyperlink w:history="1" r:id="rId58dnduxnplvxtm3yebjx6">
+            <w:hyperlink w:history="1" r:id="rIdtfqpta_6gc3egarlblffm">
               <w:r>
                 <w:rPr>
                   <w:rFonts w:ascii="Arial" w:cs="Arial" w:eastAsia="Arial" w:hAnsi="Arial"/>
@@ -18369,7 +18369,7 @@
             <w:pPr>
               <w:spacing w:after="20" w:before="0"/>
             </w:pPr>
-            <w:hyperlink w:history="1" r:id="rId7r66fisrhxexaoyr96li7">
+            <w:hyperlink w:history="1" r:id="rId-y9p9iz83fu4xcjup9zf9">
               <w:r>
                 <w:rPr>
                   <w:rFonts w:ascii="Arial" w:cs="Arial" w:eastAsia="Arial" w:hAnsi="Arial"/>
@@ -18402,7 +18402,7 @@
               <w:spacing w:after="10" w:before="0"/>
               <w:ind w:left="120"/>
             </w:pPr>
-            <w:hyperlink w:history="1" r:id="rIdwp_hxmcwfqfze18lsmki6">
+            <w:hyperlink w:history="1" r:id="rIdlbdtbwlxzwsi99en_ze5u">
               <w:r>
                 <w:rPr>
                   <w:rFonts w:ascii="Arial" w:cs="Arial" w:eastAsia="Arial" w:hAnsi="Arial"/>
@@ -18447,7 +18447,7 @@
             <w:pPr>
               <w:spacing w:after="20" w:before="0"/>
             </w:pPr>
-            <w:hyperlink w:history="1" r:id="rIdtf4hhevdrakrdzhzo5r_o">
+            <w:hyperlink w:history="1" r:id="rIdxa_leat-sjlg9hp8j0jw5">
               <w:r>
                 <w:rPr>
                   <w:rFonts w:ascii="Arial" w:cs="Arial" w:eastAsia="Arial" w:hAnsi="Arial"/>
@@ -18480,7 +18480,7 @@
               <w:spacing w:after="10" w:before="0"/>
               <w:ind w:left="120"/>
             </w:pPr>
-            <w:hyperlink w:history="1" r:id="rIdq3q5nwkek4vqciiiyp9fv">
+            <w:hyperlink w:history="1" r:id="rIdyl2qup3a-07khb6zvz_zz">
               <w:r>
                 <w:rPr>
                   <w:rFonts w:ascii="Arial" w:cs="Arial" w:eastAsia="Arial" w:hAnsi="Arial"/>
@@ -18675,7 +18675,7 @@
             <w:pPr>
               <w:spacing w:after="20" w:before="0"/>
             </w:pPr>
-            <w:hyperlink w:history="1" r:id="rIdtbkmystox2n3iqx8usogk">
+            <w:hyperlink w:history="1" r:id="rIdklcdl931qnf3uiujsnkos">
               <w:r>
                 <w:rPr>
                   <w:rFonts w:ascii="Arial" w:cs="Arial" w:eastAsia="Arial" w:hAnsi="Arial"/>
@@ -18708,7 +18708,7 @@
               <w:spacing w:after="10" w:before="0"/>
               <w:ind w:left="120"/>
             </w:pPr>
-            <w:hyperlink w:history="1" r:id="rIditzyvytfua49xecewfodm">
+            <w:hyperlink w:history="1" r:id="rIdkglvoqza7wnvclkf0op5m">
               <w:r>
                 <w:rPr>
                   <w:rFonts w:ascii="Arial" w:cs="Arial" w:eastAsia="Arial" w:hAnsi="Arial"/>
@@ -18753,7 +18753,7 @@
             <w:pPr>
               <w:spacing w:after="20" w:before="0"/>
             </w:pPr>
-            <w:hyperlink w:history="1" r:id="rIdi7lr6l5fi2cb7xeazx5ed">
+            <w:hyperlink w:history="1" r:id="rIdjpmsjqvjkvnjomcsg6s1j">
               <w:r>
                 <w:rPr>
                   <w:rFonts w:ascii="Arial" w:cs="Arial" w:eastAsia="Arial" w:hAnsi="Arial"/>
@@ -18786,7 +18786,7 @@
               <w:spacing w:after="10" w:before="0"/>
               <w:ind w:left="120"/>
             </w:pPr>
-            <w:hyperlink w:history="1" r:id="rId8en3qrhauyg_jtcndnxad">
+            <w:hyperlink w:history="1" r:id="rId_m-pg384jqtv3b0hlgbfu">
               <w:r>
                 <w:rPr>
                   <w:rFonts w:ascii="Arial" w:cs="Arial" w:eastAsia="Arial" w:hAnsi="Arial"/>
@@ -20273,7 +20273,7 @@
             <w:pPr>
               <w:spacing w:after="20" w:before="0"/>
             </w:pPr>
-            <w:hyperlink w:history="1" r:id="rIdhsjgquqa0kfjwsl5_6alf">
+            <w:hyperlink w:history="1" r:id="rIdzbsugbbb9uljtz8nqy4m3">
               <w:r>
                 <w:rPr>
                   <w:rFonts w:ascii="Arial" w:cs="Arial" w:eastAsia="Arial" w:hAnsi="Arial"/>
@@ -20306,7 +20306,7 @@
               <w:spacing w:after="10" w:before="0"/>
               <w:ind w:left="120"/>
             </w:pPr>
-            <w:hyperlink w:history="1" r:id="rIdagaabfqeccv5c4_bsoihm">
+            <w:hyperlink w:history="1" r:id="rId9lg7mvktzfkbhcnmou_ai">
               <w:r>
                 <w:rPr>
                   <w:rFonts w:ascii="Arial" w:cs="Arial" w:eastAsia="Arial" w:hAnsi="Arial"/>
@@ -20351,7 +20351,7 @@
             <w:pPr>
               <w:spacing w:after="20" w:before="0"/>
             </w:pPr>
-            <w:hyperlink w:history="1" r:id="rId-dmbpgfboupeigl-bd-ye">
+            <w:hyperlink w:history="1" r:id="rId_e5--xfu77oa_sy0djthe">
               <w:r>
                 <w:rPr>
                   <w:rFonts w:ascii="Arial" w:cs="Arial" w:eastAsia="Arial" w:hAnsi="Arial"/>
@@ -20384,7 +20384,7 @@
               <w:spacing w:after="10" w:before="0"/>
               <w:ind w:left="120"/>
             </w:pPr>
-            <w:hyperlink w:history="1" r:id="rIdxb8nhzfwnsaozxzxb75s7">
+            <w:hyperlink w:history="1" r:id="rIdztrz3i7e08n3ibciykyef">
               <w:r>
                 <w:rPr>
                   <w:rFonts w:ascii="Arial" w:cs="Arial" w:eastAsia="Arial" w:hAnsi="Arial"/>
@@ -20579,7 +20579,7 @@
             <w:pPr>
               <w:spacing w:after="20" w:before="0"/>
             </w:pPr>
-            <w:hyperlink w:history="1" r:id="rIdghfzij_z_kz3bxiaehpp3">
+            <w:hyperlink w:history="1" r:id="rIdwt-ff9oyyw9d-x00gnww0">
               <w:r>
                 <w:rPr>
                   <w:rFonts w:ascii="Arial" w:cs="Arial" w:eastAsia="Arial" w:hAnsi="Arial"/>
@@ -20612,7 +20612,7 @@
               <w:spacing w:after="10" w:before="0"/>
               <w:ind w:left="120"/>
             </w:pPr>
-            <w:hyperlink w:history="1" r:id="rIdauhpwtkkogcnwtbfzpahj">
+            <w:hyperlink w:history="1" r:id="rIdfxpwkriykvm3tqlbknncj">
               <w:r>
                 <w:rPr>
                   <w:rFonts w:ascii="Arial" w:cs="Arial" w:eastAsia="Arial" w:hAnsi="Arial"/>
@@ -20657,7 +20657,7 @@
             <w:pPr>
               <w:spacing w:after="20" w:before="0"/>
             </w:pPr>
-            <w:hyperlink w:history="1" r:id="rId2zfaziqxfx5dmxppk5rca">
+            <w:hyperlink w:history="1" r:id="rIdqerlvuhwtx9jb0dn6m3c1">
               <w:r>
                 <w:rPr>
                   <w:rFonts w:ascii="Arial" w:cs="Arial" w:eastAsia="Arial" w:hAnsi="Arial"/>
@@ -20690,7 +20690,7 @@
               <w:spacing w:after="10" w:before="0"/>
               <w:ind w:left="120"/>
             </w:pPr>
-            <w:hyperlink w:history="1" r:id="rIdbcmxvcrkzb_2e0i95tqbt">
+            <w:hyperlink w:history="1" r:id="rId5ck_0eepsn7peehpskqrc">
               <w:r>
                 <w:rPr>
                   <w:rFonts w:ascii="Arial" w:cs="Arial" w:eastAsia="Arial" w:hAnsi="Arial"/>
@@ -20885,7 +20885,7 @@
             <w:pPr>
               <w:spacing w:after="20" w:before="0"/>
             </w:pPr>
-            <w:hyperlink w:history="1" r:id="rIdohagfiduzuhxmjafiz7aw">
+            <w:hyperlink w:history="1" r:id="rIdxp-edjmm2ajclwhjsqnsm">
               <w:r>
                 <w:rPr>
                   <w:rFonts w:ascii="Arial" w:cs="Arial" w:eastAsia="Arial" w:hAnsi="Arial"/>
@@ -20918,7 +20918,7 @@
               <w:spacing w:after="10" w:before="0"/>
               <w:ind w:left="120"/>
             </w:pPr>
-            <w:hyperlink w:history="1" r:id="rIdiqal_f9qu3oh7kz9kq1tk">
+            <w:hyperlink w:history="1" r:id="rIdphqoicz_ha_xk2bonmgqe">
               <w:r>
                 <w:rPr>
                   <w:rFonts w:ascii="Arial" w:cs="Arial" w:eastAsia="Arial" w:hAnsi="Arial"/>
@@ -20963,7 +20963,7 @@
             <w:pPr>
               <w:spacing w:after="20" w:before="0"/>
             </w:pPr>
-            <w:hyperlink w:history="1" r:id="rId7__ngnumg8by1y7tkixgr">
+            <w:hyperlink w:history="1" r:id="rIdmxlq5bdjy-2fjp7z2afwh">
               <w:r>
                 <w:rPr>
                   <w:rFonts w:ascii="Arial" w:cs="Arial" w:eastAsia="Arial" w:hAnsi="Arial"/>
@@ -20996,7 +20996,7 @@
               <w:spacing w:after="10" w:before="0"/>
               <w:ind w:left="120"/>
             </w:pPr>
-            <w:hyperlink w:history="1" r:id="rIdfbpqg3skcwx717240s5oe">
+            <w:hyperlink w:history="1" r:id="rIdmt-csbb05_wv9for_sfyx">
               <w:r>
                 <w:rPr>
                   <w:rFonts w:ascii="Arial" w:cs="Arial" w:eastAsia="Arial" w:hAnsi="Arial"/>
@@ -21191,7 +21191,7 @@
             <w:pPr>
               <w:spacing w:after="20" w:before="0"/>
             </w:pPr>
-            <w:hyperlink w:history="1" r:id="rIdqhzq8kj6mq-nsftvfpd9y">
+            <w:hyperlink w:history="1" r:id="rIdxlkfkgy0jz-jwho0emqbm">
               <w:r>
                 <w:rPr>
                   <w:rFonts w:ascii="Arial" w:cs="Arial" w:eastAsia="Arial" w:hAnsi="Arial"/>
@@ -21224,7 +21224,7 @@
               <w:spacing w:after="10" w:before="0"/>
               <w:ind w:left="120"/>
             </w:pPr>
-            <w:hyperlink w:history="1" r:id="rIdpcevxyn24ijqgginolxfx">
+            <w:hyperlink w:history="1" r:id="rIdzpne15y-fkcryc0vmmwgm">
               <w:r>
                 <w:rPr>
                   <w:rFonts w:ascii="Arial" w:cs="Arial" w:eastAsia="Arial" w:hAnsi="Arial"/>
@@ -21269,7 +21269,7 @@
             <w:pPr>
               <w:spacing w:after="20" w:before="0"/>
             </w:pPr>
-            <w:hyperlink w:history="1" r:id="rIdhnxqvqa7ebgirirrn_tei">
+            <w:hyperlink w:history="1" r:id="rIdcbwviyol4pfyjevdeo0j8">
               <w:r>
                 <w:rPr>
                   <w:rFonts w:ascii="Arial" w:cs="Arial" w:eastAsia="Arial" w:hAnsi="Arial"/>
@@ -21302,7 +21302,7 @@
               <w:spacing w:after="10" w:before="0"/>
               <w:ind w:left="120"/>
             </w:pPr>
-            <w:hyperlink w:history="1" r:id="rIdy12ujb-3qnlxy1wtb3eh2">
+            <w:hyperlink w:history="1" r:id="rIdpyfpl9puesxg_cubepyxx">
               <w:r>
                 <w:rPr>
                   <w:rFonts w:ascii="Arial" w:cs="Arial" w:eastAsia="Arial" w:hAnsi="Arial"/>
@@ -21497,7 +21497,7 @@
             <w:pPr>
               <w:spacing w:after="20" w:before="0"/>
             </w:pPr>
-            <w:hyperlink w:history="1" r:id="rIdxlbsenrnmrm_ab7j6onjo">
+            <w:hyperlink w:history="1" r:id="rIdz7xdfi8dqcdc4lfk-13oh">
               <w:r>
                 <w:rPr>
                   <w:rFonts w:ascii="Arial" w:cs="Arial" w:eastAsia="Arial" w:hAnsi="Arial"/>
@@ -21530,7 +21530,7 @@
               <w:spacing w:after="10" w:before="0"/>
               <w:ind w:left="120"/>
             </w:pPr>
-            <w:hyperlink w:history="1" r:id="rIdmjiqndaokjfgiaw9fiyxw">
+            <w:hyperlink w:history="1" r:id="rIdkkuoktjbzsjfdloohq5gn">
               <w:r>
                 <w:rPr>
                   <w:rFonts w:ascii="Arial" w:cs="Arial" w:eastAsia="Arial" w:hAnsi="Arial"/>
@@ -21575,7 +21575,7 @@
             <w:pPr>
               <w:spacing w:after="20" w:before="0"/>
             </w:pPr>
-            <w:hyperlink w:history="1" r:id="rIdqtnu867-7d0u39t0widi4">
+            <w:hyperlink w:history="1" r:id="rIdtgxcdjcwvuhhvsx4vgahs">
               <w:r>
                 <w:rPr>
                   <w:rFonts w:ascii="Arial" w:cs="Arial" w:eastAsia="Arial" w:hAnsi="Arial"/>
@@ -21608,7 +21608,7 @@
               <w:spacing w:after="10" w:before="0"/>
               <w:ind w:left="120"/>
             </w:pPr>
-            <w:hyperlink w:history="1" r:id="rIdxdcssxdfneoah5po9weqj">
+            <w:hyperlink w:history="1" r:id="rIdco7tz6e3cxjbdw4kdxjfm">
               <w:r>
                 <w:rPr>
                   <w:rFonts w:ascii="Arial" w:cs="Arial" w:eastAsia="Arial" w:hAnsi="Arial"/>
@@ -23095,7 +23095,7 @@
             <w:pPr>
               <w:spacing w:after="20" w:before="0"/>
             </w:pPr>
-            <w:hyperlink w:history="1" r:id="rIdnml_l9ewuhdrbmxfksltl">
+            <w:hyperlink w:history="1" r:id="rIdylelm_jv_aiee3rjznvwg">
               <w:r>
                 <w:rPr>
                   <w:rFonts w:ascii="Arial" w:cs="Arial" w:eastAsia="Arial" w:hAnsi="Arial"/>
@@ -23128,7 +23128,7 @@
               <w:spacing w:after="10" w:before="0"/>
               <w:ind w:left="120"/>
             </w:pPr>
-            <w:hyperlink w:history="1" r:id="rId6upryu6dcp-cankm6mu-k">
+            <w:hyperlink w:history="1" r:id="rIds_ywtejzmmtttmfesj289">
               <w:r>
                 <w:rPr>
                   <w:rFonts w:ascii="Arial" w:cs="Arial" w:eastAsia="Arial" w:hAnsi="Arial"/>
@@ -23173,7 +23173,7 @@
             <w:pPr>
               <w:spacing w:after="20" w:before="0"/>
             </w:pPr>
-            <w:hyperlink w:history="1" r:id="rIdy2g-picutky60lpppfkrz">
+            <w:hyperlink w:history="1" r:id="rIdmkvz6kwyeztrua8m16kf_">
               <w:r>
                 <w:rPr>
                   <w:rFonts w:ascii="Arial" w:cs="Arial" w:eastAsia="Arial" w:hAnsi="Arial"/>
@@ -23206,7 +23206,7 @@
               <w:spacing w:after="10" w:before="0"/>
               <w:ind w:left="120"/>
             </w:pPr>
-            <w:hyperlink w:history="1" r:id="rId4ngwblpdhrqozw8kcqqi5">
+            <w:hyperlink w:history="1" r:id="rIdrjnodjc7jhrsdsedw3l33">
               <w:r>
                 <w:rPr>
                   <w:rFonts w:ascii="Arial" w:cs="Arial" w:eastAsia="Arial" w:hAnsi="Arial"/>
@@ -23401,7 +23401,7 @@
             <w:pPr>
               <w:spacing w:after="20" w:before="0"/>
             </w:pPr>
-            <w:hyperlink w:history="1" r:id="rIddwgrarfqu6tfe2ldvdq_m">
+            <w:hyperlink w:history="1" r:id="rIdquxtx-sbxv-k79kabq1k6">
               <w:r>
                 <w:rPr>
                   <w:rFonts w:ascii="Arial" w:cs="Arial" w:eastAsia="Arial" w:hAnsi="Arial"/>
@@ -23434,7 +23434,7 @@
               <w:spacing w:after="10" w:before="0"/>
               <w:ind w:left="120"/>
             </w:pPr>
-            <w:hyperlink w:history="1" r:id="rIdd3b0dstyhbnxkgrcjikq6">
+            <w:hyperlink w:history="1" r:id="rIdpms_7vnaqydbnk4ewm3k9">
               <w:r>
                 <w:rPr>
                   <w:rFonts w:ascii="Arial" w:cs="Arial" w:eastAsia="Arial" w:hAnsi="Arial"/>
@@ -23479,7 +23479,7 @@
             <w:pPr>
               <w:spacing w:after="20" w:before="0"/>
             </w:pPr>
-            <w:hyperlink w:history="1" r:id="rIdvwbrjfiow9bxcqeb5fjy3">
+            <w:hyperlink w:history="1" r:id="rIdz-e0cf2duqpmwj5p-eoh8">
               <w:r>
                 <w:rPr>
                   <w:rFonts w:ascii="Arial" w:cs="Arial" w:eastAsia="Arial" w:hAnsi="Arial"/>
@@ -23512,7 +23512,7 @@
               <w:spacing w:after="10" w:before="0"/>
               <w:ind w:left="120"/>
             </w:pPr>
-            <w:hyperlink w:history="1" r:id="rIdowi_is8yyv4wc2sjptjfx">
+            <w:hyperlink w:history="1" r:id="rId_8_zguwtd6msrowpb1dcr">
               <w:r>
                 <w:rPr>
                   <w:rFonts w:ascii="Arial" w:cs="Arial" w:eastAsia="Arial" w:hAnsi="Arial"/>
@@ -23707,7 +23707,7 @@
             <w:pPr>
               <w:spacing w:after="20" w:before="0"/>
             </w:pPr>
-            <w:hyperlink w:history="1" r:id="rIdajqtz7dy4x3kizuvasyh6">
+            <w:hyperlink w:history="1" r:id="rIdxjcl5cnbcavbaluamize_">
               <w:r>
                 <w:rPr>
                   <w:rFonts w:ascii="Arial" w:cs="Arial" w:eastAsia="Arial" w:hAnsi="Arial"/>
@@ -23740,7 +23740,7 @@
               <w:spacing w:after="10" w:before="0"/>
               <w:ind w:left="120"/>
             </w:pPr>
-            <w:hyperlink w:history="1" r:id="rId-4nyrcwsfdm0jtvnmdula">
+            <w:hyperlink w:history="1" r:id="rIdcutshwfqyy8_gbegbuhaq">
               <w:r>
                 <w:rPr>
                   <w:rFonts w:ascii="Arial" w:cs="Arial" w:eastAsia="Arial" w:hAnsi="Arial"/>
@@ -23785,7 +23785,7 @@
             <w:pPr>
               <w:spacing w:after="20" w:before="0"/>
             </w:pPr>
-            <w:hyperlink w:history="1" r:id="rIdyxssshkcsq6beymgc7nse">
+            <w:hyperlink w:history="1" r:id="rIdrmztmwzqxydrd2kxvqsyg">
               <w:r>
                 <w:rPr>
                   <w:rFonts w:ascii="Arial" w:cs="Arial" w:eastAsia="Arial" w:hAnsi="Arial"/>
@@ -23818,7 +23818,7 @@
               <w:spacing w:after="10" w:before="0"/>
               <w:ind w:left="120"/>
             </w:pPr>
-            <w:hyperlink w:history="1" r:id="rIde1xvqd26jgnnvf_s6z5z-">
+            <w:hyperlink w:history="1" r:id="rIdvva_vntdczbg1dopujakm">
               <w:r>
                 <w:rPr>
                   <w:rFonts w:ascii="Arial" w:cs="Arial" w:eastAsia="Arial" w:hAnsi="Arial"/>
@@ -24013,7 +24013,7 @@
             <w:pPr>
               <w:spacing w:after="20" w:before="0"/>
             </w:pPr>
-            <w:hyperlink w:history="1" r:id="rId2iiikgkbmukhyzprmfdos">
+            <w:hyperlink w:history="1" r:id="rId6s9nzehlbwjknzbsueruk">
               <w:r>
                 <w:rPr>
                   <w:rFonts w:ascii="Arial" w:cs="Arial" w:eastAsia="Arial" w:hAnsi="Arial"/>
@@ -24046,7 +24046,7 @@
               <w:spacing w:after="10" w:before="0"/>
               <w:ind w:left="120"/>
             </w:pPr>
-            <w:hyperlink w:history="1" r:id="rIdfbjhfcuuzst0eifqtx7b-">
+            <w:hyperlink w:history="1" r:id="rIdldewu1rkxksc2ukniqnvw">
               <w:r>
                 <w:rPr>
                   <w:rFonts w:ascii="Arial" w:cs="Arial" w:eastAsia="Arial" w:hAnsi="Arial"/>
@@ -24091,7 +24091,7 @@
             <w:pPr>
               <w:spacing w:after="20" w:before="0"/>
             </w:pPr>
-            <w:hyperlink w:history="1" r:id="rIdnr9cskhyhdsvo3tpeh5p0">
+            <w:hyperlink w:history="1" r:id="rIddhxv-_6jptzbn1p6ji3n_">
               <w:r>
                 <w:rPr>
                   <w:rFonts w:ascii="Arial" w:cs="Arial" w:eastAsia="Arial" w:hAnsi="Arial"/>
@@ -24124,7 +24124,7 @@
               <w:spacing w:after="10" w:before="0"/>
               <w:ind w:left="120"/>
             </w:pPr>
-            <w:hyperlink w:history="1" r:id="rIdbbzjhn1akdw_pfkaxmci0">
+            <w:hyperlink w:history="1" r:id="rIdn0ks7g1kxteaylmgpl5kq">
               <w:r>
                 <w:rPr>
                   <w:rFonts w:ascii="Arial" w:cs="Arial" w:eastAsia="Arial" w:hAnsi="Arial"/>
@@ -24319,7 +24319,7 @@
             <w:pPr>
               <w:spacing w:after="20" w:before="0"/>
             </w:pPr>
-            <w:hyperlink w:history="1" r:id="rId-rvt9zmzkmkaumz1veif6">
+            <w:hyperlink w:history="1" r:id="rIdad9bnjkhijppqs_dzpm8l">
               <w:r>
                 <w:rPr>
                   <w:rFonts w:ascii="Arial" w:cs="Arial" w:eastAsia="Arial" w:hAnsi="Arial"/>
@@ -24352,7 +24352,7 @@
               <w:spacing w:after="10" w:before="0"/>
               <w:ind w:left="120"/>
             </w:pPr>
-            <w:hyperlink w:history="1" r:id="rIdhlhmprr5ii0e050f1t4wh">
+            <w:hyperlink w:history="1" r:id="rIddsbwt0jrdthejbbvy1hvp">
               <w:r>
                 <w:rPr>
                   <w:rFonts w:ascii="Arial" w:cs="Arial" w:eastAsia="Arial" w:hAnsi="Arial"/>
@@ -24397,7 +24397,7 @@
             <w:pPr>
               <w:spacing w:after="20" w:before="0"/>
             </w:pPr>
-            <w:hyperlink w:history="1" r:id="rIdmewajblnpz7_rkoqd9wos">
+            <w:hyperlink w:history="1" r:id="rIdokv-zkb1xwcumhvc5cwym">
               <w:r>
                 <w:rPr>
                   <w:rFonts w:ascii="Arial" w:cs="Arial" w:eastAsia="Arial" w:hAnsi="Arial"/>
@@ -24430,7 +24430,7 @@
               <w:spacing w:after="10" w:before="0"/>
               <w:ind w:left="120"/>
             </w:pPr>
-            <w:hyperlink w:history="1" r:id="rIdjnnyi7pgzlf2uhqhnieym">
+            <w:hyperlink w:history="1" r:id="rIdelwbxbajfpabog28lqr7x">
               <w:r>
                 <w:rPr>
                   <w:rFonts w:ascii="Arial" w:cs="Arial" w:eastAsia="Arial" w:hAnsi="Arial"/>
